--- a/6. 大模型/1. 大模型概述.docx
+++ b/6. 大模型/1. 大模型概述.docx
@@ -33,7 +33,21 @@
         <w:rPr>
           <w:rFonts w:hint="eastAsia"/>
         </w:rPr>
-        <w:t>系列、文心大模型等）的兴起并非偶然，而是技术演进、数据积累、算力突破与产业需求共同推动的必然结果。其背景和必要性可从以下多维度分析：</w:t>
+        <w:t>系列、文心大模型等）的兴起并非偶然，而是技术演进、数据积累、</w:t>
+      </w:r>
+      <w:proofErr w:type="gramStart"/>
+      <w:r>
+        <w:rPr>
+          <w:rFonts w:hint="eastAsia"/>
+        </w:rPr>
+        <w:t>算力突破</w:t>
+      </w:r>
+      <w:proofErr w:type="gramEnd"/>
+      <w:r>
+        <w:rPr>
+          <w:rFonts w:hint="eastAsia"/>
+        </w:rPr>
+        <w:t>与产业需求共同推动的必然结果。其背景和必要性可从以下多维度分析：</w:t>
       </w:r>
     </w:p>
     <w:p>
@@ -64,7 +78,21 @@
         <w:rPr>
           <w:rFonts w:hint="eastAsia"/>
         </w:rPr>
-        <w:t>）算力爆发式增长</w:t>
+        <w:t>）</w:t>
+      </w:r>
+      <w:proofErr w:type="gramStart"/>
+      <w:r>
+        <w:rPr>
+          <w:rFonts w:hint="eastAsia"/>
+        </w:rPr>
+        <w:t>算力爆发式</w:t>
+      </w:r>
+      <w:proofErr w:type="gramEnd"/>
+      <w:r>
+        <w:rPr>
+          <w:rFonts w:hint="eastAsia"/>
+        </w:rPr>
+        <w:t>增长</w:t>
       </w:r>
       <w:r>
         <w:rPr>
@@ -158,7 +186,21 @@
         <w:rPr>
           <w:rFonts w:hint="eastAsia"/>
         </w:rPr>
-        <w:t>年中国智能算力增速达</w:t>
+        <w:t>年中国智能</w:t>
+      </w:r>
+      <w:proofErr w:type="gramStart"/>
+      <w:r>
+        <w:rPr>
+          <w:rFonts w:hint="eastAsia"/>
+        </w:rPr>
+        <w:t>算力增速</w:t>
+      </w:r>
+      <w:proofErr w:type="gramEnd"/>
+      <w:r>
+        <w:rPr>
+          <w:rFonts w:hint="eastAsia"/>
+        </w:rPr>
+        <w:t>达</w:t>
       </w:r>
       <w:r>
         <w:rPr>
@@ -170,7 +212,21 @@
         <w:rPr>
           <w:rFonts w:hint="eastAsia"/>
         </w:rPr>
-        <w:t>，算力总规模全球占比</w:t>
+        <w:t>，</w:t>
+      </w:r>
+      <w:proofErr w:type="gramStart"/>
+      <w:r>
+        <w:rPr>
+          <w:rFonts w:hint="eastAsia"/>
+        </w:rPr>
+        <w:t>算力总</w:t>
+      </w:r>
+      <w:proofErr w:type="gramEnd"/>
+      <w:r>
+        <w:rPr>
+          <w:rFonts w:hint="eastAsia"/>
+        </w:rPr>
+        <w:t>规模全球占比</w:t>
       </w:r>
       <w:r>
         <w:rPr>
@@ -182,7 +238,21 @@
         <w:rPr>
           <w:rFonts w:hint="eastAsia"/>
         </w:rPr>
-        <w:t>。阿里云张北智算中心达</w:t>
+        <w:t>。阿里云</w:t>
+      </w:r>
+      <w:proofErr w:type="gramStart"/>
+      <w:r>
+        <w:rPr>
+          <w:rFonts w:hint="eastAsia"/>
+        </w:rPr>
+        <w:t>张北智算中心</w:t>
+      </w:r>
+      <w:proofErr w:type="gramEnd"/>
+      <w:r>
+        <w:rPr>
+          <w:rFonts w:hint="eastAsia"/>
+        </w:rPr>
+        <w:t>达</w:t>
       </w:r>
       <w:r>
         <w:rPr>
@@ -202,11 +272,19 @@
         </w:rPr>
         <w:t>1200</w:t>
       </w:r>
-      <w:r>
-        <w:rPr>
-          <w:rFonts w:hint="eastAsia"/>
-        </w:rPr>
-        <w:t>亿亿次计算），相当于</w:t>
+      <w:proofErr w:type="gramStart"/>
+      <w:r>
+        <w:rPr>
+          <w:rFonts w:hint="eastAsia"/>
+        </w:rPr>
+        <w:t>亿亿</w:t>
+      </w:r>
+      <w:proofErr w:type="gramEnd"/>
+      <w:r>
+        <w:rPr>
+          <w:rFonts w:hint="eastAsia"/>
+        </w:rPr>
+        <w:t>次计算），相当于</w:t>
       </w:r>
       <w:r>
         <w:rPr>
@@ -253,7 +331,21 @@
         <w:rPr>
           <w:rFonts w:hint="eastAsia"/>
         </w:rPr>
-        <w:t>分布式计算与云计算技术使万卡级并行训练成为可能，突破传统算力瓶颈。</w:t>
+        <w:t>分布式计算与云计算技术使万卡级并行训练成为可能，突破</w:t>
+      </w:r>
+      <w:proofErr w:type="gramStart"/>
+      <w:r>
+        <w:rPr>
+          <w:rFonts w:hint="eastAsia"/>
+        </w:rPr>
+        <w:t>传统算力瓶颈</w:t>
+      </w:r>
+      <w:proofErr w:type="gramEnd"/>
+      <w:r>
+        <w:rPr>
+          <w:rFonts w:hint="eastAsia"/>
+        </w:rPr>
+        <w:t>。</w:t>
       </w:r>
     </w:p>
     <w:p>
@@ -442,6 +534,7 @@
         </w:rPr>
         <w:t xml:space="preserve">- </w:t>
       </w:r>
+      <w:proofErr w:type="gramStart"/>
       <w:r>
         <w:rPr>
           <w:rFonts w:hint="eastAsia"/>
@@ -449,6 +542,7 @@
         </w:rPr>
         <w:t>预训练</w:t>
       </w:r>
+      <w:proofErr w:type="gramEnd"/>
       <w:r>
         <w:rPr>
           <w:rFonts w:hint="eastAsia"/>
@@ -642,7 +736,21 @@
         <w:rPr>
           <w:rFonts w:hint="eastAsia"/>
         </w:rPr>
-        <w:t>）时，突现理解指令、跨任务推理等新能力。</w:t>
+        <w:t>）时，突现理解指令、</w:t>
+      </w:r>
+      <w:proofErr w:type="gramStart"/>
+      <w:r>
+        <w:rPr>
+          <w:rFonts w:hint="eastAsia"/>
+        </w:rPr>
+        <w:t>跨任务</w:t>
+      </w:r>
+      <w:proofErr w:type="gramEnd"/>
+      <w:r>
+        <w:rPr>
+          <w:rFonts w:hint="eastAsia"/>
+        </w:rPr>
+        <w:t>推理等新能力。</w:t>
       </w:r>
       <w:r>
         <w:rPr>
@@ -1019,11 +1127,19 @@
         </w:rPr>
         <w:t>Transformer</w:t>
       </w:r>
-      <w:r>
-        <w:rPr>
-          <w:rFonts w:hint="eastAsia"/>
-        </w:rPr>
-        <w:t>的算力限制，实现更高效的长上下文推理。</w:t>
+      <w:proofErr w:type="gramStart"/>
+      <w:r>
+        <w:rPr>
+          <w:rFonts w:hint="eastAsia"/>
+        </w:rPr>
+        <w:t>的算力限制</w:t>
+      </w:r>
+      <w:proofErr w:type="gramEnd"/>
+      <w:r>
+        <w:rPr>
+          <w:rFonts w:hint="eastAsia"/>
+        </w:rPr>
+        <w:t>，实现更高效的长上下文推理。</w:t>
       </w:r>
     </w:p>
     <w:p>
@@ -1117,11 +1233,19 @@
         </w:rPr>
         <w:t xml:space="preserve">- </w:t>
       </w:r>
-      <w:r>
-        <w:rPr>
-          <w:rFonts w:hint="eastAsia"/>
-        </w:rPr>
-        <w:t>算力产业规模达</w:t>
+      <w:proofErr w:type="gramStart"/>
+      <w:r>
+        <w:rPr>
+          <w:rFonts w:hint="eastAsia"/>
+        </w:rPr>
+        <w:t>算力产业</w:t>
+      </w:r>
+      <w:proofErr w:type="gramEnd"/>
+      <w:r>
+        <w:rPr>
+          <w:rFonts w:hint="eastAsia"/>
+        </w:rPr>
+        <w:t>规模达</w:t>
       </w:r>
       <w:r>
         <w:rPr>
@@ -1129,11 +1253,19 @@
         </w:rPr>
         <w:t>2.6</w:t>
       </w:r>
-      <w:r>
-        <w:rPr>
-          <w:rFonts w:hint="eastAsia"/>
-        </w:rPr>
-        <w:t>万亿元，带动经济总产出超</w:t>
+      <w:proofErr w:type="gramStart"/>
+      <w:r>
+        <w:rPr>
+          <w:rFonts w:hint="eastAsia"/>
+        </w:rPr>
+        <w:t>万亿</w:t>
+      </w:r>
+      <w:proofErr w:type="gramEnd"/>
+      <w:r>
+        <w:rPr>
+          <w:rFonts w:hint="eastAsia"/>
+        </w:rPr>
+        <w:t>元，带动经济总产出超</w:t>
       </w:r>
       <w:r>
         <w:rPr>
@@ -1141,11 +1273,19 @@
         </w:rPr>
         <w:t>10</w:t>
       </w:r>
-      <w:r>
-        <w:rPr>
-          <w:rFonts w:hint="eastAsia"/>
-        </w:rPr>
-        <w:t>万亿元。</w:t>
+      <w:proofErr w:type="gramStart"/>
+      <w:r>
+        <w:rPr>
+          <w:rFonts w:hint="eastAsia"/>
+        </w:rPr>
+        <w:t>万亿</w:t>
+      </w:r>
+      <w:proofErr w:type="gramEnd"/>
+      <w:r>
+        <w:rPr>
+          <w:rFonts w:hint="eastAsia"/>
+        </w:rPr>
+        <w:t>元。</w:t>
       </w:r>
     </w:p>
     <w:p>
@@ -1203,8 +1343,30 @@
         <w:rPr>
           <w:rFonts w:hint="eastAsia"/>
         </w:rPr>
-        <w:t>其出现是算力普惠化、数据爆炸、算法创新与产业数字化刚需</w:t>
-      </w:r>
+        <w:t>其出现</w:t>
+      </w:r>
+      <w:proofErr w:type="gramStart"/>
+      <w:r>
+        <w:rPr>
+          <w:rFonts w:hint="eastAsia"/>
+        </w:rPr>
+        <w:t>是算力普</w:t>
+      </w:r>
+      <w:proofErr w:type="gramEnd"/>
+      <w:r>
+        <w:rPr>
+          <w:rFonts w:hint="eastAsia"/>
+        </w:rPr>
+        <w:t>惠化、数据爆炸、算法创新与产业</w:t>
+      </w:r>
+      <w:proofErr w:type="gramStart"/>
+      <w:r>
+        <w:rPr>
+          <w:rFonts w:hint="eastAsia"/>
+        </w:rPr>
+        <w:t>数字化刚需</w:t>
+      </w:r>
+      <w:proofErr w:type="gramEnd"/>
       <w:r>
         <w:rPr>
           <w:rFonts w:hint="eastAsia"/>
@@ -1338,13 +1500,7 @@
         </w:r>
       </w:hyperlink>
     </w:p>
-    <w:p>
-      <w:pPr>
-        <w:rPr>
-          <w:rFonts w:hint="eastAsia"/>
-        </w:rPr>
-      </w:pPr>
-    </w:p>
+    <w:p/>
     <w:p>
       <w:pPr>
         <w:pStyle w:val="3"/>
@@ -1396,7 +1552,23 @@
           <w:rFonts w:hint="eastAsia"/>
           <w:color w:val="EE0000"/>
         </w:rPr>
-        <w:t>通过海量数据预训练掌握通用知识，再通过微调适配具体任务，实现“一个模型解决多类问题”的能力</w:t>
+        <w:t>通过海量数据</w:t>
+      </w:r>
+      <w:proofErr w:type="gramStart"/>
+      <w:r>
+        <w:rPr>
+          <w:rFonts w:hint="eastAsia"/>
+          <w:color w:val="EE0000"/>
+        </w:rPr>
+        <w:t>预训练</w:t>
+      </w:r>
+      <w:proofErr w:type="gramEnd"/>
+      <w:r>
+        <w:rPr>
+          <w:rFonts w:hint="eastAsia"/>
+          <w:color w:val="EE0000"/>
+        </w:rPr>
+        <w:t>掌握通用知识，再通过微调适配具体任务，实现“一个模型解决多类问题”的能力</w:t>
       </w:r>
       <w:r>
         <w:rPr>
@@ -1646,7 +1818,23 @@
           <w:rFonts w:hint="eastAsia"/>
           <w:color w:val="FF0000"/>
         </w:rPr>
-        <w:t>在预训练模型上注入少量标注数据，适配下游任务（如情感分析、医疗问答）。</w:t>
+        <w:t>在</w:t>
+      </w:r>
+      <w:proofErr w:type="gramStart"/>
+      <w:r>
+        <w:rPr>
+          <w:rFonts w:hint="eastAsia"/>
+          <w:color w:val="FF0000"/>
+        </w:rPr>
+        <w:t>预训练</w:t>
+      </w:r>
+      <w:proofErr w:type="gramEnd"/>
+      <w:r>
+        <w:rPr>
+          <w:rFonts w:hint="eastAsia"/>
+          <w:color w:val="FF0000"/>
+        </w:rPr>
+        <w:t>模型上注入少量标注数据，适配下游任务（如情感分析、医疗问答）。</w:t>
       </w:r>
       <w:r>
         <w:rPr>
@@ -1921,7 +2109,21 @@
         <w:rPr>
           <w:rFonts w:hint="eastAsia"/>
         </w:rPr>
-        <w:t>提供服务，依赖强算力。</w:t>
+        <w:t>提供服务，依赖</w:t>
+      </w:r>
+      <w:proofErr w:type="gramStart"/>
+      <w:r>
+        <w:rPr>
+          <w:rFonts w:hint="eastAsia"/>
+        </w:rPr>
+        <w:t>强算力</w:t>
+      </w:r>
+      <w:proofErr w:type="gramEnd"/>
+      <w:r>
+        <w:rPr>
+          <w:rFonts w:hint="eastAsia"/>
+        </w:rPr>
+        <w:t>。</w:t>
       </w:r>
       <w:r>
         <w:rPr>
@@ -1940,11 +2142,19 @@
         </w:rPr>
         <w:t xml:space="preserve">- </w:t>
       </w:r>
-      <w:r>
-        <w:rPr>
-          <w:rFonts w:hint="eastAsia"/>
-        </w:rPr>
-        <w:t>端侧轻量化模型（如</w:t>
+      <w:proofErr w:type="gramStart"/>
+      <w:r>
+        <w:rPr>
+          <w:rFonts w:hint="eastAsia"/>
+        </w:rPr>
+        <w:t>端侧轻</w:t>
+      </w:r>
+      <w:proofErr w:type="gramEnd"/>
+      <w:r>
+        <w:rPr>
+          <w:rFonts w:hint="eastAsia"/>
+        </w:rPr>
+        <w:t>量化模型（如</w:t>
       </w:r>
       <w:r>
         <w:rPr>
@@ -2456,7 +2666,21 @@
         <w:rPr>
           <w:rFonts w:hint="eastAsia"/>
         </w:rPr>
-        <w:t>、算力与能耗瓶颈</w:t>
+        <w:t>、</w:t>
+      </w:r>
+      <w:proofErr w:type="gramStart"/>
+      <w:r>
+        <w:rPr>
+          <w:rFonts w:hint="eastAsia"/>
+        </w:rPr>
+        <w:t>算力与</w:t>
+      </w:r>
+      <w:proofErr w:type="gramEnd"/>
+      <w:r>
+        <w:rPr>
+          <w:rFonts w:hint="eastAsia"/>
+        </w:rPr>
+        <w:t>能耗瓶颈</w:t>
       </w:r>
     </w:p>
     <w:p>
@@ -2615,7 +2839,21 @@
         <w:rPr>
           <w:rFonts w:hint="eastAsia"/>
         </w:rPr>
-        <w:t>输入超长文本时，模型可能忽略中间关键信息（</w:t>
+        <w:t>输</w:t>
+      </w:r>
+      <w:proofErr w:type="gramStart"/>
+      <w:r>
+        <w:rPr>
+          <w:rFonts w:hint="eastAsia"/>
+        </w:rPr>
+        <w:t>入超长</w:t>
+      </w:r>
+      <w:proofErr w:type="gramEnd"/>
+      <w:r>
+        <w:rPr>
+          <w:rFonts w:hint="eastAsia"/>
+        </w:rPr>
+        <w:t>文本时，模型可能忽略中间关键信息（</w:t>
       </w:r>
       <w:proofErr w:type="spellStart"/>
       <w:r>
@@ -2751,11 +2989,19 @@
         <w:lastRenderedPageBreak/>
         <w:t xml:space="preserve">- </w:t>
       </w:r>
-      <w:r>
-        <w:rPr>
-          <w:rFonts w:hint="eastAsia"/>
-        </w:rPr>
-        <w:t>具身智能：大模型</w:t>
+      <w:proofErr w:type="gramStart"/>
+      <w:r>
+        <w:rPr>
+          <w:rFonts w:hint="eastAsia"/>
+        </w:rPr>
+        <w:t>具身智能</w:t>
+      </w:r>
+      <w:proofErr w:type="gramEnd"/>
+      <w:r>
+        <w:rPr>
+          <w:rFonts w:hint="eastAsia"/>
+        </w:rPr>
+        <w:t>：大模型</w:t>
       </w:r>
       <w:r>
         <w:rPr>
@@ -3405,8 +3651,16 @@
         <w:rPr>
           <w:rFonts w:hint="eastAsia"/>
         </w:rPr>
-        <w:t>的信息，屏蔽掉位置</w:t>
-      </w:r>
+        <w:t>的信息，屏蔽</w:t>
+      </w:r>
+      <w:proofErr w:type="gramStart"/>
+      <w:r>
+        <w:rPr>
+          <w:rFonts w:hint="eastAsia"/>
+        </w:rPr>
+        <w:t>掉位置</w:t>
+      </w:r>
+      <w:proofErr w:type="gramEnd"/>
       <w:r>
         <w:rPr>
           <w:rFonts w:hint="eastAsia"/>
@@ -3672,12 +3926,14 @@
       <w:pPr>
         <w:pStyle w:val="4"/>
       </w:pPr>
+      <w:proofErr w:type="gramStart"/>
       <w:r>
         <w:rPr>
           <w:rFonts w:hint="eastAsia"/>
         </w:rPr>
         <w:t>预训练</w:t>
       </w:r>
+      <w:proofErr w:type="gramEnd"/>
       <w:r>
         <w:rPr>
           <w:rFonts w:hint="eastAsia"/>
@@ -3810,13 +4066,29 @@
           <w:rFonts w:hint="eastAsia"/>
           <w:color w:val="EE0000"/>
         </w:rPr>
-        <w:t>在预训练好的基础模型</w:t>
-      </w:r>
+        <w:t>在</w:t>
+      </w:r>
+      <w:proofErr w:type="gramStart"/>
       <w:r>
         <w:rPr>
           <w:rFonts w:hint="eastAsia"/>
           <w:color w:val="EE0000"/>
         </w:rPr>
+        <w:t>预训练</w:t>
+      </w:r>
+      <w:proofErr w:type="gramEnd"/>
+      <w:r>
+        <w:rPr>
+          <w:rFonts w:hint="eastAsia"/>
+          <w:color w:val="EE0000"/>
+        </w:rPr>
+        <w:t>好的基础模型</w:t>
+      </w:r>
+      <w:r>
+        <w:rPr>
+          <w:rFonts w:hint="eastAsia"/>
+          <w:color w:val="EE0000"/>
+        </w:rPr>
         <w:t xml:space="preserve"> (Base Model)</w:t>
       </w:r>
       <w:r>
@@ -3852,7 +4124,21 @@
         <w:rPr>
           <w:rFonts w:hint="eastAsia"/>
         </w:rPr>
-        <w:t>优势：极大降低特定任务模型开发的数据需求和成本，利用预训练学到的通用知识实现高性能。</w:t>
+        <w:t>优势：极大降低特定任务模型开发的数据需求和成本，利用</w:t>
+      </w:r>
+      <w:proofErr w:type="gramStart"/>
+      <w:r>
+        <w:rPr>
+          <w:rFonts w:hint="eastAsia"/>
+        </w:rPr>
+        <w:t>预训练</w:t>
+      </w:r>
+      <w:proofErr w:type="gramEnd"/>
+      <w:r>
+        <w:rPr>
+          <w:rFonts w:hint="eastAsia"/>
+        </w:rPr>
+        <w:t>学到的通用知识实现高性能。</w:t>
       </w:r>
     </w:p>
     <w:p/>
@@ -4276,7 +4562,21 @@
         <w:rPr>
           <w:rFonts w:hint="eastAsia"/>
         </w:rPr>
-        <w:t>技术旨在只微调模型的一小部分参数或添加少量可训练参数。</w:t>
+        <w:t>技术旨在只微调模型的</w:t>
+      </w:r>
+      <w:proofErr w:type="gramStart"/>
+      <w:r>
+        <w:rPr>
+          <w:rFonts w:hint="eastAsia"/>
+        </w:rPr>
+        <w:t>一</w:t>
+      </w:r>
+      <w:proofErr w:type="gramEnd"/>
+      <w:r>
+        <w:rPr>
+          <w:rFonts w:hint="eastAsia"/>
+        </w:rPr>
+        <w:t>小部分参数或添加少量可训练参数。</w:t>
       </w:r>
     </w:p>
     <w:p>
@@ -4312,7 +4612,21 @@
         <w:rPr>
           <w:rFonts w:hint="eastAsia"/>
         </w:rPr>
-        <w:t>：在原始权重旁添加低秩矩阵进行微调，只训练这些新增的小矩阵。</w:t>
+        <w:t>：在原始权重旁添加低</w:t>
+      </w:r>
+      <w:proofErr w:type="gramStart"/>
+      <w:r>
+        <w:rPr>
+          <w:rFonts w:hint="eastAsia"/>
+        </w:rPr>
+        <w:t>秩</w:t>
+      </w:r>
+      <w:proofErr w:type="gramEnd"/>
+      <w:r>
+        <w:rPr>
+          <w:rFonts w:hint="eastAsia"/>
+        </w:rPr>
+        <w:t>矩阵进行微调，只训练这些新增的小矩阵。</w:t>
       </w:r>
     </w:p>
     <w:p>
@@ -4485,7 +4799,21 @@
         <w:rPr>
           <w:rFonts w:hint="eastAsia"/>
         </w:rPr>
-        <w:t>定义：模型在单次处理时能够考虑和利用的输入文本（</w:t>
+        <w:t>定义：模型在单</w:t>
+      </w:r>
+      <w:proofErr w:type="gramStart"/>
+      <w:r>
+        <w:rPr>
+          <w:rFonts w:hint="eastAsia"/>
+        </w:rPr>
+        <w:t>次处理</w:t>
+      </w:r>
+      <w:proofErr w:type="gramEnd"/>
+      <w:r>
+        <w:rPr>
+          <w:rFonts w:hint="eastAsia"/>
+        </w:rPr>
+        <w:t>时能够考虑和利用的输入文本（</w:t>
       </w:r>
       <w:r>
         <w:rPr>
@@ -4819,12 +5147,14 @@
         </w:rPr>
         <w:t xml:space="preserve">GPT-3 (175B) -&gt; GPT-4 (~1.8T? </w:t>
       </w:r>
+      <w:proofErr w:type="gramStart"/>
       <w:r>
         <w:rPr>
           <w:rFonts w:hint="eastAsia"/>
         </w:rPr>
         <w:t>未官宣</w:t>
       </w:r>
+      <w:proofErr w:type="gramEnd"/>
       <w:r>
         <w:rPr>
           <w:rFonts w:hint="eastAsia"/>
@@ -4926,7 +5256,21 @@
         <w:rPr>
           <w:rFonts w:hint="eastAsia"/>
         </w:rPr>
-        <w:t>描述了模型性能如何随规模增长而提升，但成本也急剧增加。</w:t>
+        <w:t>描述了模型性能如何</w:t>
+      </w:r>
+      <w:proofErr w:type="gramStart"/>
+      <w:r>
+        <w:rPr>
+          <w:rFonts w:hint="eastAsia"/>
+        </w:rPr>
+        <w:t>随规模</w:t>
+      </w:r>
+      <w:proofErr w:type="gramEnd"/>
+      <w:r>
+        <w:rPr>
+          <w:rFonts w:hint="eastAsia"/>
+        </w:rPr>
+        <w:t>增长而提升，但成本也急剧增加。</w:t>
       </w:r>
     </w:p>
     <w:p>
@@ -4968,7 +5312,21 @@
         <w:rPr>
           <w:rFonts w:hint="eastAsia"/>
         </w:rPr>
-        <w:t>定义：一种提高大模型效率的架构。模型由多个“专家”子网络组成。对于每个输入</w:t>
+        <w:t>定义：一种提高大模型效率的架构。模型由多个“专家”</w:t>
+      </w:r>
+      <w:proofErr w:type="gramStart"/>
+      <w:r>
+        <w:rPr>
+          <w:rFonts w:hint="eastAsia"/>
+        </w:rPr>
+        <w:t>子网络</w:t>
+      </w:r>
+      <w:proofErr w:type="gramEnd"/>
+      <w:r>
+        <w:rPr>
+          <w:rFonts w:hint="eastAsia"/>
+        </w:rPr>
+        <w:t>组成。对于每个输入</w:t>
       </w:r>
       <w:r>
         <w:rPr>
@@ -5234,7 +5592,21 @@
         <w:rPr>
           <w:rFonts w:hint="eastAsia"/>
         </w:rPr>
-        <w:t>或激活值从</w:t>
+        <w:t>或</w:t>
+      </w:r>
+      <w:proofErr w:type="gramStart"/>
+      <w:r>
+        <w:rPr>
+          <w:rFonts w:hint="eastAsia"/>
+        </w:rPr>
+        <w:t>激活值</w:t>
+      </w:r>
+      <w:proofErr w:type="gramEnd"/>
+      <w:r>
+        <w:rPr>
+          <w:rFonts w:hint="eastAsia"/>
+        </w:rPr>
+        <w:t>从</w:t>
       </w:r>
       <w:r>
         <w:rPr>
@@ -5718,8 +6090,16 @@
         <w:rPr>
           <w:rFonts w:hint="eastAsia"/>
         </w:rPr>
-        <w:t>定义：通过云服务</w:t>
-      </w:r>
+        <w:t>定义：通过</w:t>
+      </w:r>
+      <w:proofErr w:type="gramStart"/>
+      <w:r>
+        <w:rPr>
+          <w:rFonts w:hint="eastAsia"/>
+        </w:rPr>
+        <w:t>云服务</w:t>
+      </w:r>
+      <w:proofErr w:type="gramEnd"/>
       <w:r>
         <w:rPr>
           <w:rFonts w:hint="eastAsia"/>
@@ -5777,8 +6157,16 @@
         <w:rPr>
           <w:rFonts w:hint="eastAsia"/>
         </w:rPr>
-        <w:t>百度文心千帆</w:t>
-      </w:r>
+        <w:t>百度</w:t>
+      </w:r>
+      <w:proofErr w:type="gramStart"/>
+      <w:r>
+        <w:rPr>
+          <w:rFonts w:hint="eastAsia"/>
+        </w:rPr>
+        <w:t>文心千帆</w:t>
+      </w:r>
+      <w:proofErr w:type="gramEnd"/>
       <w:r>
         <w:rPr>
           <w:rFonts w:hint="eastAsia"/>
@@ -5789,8 +6177,16 @@
         <w:rPr>
           <w:rFonts w:hint="eastAsia"/>
         </w:rPr>
-        <w:t>阿里通义千问</w:t>
-      </w:r>
+        <w:t>阿里</w:t>
+      </w:r>
+      <w:proofErr w:type="gramStart"/>
+      <w:r>
+        <w:rPr>
+          <w:rFonts w:hint="eastAsia"/>
+        </w:rPr>
+        <w:t>通义千问</w:t>
+      </w:r>
+      <w:proofErr w:type="gramEnd"/>
       <w:r>
         <w:rPr>
           <w:rFonts w:hint="eastAsia"/>
@@ -5860,7 +6256,23 @@
           <w:rFonts w:hint="eastAsia"/>
           <w:color w:val="FF0000"/>
         </w:rPr>
-        <w:t>大模型是深度学习在数据和算力突破后的规模化产物</w:t>
+        <w:t>大模型是深度学习在数据和</w:t>
+      </w:r>
+      <w:proofErr w:type="gramStart"/>
+      <w:r>
+        <w:rPr>
+          <w:rFonts w:hint="eastAsia"/>
+          <w:color w:val="FF0000"/>
+        </w:rPr>
+        <w:t>算力突破</w:t>
+      </w:r>
+      <w:proofErr w:type="gramEnd"/>
+      <w:r>
+        <w:rPr>
+          <w:rFonts w:hint="eastAsia"/>
+          <w:color w:val="FF0000"/>
+        </w:rPr>
+        <w:t>后的规模化产物</w:t>
       </w:r>
       <w:r>
         <w:rPr>
@@ -5960,7 +6372,21 @@
         <w:rPr>
           <w:rFonts w:hint="eastAsia"/>
         </w:rPr>
-        <w:t>）和大模型（通常指大规模预训练模型，</w:t>
+        <w:t>）和大模型（通常指大规模</w:t>
+      </w:r>
+      <w:proofErr w:type="gramStart"/>
+      <w:r>
+        <w:rPr>
+          <w:rFonts w:hint="eastAsia"/>
+        </w:rPr>
+        <w:t>预训练</w:t>
+      </w:r>
+      <w:proofErr w:type="gramEnd"/>
+      <w:r>
+        <w:rPr>
+          <w:rFonts w:hint="eastAsia"/>
+        </w:rPr>
+        <w:t>模型，</w:t>
       </w:r>
       <w:r>
         <w:rPr>
@@ -6789,7 +7215,21 @@
         <w:rPr>
           <w:rFonts w:hint="eastAsia"/>
         </w:rPr>
-        <w:t>通过大规模预训练模型（如</w:t>
+        <w:t>通过大规模</w:t>
+      </w:r>
+      <w:proofErr w:type="gramStart"/>
+      <w:r>
+        <w:rPr>
+          <w:rFonts w:hint="eastAsia"/>
+        </w:rPr>
+        <w:t>预训练</w:t>
+      </w:r>
+      <w:proofErr w:type="gramEnd"/>
+      <w:r>
+        <w:rPr>
+          <w:rFonts w:hint="eastAsia"/>
+        </w:rPr>
+        <w:t>模型（如</w:t>
       </w:r>
       <w:r>
         <w:rPr>
@@ -6996,8 +7436,17 @@
           <w:rFonts w:hint="eastAsia"/>
           <w:color w:val="FF0000"/>
         </w:rPr>
-        <w:t>迁移性强（预训练</w:t>
-      </w:r>
+        <w:t>迁移性强（</w:t>
+      </w:r>
+      <w:proofErr w:type="gramStart"/>
+      <w:r>
+        <w:rPr>
+          <w:rFonts w:hint="eastAsia"/>
+          <w:color w:val="FF0000"/>
+        </w:rPr>
+        <w:t>预训练</w:t>
+      </w:r>
+      <w:proofErr w:type="gramEnd"/>
       <w:r>
         <w:rPr>
           <w:rFonts w:hint="eastAsia"/>
@@ -7951,7 +8400,35 @@
         <w:rPr>
           <w:rFonts w:hint="eastAsia"/>
         </w:rPr>
-        <w:t>在预训练模型基础上，通过有标签数据做任务微调</w:t>
+        <w:t>在</w:t>
+      </w:r>
+      <w:proofErr w:type="gramStart"/>
+      <w:r>
+        <w:rPr>
+          <w:rFonts w:hint="eastAsia"/>
+        </w:rPr>
+        <w:t>预训练</w:t>
+      </w:r>
+      <w:proofErr w:type="gramEnd"/>
+      <w:r>
+        <w:rPr>
+          <w:rFonts w:hint="eastAsia"/>
+        </w:rPr>
+        <w:t>模型基础上，通过有标签数据</w:t>
+      </w:r>
+      <w:proofErr w:type="gramStart"/>
+      <w:r>
+        <w:rPr>
+          <w:rFonts w:hint="eastAsia"/>
+        </w:rPr>
+        <w:t>做任务</w:t>
+      </w:r>
+      <w:proofErr w:type="gramEnd"/>
+      <w:r>
+        <w:rPr>
+          <w:rFonts w:hint="eastAsia"/>
+        </w:rPr>
+        <w:t>微调</w:t>
       </w:r>
     </w:p>
     <w:p>
@@ -8622,9 +9099,6 @@
     <w:p>
       <w:pPr>
         <w:ind w:firstLine="420"/>
-        <w:rPr>
-          <w:rFonts w:hint="eastAsia"/>
-        </w:rPr>
       </w:pPr>
       <w:r>
         <w:rPr>
@@ -8642,9 +9116,6 @@
     <w:p>
       <w:pPr>
         <w:ind w:firstLine="420"/>
-        <w:rPr>
-          <w:rFonts w:hint="eastAsia"/>
-        </w:rPr>
       </w:pPr>
       <w:r>
         <w:rPr>
@@ -8674,9 +9145,6 @@
     <w:p>
       <w:pPr>
         <w:ind w:firstLine="420"/>
-        <w:rPr>
-          <w:rFonts w:hint="eastAsia"/>
-        </w:rPr>
       </w:pPr>
       <w:r>
         <w:rPr>
@@ -8718,9 +9186,6 @@
     <w:p>
       <w:pPr>
         <w:ind w:firstLine="420"/>
-        <w:rPr>
-          <w:rFonts w:hint="eastAsia"/>
-        </w:rPr>
       </w:pPr>
       <w:r>
         <w:rPr>
@@ -8752,19 +9217,24 @@
         </w:rPr>
         <w:t xml:space="preserve"> Transformer </w:t>
       </w:r>
-      <w:r>
-        <w:rPr>
-          <w:rFonts w:hint="eastAsia"/>
-        </w:rPr>
-        <w:t>等矩阵密集型计算中优势明显。</w:t>
-      </w:r>
-    </w:p>
-    <w:p>
-      <w:pPr>
-        <w:ind w:firstLine="420"/>
-        <w:rPr>
-          <w:rFonts w:hint="eastAsia"/>
-        </w:rPr>
+      <w:proofErr w:type="gramStart"/>
+      <w:r>
+        <w:rPr>
+          <w:rFonts w:hint="eastAsia"/>
+        </w:rPr>
+        <w:t>等矩</w:t>
+      </w:r>
+      <w:proofErr w:type="gramEnd"/>
+      <w:r>
+        <w:rPr>
+          <w:rFonts w:hint="eastAsia"/>
+        </w:rPr>
+        <w:t>阵密集型计算中优势明显。</w:t>
+      </w:r>
+    </w:p>
+    <w:p>
+      <w:pPr>
+        <w:ind w:firstLine="420"/>
       </w:pPr>
       <w:r>
         <w:rPr>
@@ -8782,9 +9252,6 @@
     <w:p>
       <w:pPr>
         <w:ind w:firstLine="420"/>
-        <w:rPr>
-          <w:rFonts w:hint="eastAsia"/>
-        </w:rPr>
       </w:pPr>
       <w:r>
         <w:rPr>
@@ -8802,9 +9269,6 @@
     <w:p>
       <w:pPr>
         <w:ind w:firstLine="420"/>
-        <w:rPr>
-          <w:rFonts w:hint="eastAsia"/>
-        </w:rPr>
       </w:pPr>
       <w:r>
         <w:rPr>
@@ -8822,9 +9286,6 @@
     <w:p>
       <w:pPr>
         <w:ind w:firstLine="420"/>
-        <w:rPr>
-          <w:rFonts w:hint="eastAsia"/>
-        </w:rPr>
       </w:pPr>
       <w:r>
         <w:rPr>
@@ -8913,9 +9374,6 @@
     <w:p>
       <w:pPr>
         <w:ind w:firstLine="420"/>
-        <w:rPr>
-          <w:rFonts w:hint="eastAsia"/>
-        </w:rPr>
       </w:pPr>
       <w:r>
         <w:rPr>
@@ -8959,9 +9417,6 @@
     <w:p>
       <w:pPr>
         <w:ind w:firstLine="420"/>
-        <w:rPr>
-          <w:rFonts w:hint="eastAsia"/>
-        </w:rPr>
       </w:pPr>
       <w:r>
         <w:rPr>
@@ -8999,9 +9454,6 @@
     <w:p>
       <w:pPr>
         <w:ind w:firstLine="420"/>
-        <w:rPr>
-          <w:rFonts w:hint="eastAsia"/>
-        </w:rPr>
       </w:pPr>
       <w:r>
         <w:rPr>
@@ -9019,9 +9471,6 @@
     <w:p>
       <w:pPr>
         <w:ind w:firstLine="420"/>
-        <w:rPr>
-          <w:rFonts w:hint="eastAsia"/>
-        </w:rPr>
       </w:pPr>
       <w:r>
         <w:rPr>
@@ -9067,9 +9516,6 @@
     <w:p>
       <w:pPr>
         <w:ind w:firstLine="420"/>
-        <w:rPr>
-          <w:rFonts w:hint="eastAsia"/>
-        </w:rPr>
       </w:pPr>
       <w:r>
         <w:rPr>
@@ -9124,7 +9570,6 @@
       <w:pPr>
         <w:ind w:firstLine="420"/>
         <w:rPr>
-          <w:rFonts w:hint="eastAsia"/>
           <w:b/>
           <w:bCs/>
         </w:rPr>
@@ -9141,23 +9586,19 @@
     <w:p>
       <w:pPr>
         <w:ind w:firstLine="420"/>
-        <w:rPr>
-          <w:rFonts w:hint="eastAsia"/>
-        </w:rPr>
-      </w:pPr>
+      </w:pPr>
+      <w:proofErr w:type="gramStart"/>
       <w:r>
         <w:rPr>
           <w:rFonts w:hint="eastAsia"/>
         </w:rPr>
         <w:t>提高算力利用率</w:t>
       </w:r>
-    </w:p>
-    <w:p>
-      <w:pPr>
-        <w:ind w:firstLine="420"/>
-        <w:rPr>
-          <w:rFonts w:hint="eastAsia"/>
-        </w:rPr>
+      <w:proofErr w:type="gramEnd"/>
+    </w:p>
+    <w:p>
+      <w:pPr>
+        <w:ind w:firstLine="420"/>
       </w:pPr>
       <w:r>
         <w:rPr>
@@ -9169,16 +9610,21 @@
     <w:p>
       <w:pPr>
         <w:ind w:firstLine="420"/>
-        <w:rPr>
-          <w:rFonts w:hint="eastAsia"/>
-        </w:rPr>
-      </w:pPr>
-      <w:r>
-        <w:rPr>
-          <w:rFonts w:hint="eastAsia"/>
-        </w:rPr>
-        <w:t>为上层提供稳定、低延迟、高带宽的算力底座</w:t>
-      </w:r>
+      </w:pPr>
+      <w:r>
+        <w:rPr>
+          <w:rFonts w:hint="eastAsia"/>
+        </w:rPr>
+        <w:t>为上层提供稳定、低延迟、高带宽</w:t>
+      </w:r>
+      <w:proofErr w:type="gramStart"/>
+      <w:r>
+        <w:rPr>
+          <w:rFonts w:hint="eastAsia"/>
+        </w:rPr>
+        <w:t>的算力底座</w:t>
+      </w:r>
+      <w:proofErr w:type="gramEnd"/>
     </w:p>
     <w:p>
       <w:pPr>
@@ -9205,9 +9651,6 @@
     <w:p>
       <w:pPr>
         <w:ind w:firstLine="420"/>
-        <w:rPr>
-          <w:rFonts w:hint="eastAsia"/>
-        </w:rPr>
       </w:pPr>
       <w:r>
         <w:rPr>
@@ -9225,9 +9668,6 @@
     <w:p>
       <w:pPr>
         <w:ind w:firstLine="420"/>
-        <w:rPr>
-          <w:rFonts w:hint="eastAsia"/>
-        </w:rPr>
       </w:pPr>
       <w:r>
         <w:rPr>
@@ -9257,9 +9697,6 @@
     <w:p>
       <w:pPr>
         <w:ind w:firstLine="420"/>
-        <w:rPr>
-          <w:rFonts w:hint="eastAsia"/>
-        </w:rPr>
       </w:pPr>
       <w:r>
         <w:rPr>
@@ -9289,9 +9726,6 @@
     <w:p>
       <w:pPr>
         <w:ind w:firstLine="420"/>
-        <w:rPr>
-          <w:rFonts w:hint="eastAsia"/>
-        </w:rPr>
       </w:pPr>
       <w:proofErr w:type="spellStart"/>
       <w:r>
@@ -9311,9 +9745,6 @@
     <w:p>
       <w:pPr>
         <w:ind w:firstLine="420"/>
-        <w:rPr>
-          <w:rFonts w:hint="eastAsia"/>
-        </w:rPr>
       </w:pPr>
       <w:r>
         <w:rPr>
@@ -9331,9 +9762,6 @@
     <w:p>
       <w:pPr>
         <w:ind w:firstLine="420"/>
-        <w:rPr>
-          <w:rFonts w:hint="eastAsia"/>
-        </w:rPr>
       </w:pPr>
       <w:r>
         <w:rPr>
@@ -9363,9 +9791,6 @@
     <w:p>
       <w:pPr>
         <w:ind w:firstLine="420"/>
-        <w:rPr>
-          <w:rFonts w:hint="eastAsia"/>
-        </w:rPr>
       </w:pPr>
       <w:r>
         <w:rPr>
@@ -9377,15 +9802,26 @@
         <w:rPr>
           <w:rFonts w:hint="eastAsia"/>
         </w:rPr>
-        <w:t>：通过并行流与计算图减少内核启动开销、提高流水线效率。</w:t>
-      </w:r>
-    </w:p>
-    <w:p>
-      <w:pPr>
-        <w:ind w:firstLine="420"/>
-        <w:rPr>
-          <w:rFonts w:hint="eastAsia"/>
-        </w:rPr>
+        <w:t>：通过并行流与计算</w:t>
+      </w:r>
+      <w:proofErr w:type="gramStart"/>
+      <w:r>
+        <w:rPr>
+          <w:rFonts w:hint="eastAsia"/>
+        </w:rPr>
+        <w:t>图减少</w:t>
+      </w:r>
+      <w:proofErr w:type="gramEnd"/>
+      <w:r>
+        <w:rPr>
+          <w:rFonts w:hint="eastAsia"/>
+        </w:rPr>
+        <w:t>内核启动开销、提高流水线效率。</w:t>
+      </w:r>
+    </w:p>
+    <w:p>
+      <w:pPr>
+        <w:ind w:firstLine="420"/>
       </w:pPr>
       <w:r>
         <w:rPr>
@@ -9403,9 +9839,6 @@
     <w:p>
       <w:pPr>
         <w:ind w:firstLine="420"/>
-        <w:rPr>
-          <w:rFonts w:hint="eastAsia"/>
-        </w:rPr>
       </w:pPr>
       <w:r>
         <w:rPr>
@@ -9435,9 +9868,6 @@
     <w:p>
       <w:pPr>
         <w:ind w:firstLine="420"/>
-        <w:rPr>
-          <w:rFonts w:hint="eastAsia"/>
-        </w:rPr>
       </w:pPr>
       <w:r>
         <w:rPr>
@@ -9479,9 +9909,6 @@
     <w:p>
       <w:pPr>
         <w:ind w:firstLine="420"/>
-        <w:rPr>
-          <w:rFonts w:hint="eastAsia"/>
-        </w:rPr>
       </w:pPr>
       <w:r>
         <w:rPr>
@@ -9493,15 +9920,20 @@
         <w:rPr>
           <w:rFonts w:hint="eastAsia"/>
         </w:rPr>
-        <w:t>、算子级优化</w:t>
-      </w:r>
-    </w:p>
-    <w:p>
-      <w:pPr>
-        <w:ind w:firstLine="420"/>
-        <w:rPr>
-          <w:rFonts w:hint="eastAsia"/>
-        </w:rPr>
+        <w:t>、</w:t>
+      </w:r>
+      <w:proofErr w:type="gramStart"/>
+      <w:r>
+        <w:rPr>
+          <w:rFonts w:hint="eastAsia"/>
+        </w:rPr>
+        <w:t>算子级优化</w:t>
+      </w:r>
+      <w:proofErr w:type="gramEnd"/>
+    </w:p>
+    <w:p>
+      <w:pPr>
+        <w:ind w:firstLine="420"/>
       </w:pPr>
       <w:r>
         <w:rPr>
@@ -9546,7 +9978,6 @@
       <w:pPr>
         <w:ind w:firstLine="420"/>
         <w:rPr>
-          <w:rFonts w:hint="eastAsia"/>
           <w:b/>
           <w:bCs/>
         </w:rPr>
@@ -9564,9 +9995,6 @@
     <w:p>
       <w:pPr>
         <w:ind w:firstLine="420"/>
-        <w:rPr>
-          <w:rFonts w:hint="eastAsia"/>
-        </w:rPr>
       </w:pPr>
       <w:r>
         <w:rPr>
@@ -9578,9 +10006,6 @@
     <w:p>
       <w:pPr>
         <w:ind w:firstLine="420"/>
-        <w:rPr>
-          <w:rFonts w:hint="eastAsia"/>
-        </w:rPr>
       </w:pPr>
       <w:r>
         <w:rPr>
@@ -9592,9 +10017,6 @@
     <w:p>
       <w:pPr>
         <w:ind w:firstLine="420"/>
-        <w:rPr>
-          <w:rFonts w:hint="eastAsia"/>
-        </w:rPr>
       </w:pPr>
       <w:r>
         <w:rPr>
@@ -9617,9 +10039,6 @@
     <w:p>
       <w:pPr>
         <w:ind w:firstLine="420"/>
-        <w:rPr>
-          <w:rFonts w:hint="eastAsia"/>
-        </w:rPr>
       </w:pPr>
       <w:r>
         <w:rPr>
@@ -9631,9 +10050,6 @@
     <w:p>
       <w:pPr>
         <w:ind w:firstLine="420"/>
-        <w:rPr>
-          <w:rFonts w:hint="eastAsia"/>
-        </w:rPr>
       </w:pPr>
       <w:r>
         <w:rPr>
@@ -9651,9 +10067,6 @@
     <w:p>
       <w:pPr>
         <w:ind w:firstLine="420"/>
-        <w:rPr>
-          <w:rFonts w:hint="eastAsia"/>
-        </w:rPr>
       </w:pPr>
       <w:r>
         <w:rPr>
@@ -9683,9 +10096,6 @@
     <w:p>
       <w:pPr>
         <w:ind w:firstLine="420"/>
-        <w:rPr>
-          <w:rFonts w:hint="eastAsia"/>
-        </w:rPr>
       </w:pPr>
       <w:r>
         <w:rPr>
@@ -9703,9 +10113,6 @@
     <w:p>
       <w:pPr>
         <w:ind w:firstLine="420"/>
-        <w:rPr>
-          <w:rFonts w:hint="eastAsia"/>
-        </w:rPr>
       </w:pPr>
       <w:r>
         <w:rPr>
@@ -9729,9 +10136,6 @@
     <w:p>
       <w:pPr>
         <w:ind w:firstLine="420"/>
-        <w:rPr>
-          <w:rFonts w:hint="eastAsia"/>
-        </w:rPr>
       </w:pPr>
       <w:r>
         <w:rPr>
@@ -9773,9 +10177,6 @@
     <w:p>
       <w:pPr>
         <w:ind w:firstLine="420"/>
-        <w:rPr>
-          <w:rFonts w:hint="eastAsia"/>
-        </w:rPr>
       </w:pPr>
       <w:r>
         <w:rPr>
@@ -9793,9 +10194,6 @@
     <w:p>
       <w:pPr>
         <w:ind w:firstLine="420"/>
-        <w:rPr>
-          <w:rFonts w:hint="eastAsia"/>
-        </w:rPr>
       </w:pPr>
       <w:proofErr w:type="spellStart"/>
       <w:r>
@@ -9809,15 +10207,26 @@
         <w:rPr>
           <w:rFonts w:hint="eastAsia"/>
         </w:rPr>
-        <w:t>：在显存受限时显著提升长序列计算效率。</w:t>
-      </w:r>
-    </w:p>
-    <w:p>
-      <w:pPr>
-        <w:ind w:firstLine="420"/>
-        <w:rPr>
-          <w:rFonts w:hint="eastAsia"/>
-        </w:rPr>
+        <w:t>：在</w:t>
+      </w:r>
+      <w:proofErr w:type="gramStart"/>
+      <w:r>
+        <w:rPr>
+          <w:rFonts w:hint="eastAsia"/>
+        </w:rPr>
+        <w:t>显存受限时</w:t>
+      </w:r>
+      <w:proofErr w:type="gramEnd"/>
+      <w:r>
+        <w:rPr>
+          <w:rFonts w:hint="eastAsia"/>
+        </w:rPr>
+        <w:t>显著提升长序列计算效率。</w:t>
+      </w:r>
+    </w:p>
+    <w:p>
+      <w:pPr>
+        <w:ind w:firstLine="420"/>
       </w:pPr>
       <w:proofErr w:type="spellStart"/>
       <w:r>
@@ -9831,15 +10240,26 @@
         <w:rPr>
           <w:rFonts w:hint="eastAsia"/>
         </w:rPr>
-        <w:t>：分页机制减少显存占用，支持大上下文窗口。</w:t>
-      </w:r>
-    </w:p>
-    <w:p>
-      <w:pPr>
-        <w:ind w:firstLine="420"/>
-        <w:rPr>
-          <w:rFonts w:hint="eastAsia"/>
-        </w:rPr>
+        <w:t>：分</w:t>
+      </w:r>
+      <w:proofErr w:type="gramStart"/>
+      <w:r>
+        <w:rPr>
+          <w:rFonts w:hint="eastAsia"/>
+        </w:rPr>
+        <w:t>页机制</w:t>
+      </w:r>
+      <w:proofErr w:type="gramEnd"/>
+      <w:r>
+        <w:rPr>
+          <w:rFonts w:hint="eastAsia"/>
+        </w:rPr>
+        <w:t>减少显存占用，支持大上下文窗口。</w:t>
+      </w:r>
+    </w:p>
+    <w:p>
+      <w:pPr>
+        <w:ind w:firstLine="420"/>
       </w:pPr>
       <w:proofErr w:type="spellStart"/>
       <w:r>
@@ -9881,9 +10301,6 @@
     <w:p>
       <w:pPr>
         <w:ind w:firstLine="420"/>
-        <w:rPr>
-          <w:rFonts w:hint="eastAsia"/>
-        </w:rPr>
       </w:pPr>
       <w:r>
         <w:rPr>
@@ -9901,9 +10318,6 @@
     <w:p>
       <w:pPr>
         <w:ind w:firstLine="420"/>
-        <w:rPr>
-          <w:rFonts w:hint="eastAsia"/>
-        </w:rPr>
       </w:pPr>
       <w:proofErr w:type="spellStart"/>
       <w:r>
@@ -9979,9 +10393,6 @@
     <w:p>
       <w:pPr>
         <w:ind w:firstLine="420"/>
-        <w:rPr>
-          <w:rFonts w:hint="eastAsia"/>
-        </w:rPr>
       </w:pPr>
       <w:r>
         <w:rPr>
@@ -9999,9 +10410,6 @@
     <w:p>
       <w:pPr>
         <w:ind w:firstLine="420"/>
-        <w:rPr>
-          <w:rFonts w:hint="eastAsia"/>
-        </w:rPr>
       </w:pPr>
       <w:r>
         <w:rPr>
@@ -10068,7 +10476,6 @@
       <w:pPr>
         <w:ind w:firstLine="420"/>
         <w:rPr>
-          <w:rFonts w:hint="eastAsia"/>
           <w:b/>
           <w:bCs/>
         </w:rPr>
@@ -10085,9 +10492,6 @@
     <w:p>
       <w:pPr>
         <w:ind w:firstLine="420"/>
-        <w:rPr>
-          <w:rFonts w:hint="eastAsia"/>
-        </w:rPr>
       </w:pPr>
       <w:r>
         <w:rPr>
@@ -10099,9 +10503,6 @@
     <w:p>
       <w:pPr>
         <w:ind w:firstLine="420"/>
-        <w:rPr>
-          <w:rFonts w:hint="eastAsia"/>
-        </w:rPr>
       </w:pPr>
       <w:r>
         <w:rPr>
@@ -10199,13 +10600,7 @@
         </w:r>
       </w:hyperlink>
     </w:p>
-    <w:p>
-      <w:pPr>
-        <w:rPr>
-          <w:rFonts w:hint="eastAsia"/>
-        </w:rPr>
-      </w:pPr>
-    </w:p>
+    <w:p/>
     <w:p>
       <w:pPr>
         <w:pStyle w:val="3"/>
@@ -10222,13 +10617,7 @@
         <w:rPr>
           <w:rFonts w:hint="eastAsia"/>
         </w:rPr>
-        <w:t>-LLM</w:t>
-      </w:r>
-      <w:r>
-        <w:rPr>
-          <w:rFonts w:hint="eastAsia"/>
-        </w:rPr>
-        <w:t>/</w:t>
+        <w:t>-LLM/</w:t>
       </w:r>
       <w:proofErr w:type="spellStart"/>
       <w:r>
@@ -10242,37 +10631,7 @@
         <w:rPr>
           <w:rFonts w:hint="eastAsia"/>
         </w:rPr>
-        <w:t>/</w:t>
-      </w:r>
-      <w:r>
-        <w:rPr>
-          <w:rFonts w:hint="eastAsia"/>
-        </w:rPr>
-        <w:t>TGI</w:t>
-      </w:r>
-      <w:r>
-        <w:rPr>
-          <w:rFonts w:hint="eastAsia"/>
-        </w:rPr>
-        <w:t>/</w:t>
-      </w:r>
-      <w:r>
-        <w:rPr>
-          <w:rFonts w:hint="eastAsia"/>
-        </w:rPr>
-        <w:t>MLC LLM</w:t>
-      </w:r>
-      <w:r>
-        <w:rPr>
-          <w:rFonts w:hint="eastAsia"/>
-        </w:rPr>
-        <w:t>/</w:t>
-      </w:r>
-      <w:r>
-        <w:rPr>
-          <w:rFonts w:hint="eastAsia"/>
-        </w:rPr>
-        <w:t>llama.cpp</w:t>
+        <w:t>/TGI/MLC LLM/llama.cpp</w:t>
       </w:r>
     </w:p>
     <w:p>
@@ -10299,38 +10658,43 @@
         </w:r>
       </w:hyperlink>
     </w:p>
-    <w:p>
-      <w:pPr>
-        <w:rPr>
-          <w:rFonts w:hint="eastAsia"/>
-        </w:rPr>
-      </w:pPr>
-    </w:p>
+    <w:p/>
     <w:p>
       <w:pPr>
         <w:pStyle w:val="3"/>
-        <w:rPr>
-          <w:rFonts w:hint="eastAsia"/>
-        </w:rPr>
-      </w:pPr>
-      <w:r>
-        <w:rPr>
-          <w:rFonts w:hint="eastAsia"/>
-        </w:rPr>
-        <w:t>Megatron</w:t>
-      </w:r>
+      </w:pPr>
+      <w:r>
+        <w:rPr>
+          <w:rFonts w:hint="eastAsia"/>
+        </w:rPr>
+        <w:t>Megatron/</w:t>
+      </w:r>
+      <w:proofErr w:type="spellStart"/>
+      <w:r>
+        <w:rPr>
+          <w:rFonts w:hint="eastAsia"/>
+        </w:rPr>
+        <w:t>DeepSpeed</w:t>
+      </w:r>
+      <w:proofErr w:type="spellEnd"/>
       <w:r>
         <w:rPr>
           <w:rFonts w:hint="eastAsia"/>
         </w:rPr>
         <w:t>/</w:t>
       </w:r>
+      <w:r>
+        <w:rPr>
+          <w:rFonts w:hint="eastAsia"/>
+        </w:rPr>
+        <w:t>华为</w:t>
+      </w:r>
       <w:proofErr w:type="spellStart"/>
       <w:r>
         <w:rPr>
           <w:rFonts w:hint="eastAsia"/>
         </w:rPr>
-        <w:t>DeepSpeed</w:t>
+        <w:t>MindSpeed</w:t>
       </w:r>
       <w:proofErr w:type="spellEnd"/>
       <w:r>
@@ -10339,195 +10703,485 @@
         </w:rPr>
         <w:t>/</w:t>
       </w:r>
-      <w:r>
-        <w:rPr>
-          <w:rFonts w:hint="eastAsia"/>
-        </w:rPr>
-        <w:t>华为</w:t>
-      </w:r>
       <w:proofErr w:type="spellStart"/>
       <w:r>
         <w:rPr>
           <w:rFonts w:hint="eastAsia"/>
         </w:rPr>
-        <w:t>MindSpeed</w:t>
+        <w:t>Unsloth</w:t>
       </w:r>
       <w:proofErr w:type="spellEnd"/>
-      <w:r>
-        <w:rPr>
-          <w:rFonts w:hint="eastAsia"/>
-        </w:rPr>
-        <w:t>/</w:t>
+    </w:p>
+    <w:p>
+      <w:pPr>
+        <w:pStyle w:val="2"/>
+      </w:pPr>
+      <w:r>
+        <w:rPr>
+          <w:rFonts w:hint="eastAsia"/>
+        </w:rPr>
+        <w:t>模型层</w:t>
+      </w:r>
+    </w:p>
+    <w:p>
+      <w:pPr>
+        <w:ind w:firstLine="420"/>
+      </w:pPr>
+      <w:r>
+        <w:rPr>
+          <w:rFonts w:hint="eastAsia"/>
+        </w:rPr>
+        <w:t>模型层是算法创新与工程优化的交汇点，直接决定模型的性能、成本与落地难度。</w:t>
+      </w:r>
+    </w:p>
+    <w:p>
+      <w:pPr>
+        <w:ind w:firstLine="420"/>
+      </w:pPr>
+      <w:r>
+        <w:rPr>
+          <w:rFonts w:hint="eastAsia"/>
+        </w:rPr>
+        <w:t>1</w:t>
+      </w:r>
+      <w:r>
+        <w:rPr>
+          <w:rFonts w:hint="eastAsia"/>
+        </w:rPr>
+        <w:t>、并行策略</w:t>
+      </w:r>
+    </w:p>
+    <w:p>
+      <w:pPr>
+        <w:ind w:firstLine="420"/>
+      </w:pPr>
+      <w:r>
+        <w:rPr>
+          <w:rFonts w:hint="eastAsia"/>
+        </w:rPr>
+        <w:t>数据并行（</w:t>
+      </w:r>
+      <w:r>
+        <w:rPr>
+          <w:rFonts w:hint="eastAsia"/>
+        </w:rPr>
+        <w:t>DP</w:t>
+      </w:r>
+      <w:r>
+        <w:rPr>
+          <w:rFonts w:hint="eastAsia"/>
+        </w:rPr>
+        <w:t>）：复制模型到多设备，分批训练不同数据。</w:t>
+      </w:r>
+    </w:p>
+    <w:p>
+      <w:pPr>
+        <w:ind w:firstLine="420"/>
+      </w:pPr>
+      <w:r>
+        <w:rPr>
+          <w:rFonts w:hint="eastAsia"/>
+        </w:rPr>
+        <w:t>张量并行（</w:t>
+      </w:r>
+      <w:r>
+        <w:rPr>
+          <w:rFonts w:hint="eastAsia"/>
+        </w:rPr>
+        <w:t>TP</w:t>
+      </w:r>
+      <w:r>
+        <w:rPr>
+          <w:rFonts w:hint="eastAsia"/>
+        </w:rPr>
+        <w:t>）：拆分单层的张量计算到多个设备并行。</w:t>
+      </w:r>
+    </w:p>
+    <w:p>
+      <w:pPr>
+        <w:ind w:firstLine="420"/>
+      </w:pPr>
+      <w:r>
+        <w:rPr>
+          <w:rFonts w:hint="eastAsia"/>
+        </w:rPr>
+        <w:t>流水并行（</w:t>
+      </w:r>
+      <w:r>
+        <w:rPr>
+          <w:rFonts w:hint="eastAsia"/>
+        </w:rPr>
+        <w:t>PP</w:t>
+      </w:r>
+      <w:r>
+        <w:rPr>
+          <w:rFonts w:hint="eastAsia"/>
+        </w:rPr>
+        <w:t>）：将</w:t>
+      </w:r>
+      <w:proofErr w:type="gramStart"/>
+      <w:r>
+        <w:rPr>
+          <w:rFonts w:hint="eastAsia"/>
+        </w:rPr>
+        <w:t>模型层按顺序</w:t>
+      </w:r>
+      <w:proofErr w:type="gramEnd"/>
+      <w:r>
+        <w:rPr>
+          <w:rFonts w:hint="eastAsia"/>
+        </w:rPr>
+        <w:t>切分到不同设备流水执行。</w:t>
+      </w:r>
+    </w:p>
+    <w:p>
+      <w:pPr>
+        <w:ind w:firstLine="420"/>
+      </w:pPr>
+      <w:r>
+        <w:rPr>
+          <w:rFonts w:hint="eastAsia"/>
+        </w:rPr>
+        <w:t>专家并行（</w:t>
+      </w:r>
+      <w:r>
+        <w:rPr>
+          <w:rFonts w:hint="eastAsia"/>
+        </w:rPr>
+        <w:t>CP</w:t>
+      </w:r>
+      <w:r>
+        <w:rPr>
+          <w:rFonts w:hint="eastAsia"/>
+        </w:rPr>
+        <w:t>）：仅激活部分专家网络（如</w:t>
+      </w:r>
+      <w:r>
+        <w:rPr>
+          <w:rFonts w:hint="eastAsia"/>
+        </w:rPr>
+        <w:t xml:space="preserve"> </w:t>
       </w:r>
       <w:proofErr w:type="spellStart"/>
       <w:r>
         <w:rPr>
           <w:rFonts w:hint="eastAsia"/>
         </w:rPr>
-        <w:t>Unsloth</w:t>
+        <w:t>MoE</w:t>
       </w:r>
       <w:proofErr w:type="spellEnd"/>
-    </w:p>
-    <w:p>
-      <w:pPr>
-        <w:pStyle w:val="2"/>
-      </w:pPr>
-      <w:r>
-        <w:rPr>
-          <w:rFonts w:hint="eastAsia"/>
-        </w:rPr>
-        <w:t>模型层</w:t>
-      </w:r>
-    </w:p>
-    <w:p>
-      <w:pPr>
-        <w:ind w:firstLine="420"/>
-        <w:rPr>
-          <w:rFonts w:hint="eastAsia"/>
-        </w:rPr>
-      </w:pPr>
-      <w:r>
-        <w:rPr>
-          <w:rFonts w:hint="eastAsia"/>
-        </w:rPr>
-        <w:t>模型层是算法创新与工程优化的交汇点，直接决定模型的性能、成本与落地难度。</w:t>
-      </w:r>
-    </w:p>
-    <w:p>
-      <w:pPr>
-        <w:ind w:firstLine="420"/>
-        <w:rPr>
-          <w:rFonts w:hint="eastAsia"/>
-        </w:rPr>
-      </w:pPr>
-      <w:r>
-        <w:rPr>
-          <w:rFonts w:hint="eastAsia"/>
-        </w:rPr>
-        <w:t>1</w:t>
-      </w:r>
-      <w:r>
-        <w:rPr>
-          <w:rFonts w:hint="eastAsia"/>
-        </w:rPr>
-        <w:t>、并行策略</w:t>
-      </w:r>
-    </w:p>
-    <w:p>
-      <w:pPr>
-        <w:ind w:firstLine="420"/>
-        <w:rPr>
-          <w:rFonts w:hint="eastAsia"/>
-        </w:rPr>
-      </w:pPr>
-      <w:r>
-        <w:rPr>
-          <w:rFonts w:hint="eastAsia"/>
-        </w:rPr>
-        <w:t>数据并行（</w:t>
-      </w:r>
-      <w:r>
-        <w:rPr>
-          <w:rFonts w:hint="eastAsia"/>
-        </w:rPr>
-        <w:t>DP</w:t>
-      </w:r>
-      <w:r>
-        <w:rPr>
-          <w:rFonts w:hint="eastAsia"/>
-        </w:rPr>
-        <w:t>）：复制模型到多设备，分批训练不同数据。</w:t>
-      </w:r>
-    </w:p>
-    <w:p>
-      <w:pPr>
-        <w:ind w:firstLine="420"/>
-        <w:rPr>
-          <w:rFonts w:hint="eastAsia"/>
-        </w:rPr>
-      </w:pPr>
-      <w:r>
-        <w:rPr>
-          <w:rFonts w:hint="eastAsia"/>
-        </w:rPr>
-        <w:t>张量并行（</w:t>
-      </w:r>
-      <w:r>
-        <w:rPr>
-          <w:rFonts w:hint="eastAsia"/>
-        </w:rPr>
-        <w:t>TP</w:t>
-      </w:r>
-      <w:r>
-        <w:rPr>
-          <w:rFonts w:hint="eastAsia"/>
-        </w:rPr>
-        <w:t>）：拆分单层的张量计算到多个设备并行。</w:t>
-      </w:r>
-    </w:p>
-    <w:p>
-      <w:pPr>
-        <w:ind w:firstLine="420"/>
-        <w:rPr>
-          <w:rFonts w:hint="eastAsia"/>
-        </w:rPr>
-      </w:pPr>
-      <w:r>
-        <w:rPr>
-          <w:rFonts w:hint="eastAsia"/>
-        </w:rPr>
-        <w:t>流水并行（</w:t>
-      </w:r>
-      <w:r>
-        <w:rPr>
-          <w:rFonts w:hint="eastAsia"/>
-        </w:rPr>
-        <w:t>PP</w:t>
-      </w:r>
-      <w:r>
-        <w:rPr>
-          <w:rFonts w:hint="eastAsia"/>
-        </w:rPr>
-        <w:t>）：将模型层按顺序切分到不同设备流水执行。</w:t>
-      </w:r>
-    </w:p>
-    <w:p>
-      <w:pPr>
-        <w:ind w:firstLine="420"/>
-        <w:rPr>
-          <w:rFonts w:hint="eastAsia"/>
-        </w:rPr>
-      </w:pPr>
-      <w:r>
-        <w:rPr>
-          <w:rFonts w:hint="eastAsia"/>
-        </w:rPr>
-        <w:t>专家并行（</w:t>
-      </w:r>
-      <w:r>
-        <w:rPr>
-          <w:rFonts w:hint="eastAsia"/>
-        </w:rPr>
-        <w:t>CP</w:t>
-      </w:r>
-      <w:r>
-        <w:rPr>
-          <w:rFonts w:hint="eastAsia"/>
-        </w:rPr>
-        <w:t>）：仅激活部分专家网络（如</w:t>
-      </w:r>
       <w:r>
         <w:rPr>
           <w:rFonts w:hint="eastAsia"/>
         </w:rPr>
         <w:t xml:space="preserve"> </w:t>
       </w:r>
+      <w:r>
+        <w:rPr>
+          <w:rFonts w:hint="eastAsia"/>
+        </w:rPr>
+        <w:t>模型）以节省计算量。</w:t>
+      </w:r>
+    </w:p>
+    <w:p>
+      <w:pPr>
+        <w:ind w:firstLine="420"/>
+      </w:pPr>
+      <w:r>
+        <w:rPr>
+          <w:rFonts w:hint="eastAsia"/>
+        </w:rPr>
+        <w:t>2</w:t>
+      </w:r>
+      <w:r>
+        <w:rPr>
+          <w:rFonts w:hint="eastAsia"/>
+        </w:rPr>
+        <w:t>、低精度与量化</w:t>
+      </w:r>
+    </w:p>
+    <w:p>
+      <w:pPr>
+        <w:ind w:firstLine="420"/>
+      </w:pPr>
+      <w:r>
+        <w:rPr>
+          <w:rFonts w:hint="eastAsia"/>
+        </w:rPr>
+        <w:t>混合精度（</w:t>
+      </w:r>
+      <w:r>
+        <w:rPr>
+          <w:rFonts w:hint="eastAsia"/>
+        </w:rPr>
+        <w:t>FP8</w:t>
+      </w:r>
+      <w:r>
+        <w:rPr>
+          <w:rFonts w:hint="eastAsia"/>
+        </w:rPr>
+        <w:t>、</w:t>
+      </w:r>
+      <w:r>
+        <w:rPr>
+          <w:rFonts w:hint="eastAsia"/>
+        </w:rPr>
+        <w:t>BF16</w:t>
+      </w:r>
+      <w:r>
+        <w:rPr>
+          <w:rFonts w:hint="eastAsia"/>
+        </w:rPr>
+        <w:t>、</w:t>
+      </w:r>
+      <w:r>
+        <w:rPr>
+          <w:rFonts w:hint="eastAsia"/>
+        </w:rPr>
+        <w:t>FP16</w:t>
+      </w:r>
+      <w:r>
+        <w:rPr>
+          <w:rFonts w:hint="eastAsia"/>
+        </w:rPr>
+        <w:t>、</w:t>
+      </w:r>
+      <w:r>
+        <w:rPr>
+          <w:rFonts w:hint="eastAsia"/>
+        </w:rPr>
+        <w:t>TF32</w:t>
+      </w:r>
+      <w:r>
+        <w:rPr>
+          <w:rFonts w:hint="eastAsia"/>
+        </w:rPr>
+        <w:t>）在保持精度的同时显著降低显</w:t>
+      </w:r>
+      <w:proofErr w:type="gramStart"/>
+      <w:r>
+        <w:rPr>
+          <w:rFonts w:hint="eastAsia"/>
+        </w:rPr>
+        <w:t>存需求</w:t>
+      </w:r>
+      <w:proofErr w:type="gramEnd"/>
+      <w:r>
+        <w:rPr>
+          <w:rFonts w:hint="eastAsia"/>
+        </w:rPr>
+        <w:t>与计算成本。</w:t>
+      </w:r>
+    </w:p>
+    <w:p>
+      <w:pPr>
+        <w:ind w:firstLine="420"/>
+      </w:pPr>
+      <w:r>
+        <w:rPr>
+          <w:rFonts w:hint="eastAsia"/>
+        </w:rPr>
+        <w:t>量化（</w:t>
+      </w:r>
+      <w:r>
+        <w:rPr>
+          <w:rFonts w:hint="eastAsia"/>
+        </w:rPr>
+        <w:t>INT4</w:t>
+      </w:r>
+      <w:r>
+        <w:rPr>
+          <w:rFonts w:hint="eastAsia"/>
+        </w:rPr>
+        <w:t>、</w:t>
+      </w:r>
+      <w:r>
+        <w:rPr>
+          <w:rFonts w:hint="eastAsia"/>
+        </w:rPr>
+        <w:t>INT8</w:t>
+      </w:r>
+      <w:r>
+        <w:rPr>
+          <w:rFonts w:hint="eastAsia"/>
+        </w:rPr>
+        <w:t>）、</w:t>
+      </w:r>
+      <w:r>
+        <w:rPr>
+          <w:rFonts w:hint="eastAsia"/>
+        </w:rPr>
+        <w:t>GPTQ</w:t>
+      </w:r>
+      <w:r>
+        <w:rPr>
+          <w:rFonts w:hint="eastAsia"/>
+        </w:rPr>
+        <w:t>、</w:t>
+      </w:r>
+      <w:r>
+        <w:rPr>
+          <w:rFonts w:hint="eastAsia"/>
+        </w:rPr>
+        <w:t>AWQ</w:t>
+      </w:r>
+      <w:r>
+        <w:rPr>
+          <w:rFonts w:hint="eastAsia"/>
+        </w:rPr>
+        <w:t>、</w:t>
+      </w:r>
+      <w:r>
+        <w:rPr>
+          <w:rFonts w:hint="eastAsia"/>
+        </w:rPr>
+        <w:t xml:space="preserve">QAT </w:t>
+      </w:r>
+      <w:r>
+        <w:rPr>
+          <w:rFonts w:hint="eastAsia"/>
+        </w:rPr>
+        <w:t>在推理中发挥巨大优势。</w:t>
+      </w:r>
+    </w:p>
+    <w:p>
+      <w:pPr>
+        <w:ind w:firstLine="420"/>
+      </w:pPr>
+      <w:r>
+        <w:rPr>
+          <w:rFonts w:hint="eastAsia"/>
+        </w:rPr>
+        <w:t>3</w:t>
+      </w:r>
+      <w:r>
+        <w:rPr>
+          <w:rFonts w:hint="eastAsia"/>
+        </w:rPr>
+        <w:t>、训练优化</w:t>
+      </w:r>
+    </w:p>
+    <w:p>
+      <w:pPr>
+        <w:ind w:firstLine="420"/>
+      </w:pPr>
+      <w:r>
+        <w:rPr>
+          <w:rFonts w:hint="eastAsia"/>
+        </w:rPr>
+        <w:t>Gradient Checkpointing</w:t>
+      </w:r>
+      <w:r>
+        <w:rPr>
+          <w:rFonts w:hint="eastAsia"/>
+        </w:rPr>
+        <w:t>：以额外计算换取显存节省。</w:t>
+      </w:r>
+    </w:p>
+    <w:p>
+      <w:pPr>
+        <w:ind w:firstLine="420"/>
+      </w:pPr>
+      <w:r>
+        <w:rPr>
+          <w:rFonts w:hint="eastAsia"/>
+        </w:rPr>
+        <w:t>梯度累积：在小显</w:t>
+      </w:r>
+      <w:proofErr w:type="gramStart"/>
+      <w:r>
+        <w:rPr>
+          <w:rFonts w:hint="eastAsia"/>
+        </w:rPr>
+        <w:t>存设备</w:t>
+      </w:r>
+      <w:proofErr w:type="gramEnd"/>
+      <w:r>
+        <w:rPr>
+          <w:rFonts w:hint="eastAsia"/>
+        </w:rPr>
+        <w:t>上实现大批次训练。</w:t>
+      </w:r>
+    </w:p>
+    <w:p>
+      <w:pPr>
+        <w:ind w:firstLine="420"/>
+      </w:pPr>
+      <w:r>
+        <w:rPr>
+          <w:rFonts w:hint="eastAsia"/>
+        </w:rPr>
+        <w:t>4</w:t>
+      </w:r>
+      <w:r>
+        <w:rPr>
+          <w:rFonts w:hint="eastAsia"/>
+        </w:rPr>
+        <w:t>、架构优化与自动化搜索</w:t>
+      </w:r>
+    </w:p>
+    <w:p>
+      <w:pPr>
+        <w:ind w:firstLine="420"/>
+      </w:pPr>
+      <w:r>
+        <w:rPr>
+          <w:rFonts w:hint="eastAsia"/>
+        </w:rPr>
+        <w:t>GQA</w:t>
+      </w:r>
+      <w:r>
+        <w:rPr>
+          <w:rFonts w:hint="eastAsia"/>
+        </w:rPr>
+        <w:t>、</w:t>
+      </w:r>
+      <w:r>
+        <w:rPr>
+          <w:rFonts w:hint="eastAsia"/>
+        </w:rPr>
+        <w:t>MLA</w:t>
+      </w:r>
+      <w:r>
+        <w:rPr>
+          <w:rFonts w:hint="eastAsia"/>
+        </w:rPr>
+        <w:t>、稀疏注意力提升长序列处理效率。</w:t>
+      </w:r>
+    </w:p>
+    <w:p>
+      <w:pPr>
+        <w:ind w:firstLine="420"/>
+      </w:pPr>
+      <w:r>
+        <w:rPr>
+          <w:rFonts w:hint="eastAsia"/>
+        </w:rPr>
+        <w:t>剪枝、蒸馏降低推理成本。</w:t>
+      </w:r>
+    </w:p>
+    <w:p>
+      <w:pPr>
+        <w:ind w:firstLine="420"/>
+      </w:pPr>
+      <w:r>
+        <w:rPr>
+          <w:rFonts w:hint="eastAsia"/>
+        </w:rPr>
+        <w:t>NAS</w:t>
+      </w:r>
+      <w:r>
+        <w:rPr>
+          <w:rFonts w:hint="eastAsia"/>
+        </w:rPr>
+        <w:t>（神经架构搜索）、</w:t>
+      </w:r>
       <w:proofErr w:type="spellStart"/>
       <w:r>
         <w:rPr>
           <w:rFonts w:hint="eastAsia"/>
         </w:rPr>
-        <w:t>MoE</w:t>
+        <w:t>AutoML</w:t>
       </w:r>
       <w:proofErr w:type="spellEnd"/>
       <w:r>
@@ -10540,322 +11194,6 @@
         <w:rPr>
           <w:rFonts w:hint="eastAsia"/>
         </w:rPr>
-        <w:t>模型）以节省计算量。</w:t>
-      </w:r>
-    </w:p>
-    <w:p>
-      <w:pPr>
-        <w:ind w:firstLine="420"/>
-        <w:rPr>
-          <w:rFonts w:hint="eastAsia"/>
-        </w:rPr>
-      </w:pPr>
-      <w:r>
-        <w:rPr>
-          <w:rFonts w:hint="eastAsia"/>
-        </w:rPr>
-        <w:t>2</w:t>
-      </w:r>
-      <w:r>
-        <w:rPr>
-          <w:rFonts w:hint="eastAsia"/>
-        </w:rPr>
-        <w:t>、低精度与量化</w:t>
-      </w:r>
-    </w:p>
-    <w:p>
-      <w:pPr>
-        <w:ind w:firstLine="420"/>
-        <w:rPr>
-          <w:rFonts w:hint="eastAsia"/>
-        </w:rPr>
-      </w:pPr>
-      <w:r>
-        <w:rPr>
-          <w:rFonts w:hint="eastAsia"/>
-        </w:rPr>
-        <w:t>混合精度（</w:t>
-      </w:r>
-      <w:r>
-        <w:rPr>
-          <w:rFonts w:hint="eastAsia"/>
-        </w:rPr>
-        <w:t>FP8</w:t>
-      </w:r>
-      <w:r>
-        <w:rPr>
-          <w:rFonts w:hint="eastAsia"/>
-        </w:rPr>
-        <w:t>、</w:t>
-      </w:r>
-      <w:r>
-        <w:rPr>
-          <w:rFonts w:hint="eastAsia"/>
-        </w:rPr>
-        <w:t>BF16</w:t>
-      </w:r>
-      <w:r>
-        <w:rPr>
-          <w:rFonts w:hint="eastAsia"/>
-        </w:rPr>
-        <w:t>、</w:t>
-      </w:r>
-      <w:r>
-        <w:rPr>
-          <w:rFonts w:hint="eastAsia"/>
-        </w:rPr>
-        <w:t>FP16</w:t>
-      </w:r>
-      <w:r>
-        <w:rPr>
-          <w:rFonts w:hint="eastAsia"/>
-        </w:rPr>
-        <w:t>、</w:t>
-      </w:r>
-      <w:r>
-        <w:rPr>
-          <w:rFonts w:hint="eastAsia"/>
-        </w:rPr>
-        <w:t>TF32</w:t>
-      </w:r>
-      <w:r>
-        <w:rPr>
-          <w:rFonts w:hint="eastAsia"/>
-        </w:rPr>
-        <w:t>）在保持精度的同时显著降低显存需求与计算成本。</w:t>
-      </w:r>
-    </w:p>
-    <w:p>
-      <w:pPr>
-        <w:ind w:firstLine="420"/>
-        <w:rPr>
-          <w:rFonts w:hint="eastAsia"/>
-        </w:rPr>
-      </w:pPr>
-      <w:r>
-        <w:rPr>
-          <w:rFonts w:hint="eastAsia"/>
-        </w:rPr>
-        <w:t>量化（</w:t>
-      </w:r>
-      <w:r>
-        <w:rPr>
-          <w:rFonts w:hint="eastAsia"/>
-        </w:rPr>
-        <w:t>INT4</w:t>
-      </w:r>
-      <w:r>
-        <w:rPr>
-          <w:rFonts w:hint="eastAsia"/>
-        </w:rPr>
-        <w:t>、</w:t>
-      </w:r>
-      <w:r>
-        <w:rPr>
-          <w:rFonts w:hint="eastAsia"/>
-        </w:rPr>
-        <w:t>INT8</w:t>
-      </w:r>
-      <w:r>
-        <w:rPr>
-          <w:rFonts w:hint="eastAsia"/>
-        </w:rPr>
-        <w:t>）、</w:t>
-      </w:r>
-      <w:r>
-        <w:rPr>
-          <w:rFonts w:hint="eastAsia"/>
-        </w:rPr>
-        <w:t>GPTQ</w:t>
-      </w:r>
-      <w:r>
-        <w:rPr>
-          <w:rFonts w:hint="eastAsia"/>
-        </w:rPr>
-        <w:t>、</w:t>
-      </w:r>
-      <w:r>
-        <w:rPr>
-          <w:rFonts w:hint="eastAsia"/>
-        </w:rPr>
-        <w:t>AWQ</w:t>
-      </w:r>
-      <w:r>
-        <w:rPr>
-          <w:rFonts w:hint="eastAsia"/>
-        </w:rPr>
-        <w:t>、</w:t>
-      </w:r>
-      <w:r>
-        <w:rPr>
-          <w:rFonts w:hint="eastAsia"/>
-        </w:rPr>
-        <w:t xml:space="preserve">QAT </w:t>
-      </w:r>
-      <w:r>
-        <w:rPr>
-          <w:rFonts w:hint="eastAsia"/>
-        </w:rPr>
-        <w:t>在推理中发挥巨大优势。</w:t>
-      </w:r>
-    </w:p>
-    <w:p>
-      <w:pPr>
-        <w:ind w:firstLine="420"/>
-        <w:rPr>
-          <w:rFonts w:hint="eastAsia"/>
-        </w:rPr>
-      </w:pPr>
-      <w:r>
-        <w:rPr>
-          <w:rFonts w:hint="eastAsia"/>
-        </w:rPr>
-        <w:t>3</w:t>
-      </w:r>
-      <w:r>
-        <w:rPr>
-          <w:rFonts w:hint="eastAsia"/>
-        </w:rPr>
-        <w:t>、训练优化</w:t>
-      </w:r>
-    </w:p>
-    <w:p>
-      <w:pPr>
-        <w:ind w:firstLine="420"/>
-        <w:rPr>
-          <w:rFonts w:hint="eastAsia"/>
-        </w:rPr>
-      </w:pPr>
-      <w:r>
-        <w:rPr>
-          <w:rFonts w:hint="eastAsia"/>
-        </w:rPr>
-        <w:t>Gradient Checkpointing</w:t>
-      </w:r>
-      <w:r>
-        <w:rPr>
-          <w:rFonts w:hint="eastAsia"/>
-        </w:rPr>
-        <w:t>：以额外计算换取显存节省。</w:t>
-      </w:r>
-    </w:p>
-    <w:p>
-      <w:pPr>
-        <w:ind w:firstLine="420"/>
-        <w:rPr>
-          <w:rFonts w:hint="eastAsia"/>
-        </w:rPr>
-      </w:pPr>
-      <w:r>
-        <w:rPr>
-          <w:rFonts w:hint="eastAsia"/>
-        </w:rPr>
-        <w:t>梯度累积：在小显存设备上实现大批次训练。</w:t>
-      </w:r>
-    </w:p>
-    <w:p>
-      <w:pPr>
-        <w:ind w:firstLine="420"/>
-        <w:rPr>
-          <w:rFonts w:hint="eastAsia"/>
-        </w:rPr>
-      </w:pPr>
-      <w:r>
-        <w:rPr>
-          <w:rFonts w:hint="eastAsia"/>
-        </w:rPr>
-        <w:t>4</w:t>
-      </w:r>
-      <w:r>
-        <w:rPr>
-          <w:rFonts w:hint="eastAsia"/>
-        </w:rPr>
-        <w:t>、架构优化与自动化搜索</w:t>
-      </w:r>
-    </w:p>
-    <w:p>
-      <w:pPr>
-        <w:ind w:firstLine="420"/>
-        <w:rPr>
-          <w:rFonts w:hint="eastAsia"/>
-        </w:rPr>
-      </w:pPr>
-      <w:r>
-        <w:rPr>
-          <w:rFonts w:hint="eastAsia"/>
-        </w:rPr>
-        <w:t>GQA</w:t>
-      </w:r>
-      <w:r>
-        <w:rPr>
-          <w:rFonts w:hint="eastAsia"/>
-        </w:rPr>
-        <w:t>、</w:t>
-      </w:r>
-      <w:r>
-        <w:rPr>
-          <w:rFonts w:hint="eastAsia"/>
-        </w:rPr>
-        <w:t>MLA</w:t>
-      </w:r>
-      <w:r>
-        <w:rPr>
-          <w:rFonts w:hint="eastAsia"/>
-        </w:rPr>
-        <w:t>、稀疏注意力提升长序列处理效率。</w:t>
-      </w:r>
-    </w:p>
-    <w:p>
-      <w:pPr>
-        <w:ind w:firstLine="420"/>
-        <w:rPr>
-          <w:rFonts w:hint="eastAsia"/>
-        </w:rPr>
-      </w:pPr>
-      <w:r>
-        <w:rPr>
-          <w:rFonts w:hint="eastAsia"/>
-        </w:rPr>
-        <w:t>剪枝、蒸馏降低推理成本。</w:t>
-      </w:r>
-    </w:p>
-    <w:p>
-      <w:pPr>
-        <w:ind w:firstLine="420"/>
-        <w:rPr>
-          <w:rFonts w:hint="eastAsia"/>
-        </w:rPr>
-      </w:pPr>
-      <w:r>
-        <w:rPr>
-          <w:rFonts w:hint="eastAsia"/>
-        </w:rPr>
-        <w:t>NAS</w:t>
-      </w:r>
-      <w:r>
-        <w:rPr>
-          <w:rFonts w:hint="eastAsia"/>
-        </w:rPr>
-        <w:t>（神经架构搜索）、</w:t>
-      </w:r>
-      <w:proofErr w:type="spellStart"/>
-      <w:r>
-        <w:rPr>
-          <w:rFonts w:hint="eastAsia"/>
-        </w:rPr>
-        <w:t>AutoML</w:t>
-      </w:r>
-      <w:proofErr w:type="spellEnd"/>
-      <w:r>
-        <w:rPr>
-          <w:rFonts w:hint="eastAsia"/>
-        </w:rPr>
-        <w:t xml:space="preserve"> </w:t>
-      </w:r>
-      <w:r>
-        <w:rPr>
-          <w:rFonts w:hint="eastAsia"/>
-        </w:rPr>
         <w:t>自动探索最优架构与超参数。</w:t>
       </w:r>
     </w:p>
@@ -10863,7 +11201,6 @@
       <w:pPr>
         <w:ind w:firstLine="420"/>
         <w:rPr>
-          <w:rFonts w:hint="eastAsia"/>
           <w:b/>
           <w:bCs/>
         </w:rPr>
@@ -10880,9 +11217,6 @@
     <w:p>
       <w:pPr>
         <w:ind w:firstLine="420"/>
-        <w:rPr>
-          <w:rFonts w:hint="eastAsia"/>
-        </w:rPr>
       </w:pPr>
       <w:r>
         <w:rPr>
@@ -10894,9 +11228,6 @@
     <w:p>
       <w:pPr>
         <w:ind w:firstLine="420"/>
-        <w:rPr>
-          <w:rFonts w:hint="eastAsia"/>
-        </w:rPr>
       </w:pPr>
       <w:r>
         <w:rPr>
@@ -10918,11 +11249,6 @@
       </w:r>
     </w:p>
     <w:p>
-      <w:pPr>
-        <w:rPr>
-          <w:rFonts w:hint="eastAsia"/>
-        </w:rPr>
-      </w:pPr>
       <w:r>
         <w:rPr>
           <w:rFonts w:hint="eastAsia"/>
@@ -10933,9 +11259,6 @@
     <w:p>
       <w:pPr>
         <w:ind w:firstLine="420"/>
-        <w:rPr>
-          <w:rFonts w:hint="eastAsia"/>
-        </w:rPr>
       </w:pPr>
       <w:r>
         <w:rPr>
@@ -10947,127 +11270,145 @@
         <w:rPr>
           <w:rFonts w:hint="eastAsia"/>
         </w:rPr>
+        <w:t>、请求与计算调度</w:t>
+      </w:r>
+    </w:p>
+    <w:p>
+      <w:pPr>
+        <w:ind w:firstLine="420"/>
+      </w:pPr>
+      <w:r>
+        <w:rPr>
+          <w:rFonts w:hint="eastAsia"/>
+        </w:rPr>
+        <w:t>请求</w:t>
+      </w:r>
+      <w:r>
+        <w:rPr>
+          <w:rFonts w:hint="eastAsia"/>
+        </w:rPr>
+        <w:t xml:space="preserve"> Cache</w:t>
+      </w:r>
+      <w:r>
+        <w:rPr>
+          <w:rFonts w:hint="eastAsia"/>
+        </w:rPr>
+        <w:t>：缓存热门输入的推理结果。</w:t>
+      </w:r>
+    </w:p>
+    <w:p>
+      <w:pPr>
+        <w:ind w:firstLine="420"/>
+      </w:pPr>
+      <w:r>
+        <w:rPr>
+          <w:rFonts w:hint="eastAsia"/>
+        </w:rPr>
+        <w:t xml:space="preserve">DAG </w:t>
+      </w:r>
+      <w:r>
+        <w:rPr>
+          <w:rFonts w:hint="eastAsia"/>
+        </w:rPr>
+        <w:t>优化：任务依赖图的执行顺序优化。</w:t>
+      </w:r>
+    </w:p>
+    <w:p>
+      <w:pPr>
+        <w:ind w:firstLine="420"/>
+      </w:pPr>
+      <w:r>
+        <w:rPr>
+          <w:rFonts w:hint="eastAsia"/>
+        </w:rPr>
+        <w:t>动态</w:t>
+      </w:r>
+      <w:r>
+        <w:rPr>
+          <w:rFonts w:hint="eastAsia"/>
+        </w:rPr>
+        <w:t xml:space="preserve"> Batch</w:t>
+      </w:r>
+      <w:r>
+        <w:rPr>
+          <w:rFonts w:hint="eastAsia"/>
+        </w:rPr>
+        <w:t>：根据负载实时调整批次大小。</w:t>
+      </w:r>
+    </w:p>
+    <w:p>
+      <w:pPr>
+        <w:ind w:firstLine="420"/>
+      </w:pPr>
+      <w:r>
+        <w:rPr>
+          <w:rFonts w:hint="eastAsia"/>
+        </w:rPr>
+        <w:t>流水线推理：将推理分解为多个并行阶段执行。</w:t>
+      </w:r>
+    </w:p>
+    <w:p>
+      <w:pPr>
+        <w:ind w:firstLine="420"/>
+      </w:pPr>
+      <w:r>
+        <w:rPr>
+          <w:rFonts w:hint="eastAsia"/>
+        </w:rPr>
+        <w:t>负载均衡、资源弹性伸缩：保证高并发场景下的稳定性。</w:t>
+      </w:r>
+    </w:p>
+    <w:p>
+      <w:pPr>
+        <w:ind w:firstLine="420"/>
+      </w:pPr>
+      <w:r>
+        <w:rPr>
+          <w:rFonts w:hint="eastAsia"/>
+        </w:rPr>
+        <w:t>2</w:t>
+      </w:r>
+      <w:r>
+        <w:rPr>
+          <w:rFonts w:hint="eastAsia"/>
+        </w:rPr>
+        <w:t>、监控与瓶颈分析</w:t>
+      </w:r>
+    </w:p>
+    <w:p>
+      <w:pPr>
+        <w:ind w:firstLine="420"/>
+      </w:pPr>
+      <w:r>
+        <w:rPr>
+          <w:rFonts w:hint="eastAsia"/>
+        </w:rPr>
+        <w:t>实时监控、日志分析。</w:t>
+      </w:r>
+    </w:p>
+    <w:p>
+      <w:pPr>
+        <w:ind w:firstLine="420"/>
+      </w:pPr>
+      <w:proofErr w:type="spellStart"/>
+      <w:r>
+        <w:rPr>
+          <w:rFonts w:hint="eastAsia"/>
+        </w:rPr>
+        <w:t>nsys</w:t>
+      </w:r>
+      <w:proofErr w:type="spellEnd"/>
+      <w:r>
+        <w:rPr>
+          <w:rFonts w:hint="eastAsia"/>
+        </w:rPr>
         <w:t>、</w:t>
       </w:r>
       <w:r>
         <w:rPr>
           <w:rFonts w:hint="eastAsia"/>
         </w:rPr>
-        <w:t>请求与计算调度</w:t>
-      </w:r>
-    </w:p>
-    <w:p>
-      <w:pPr>
-        <w:ind w:firstLine="420"/>
-        <w:rPr>
-          <w:rFonts w:hint="eastAsia"/>
-        </w:rPr>
-      </w:pPr>
-      <w:r>
-        <w:rPr>
-          <w:rFonts w:hint="eastAsia"/>
-        </w:rPr>
-        <w:t>请求</w:t>
-      </w:r>
-      <w:r>
-        <w:rPr>
-          <w:rFonts w:hint="eastAsia"/>
-        </w:rPr>
-        <w:t xml:space="preserve"> Cache</w:t>
-      </w:r>
-      <w:r>
-        <w:rPr>
-          <w:rFonts w:hint="eastAsia"/>
-        </w:rPr>
-        <w:t>：缓存热门输入的推理结果。</w:t>
-      </w:r>
-    </w:p>
-    <w:p>
-      <w:pPr>
-        <w:ind w:firstLine="420"/>
-        <w:rPr>
-          <w:rFonts w:hint="eastAsia"/>
-        </w:rPr>
-      </w:pPr>
-      <w:r>
-        <w:rPr>
-          <w:rFonts w:hint="eastAsia"/>
-        </w:rPr>
-        <w:t xml:space="preserve">DAG </w:t>
-      </w:r>
-      <w:r>
-        <w:rPr>
-          <w:rFonts w:hint="eastAsia"/>
-        </w:rPr>
-        <w:t>优化：任务依赖图的执行顺序优化。</w:t>
-      </w:r>
-    </w:p>
-    <w:p>
-      <w:pPr>
-        <w:ind w:firstLine="420"/>
-        <w:rPr>
-          <w:rFonts w:hint="eastAsia"/>
-        </w:rPr>
-      </w:pPr>
-      <w:r>
-        <w:rPr>
-          <w:rFonts w:hint="eastAsia"/>
-        </w:rPr>
-        <w:t>动态</w:t>
-      </w:r>
-      <w:r>
-        <w:rPr>
-          <w:rFonts w:hint="eastAsia"/>
-        </w:rPr>
-        <w:t xml:space="preserve"> Batch</w:t>
-      </w:r>
-      <w:r>
-        <w:rPr>
-          <w:rFonts w:hint="eastAsia"/>
-        </w:rPr>
-        <w:t>：根据负载实时调整批次大小。</w:t>
-      </w:r>
-    </w:p>
-    <w:p>
-      <w:pPr>
-        <w:ind w:firstLine="420"/>
-        <w:rPr>
-          <w:rFonts w:hint="eastAsia"/>
-        </w:rPr>
-      </w:pPr>
-      <w:r>
-        <w:rPr>
-          <w:rFonts w:hint="eastAsia"/>
-        </w:rPr>
-        <w:t>流水线推理：将推理分解为多个并行阶段执行。</w:t>
-      </w:r>
-    </w:p>
-    <w:p>
-      <w:pPr>
-        <w:ind w:firstLine="420"/>
-        <w:rPr>
-          <w:rFonts w:hint="eastAsia"/>
-        </w:rPr>
-      </w:pPr>
-      <w:r>
-        <w:rPr>
-          <w:rFonts w:hint="eastAsia"/>
-        </w:rPr>
-        <w:t>负载均衡、资源弹性伸缩：保证高并发场景下的稳定性。</w:t>
-      </w:r>
-    </w:p>
-    <w:p>
-      <w:pPr>
-        <w:ind w:firstLine="420"/>
-        <w:rPr>
-          <w:rFonts w:hint="eastAsia"/>
-        </w:rPr>
-      </w:pPr>
-      <w:r>
-        <w:rPr>
-          <w:rFonts w:hint="eastAsia"/>
-        </w:rPr>
-        <w:t>2</w:t>
+        <w:t>Nsight Compute</w:t>
       </w:r>
       <w:r>
         <w:rPr>
@@ -11079,62 +11420,90 @@
         <w:rPr>
           <w:rFonts w:hint="eastAsia"/>
         </w:rPr>
-        <w:t>监控与瓶颈分析</w:t>
-      </w:r>
-    </w:p>
-    <w:p>
-      <w:pPr>
-        <w:ind w:firstLine="420"/>
-        <w:rPr>
-          <w:rFonts w:hint="eastAsia"/>
-        </w:rPr>
-      </w:pPr>
-      <w:r>
-        <w:rPr>
-          <w:rFonts w:hint="eastAsia"/>
-        </w:rPr>
-        <w:t>实时监控、日志分析。</w:t>
-      </w:r>
-    </w:p>
-    <w:p>
-      <w:pPr>
-        <w:ind w:firstLine="420"/>
-        <w:rPr>
-          <w:rFonts w:hint="eastAsia"/>
-        </w:rPr>
-      </w:pPr>
+        <w:t>perf</w:t>
+      </w:r>
+      <w:r>
+        <w:rPr>
+          <w:rFonts w:hint="eastAsia"/>
+        </w:rPr>
+        <w:t>、</w:t>
+      </w:r>
       <w:proofErr w:type="spellStart"/>
       <w:r>
         <w:rPr>
           <w:rFonts w:hint="eastAsia"/>
         </w:rPr>
-        <w:t>nsys</w:t>
+        <w:t>VTune</w:t>
       </w:r>
       <w:proofErr w:type="spellEnd"/>
       <w:r>
         <w:rPr>
           <w:rFonts w:hint="eastAsia"/>
         </w:rPr>
+        <w:t xml:space="preserve"> </w:t>
+      </w:r>
+      <w:r>
+        <w:rPr>
+          <w:rFonts w:hint="eastAsia"/>
+        </w:rPr>
+        <w:t>等工具用于性能诊断。</w:t>
+      </w:r>
+    </w:p>
+    <w:p>
+      <w:pPr>
+        <w:ind w:firstLine="420"/>
+      </w:pPr>
+      <w:r>
+        <w:rPr>
+          <w:rFonts w:hint="eastAsia"/>
+        </w:rPr>
+        <w:t>3</w:t>
+      </w:r>
+      <w:r>
+        <w:rPr>
+          <w:rFonts w:hint="eastAsia"/>
+        </w:rPr>
         <w:t>、</w:t>
       </w:r>
       <w:r>
         <w:rPr>
           <w:rFonts w:hint="eastAsia"/>
         </w:rPr>
-        <w:t>Nsight Compute</w:t>
-      </w:r>
+        <w:t xml:space="preserve">LLM </w:t>
+      </w:r>
+      <w:r>
+        <w:rPr>
+          <w:rFonts w:hint="eastAsia"/>
+        </w:rPr>
+        <w:t>应用框架</w:t>
+      </w:r>
+    </w:p>
+    <w:p>
+      <w:pPr>
+        <w:ind w:firstLine="420"/>
+      </w:pPr>
+      <w:proofErr w:type="spellStart"/>
+      <w:r>
+        <w:rPr>
+          <w:rFonts w:hint="eastAsia"/>
+        </w:rPr>
+        <w:t>Ollama</w:t>
+      </w:r>
+      <w:proofErr w:type="spellEnd"/>
       <w:r>
         <w:rPr>
           <w:rFonts w:hint="eastAsia"/>
         </w:rPr>
         <w:t>、</w:t>
       </w:r>
-      <w:r>
-        <w:rPr>
-          <w:rFonts w:hint="eastAsia"/>
-        </w:rPr>
-        <w:t>perf</w:t>
-      </w:r>
+      <w:proofErr w:type="spellStart"/>
+      <w:r>
+        <w:rPr>
+          <w:rFonts w:hint="eastAsia"/>
+        </w:rPr>
+        <w:t>SGLang</w:t>
+      </w:r>
+      <w:proofErr w:type="spellEnd"/>
       <w:r>
         <w:rPr>
           <w:rFonts w:hint="eastAsia"/>
@@ -11146,67 +11515,21 @@
         <w:rPr>
           <w:rFonts w:hint="eastAsia"/>
         </w:rPr>
-        <w:t>VTune</w:t>
+        <w:t>OpenLLM</w:t>
       </w:r>
       <w:proofErr w:type="spellEnd"/>
       <w:r>
         <w:rPr>
           <w:rFonts w:hint="eastAsia"/>
         </w:rPr>
-        <w:t xml:space="preserve"> </w:t>
-      </w:r>
-      <w:r>
-        <w:rPr>
-          <w:rFonts w:hint="eastAsia"/>
-        </w:rPr>
-        <w:t>等工具用于性能诊断。</w:t>
-      </w:r>
-    </w:p>
-    <w:p>
-      <w:pPr>
-        <w:ind w:firstLine="420"/>
-        <w:rPr>
-          <w:rFonts w:hint="eastAsia"/>
-        </w:rPr>
-      </w:pPr>
-      <w:r>
-        <w:rPr>
-          <w:rFonts w:hint="eastAsia"/>
-        </w:rPr>
-        <w:t>3</w:t>
-      </w:r>
-      <w:r>
-        <w:rPr>
-          <w:rFonts w:hint="eastAsia"/>
-        </w:rPr>
         <w:t>、</w:t>
       </w:r>
-      <w:r>
-        <w:rPr>
-          <w:rFonts w:hint="eastAsia"/>
-        </w:rPr>
-        <w:t xml:space="preserve">LLM </w:t>
-      </w:r>
-      <w:r>
-        <w:rPr>
-          <w:rFonts w:hint="eastAsia"/>
-        </w:rPr>
-        <w:t>应用框架</w:t>
-      </w:r>
-    </w:p>
-    <w:p>
-      <w:pPr>
-        <w:ind w:firstLine="420"/>
-        <w:rPr>
-          <w:rFonts w:hint="eastAsia"/>
-        </w:rPr>
-      </w:pPr>
       <w:proofErr w:type="spellStart"/>
       <w:r>
         <w:rPr>
           <w:rFonts w:hint="eastAsia"/>
         </w:rPr>
-        <w:t>Ollama</w:t>
+        <w:t>LangChain</w:t>
       </w:r>
       <w:proofErr w:type="spellEnd"/>
       <w:r>
@@ -11220,55 +11543,13 @@
         <w:rPr>
           <w:rFonts w:hint="eastAsia"/>
         </w:rPr>
-        <w:t>SGLang</w:t>
+        <w:t>LangGraph</w:t>
       </w:r>
       <w:proofErr w:type="spellEnd"/>
       <w:r>
         <w:rPr>
           <w:rFonts w:hint="eastAsia"/>
         </w:rPr>
-        <w:t>、</w:t>
-      </w:r>
-      <w:proofErr w:type="spellStart"/>
-      <w:r>
-        <w:rPr>
-          <w:rFonts w:hint="eastAsia"/>
-        </w:rPr>
-        <w:t>OpenLLM</w:t>
-      </w:r>
-      <w:proofErr w:type="spellEnd"/>
-      <w:r>
-        <w:rPr>
-          <w:rFonts w:hint="eastAsia"/>
-        </w:rPr>
-        <w:t>、</w:t>
-      </w:r>
-      <w:proofErr w:type="spellStart"/>
-      <w:r>
-        <w:rPr>
-          <w:rFonts w:hint="eastAsia"/>
-        </w:rPr>
-        <w:t>LangChain</w:t>
-      </w:r>
-      <w:proofErr w:type="spellEnd"/>
-      <w:r>
-        <w:rPr>
-          <w:rFonts w:hint="eastAsia"/>
-        </w:rPr>
-        <w:t>、</w:t>
-      </w:r>
-      <w:proofErr w:type="spellStart"/>
-      <w:r>
-        <w:rPr>
-          <w:rFonts w:hint="eastAsia"/>
-        </w:rPr>
-        <w:t>LangGraph</w:t>
-      </w:r>
-      <w:proofErr w:type="spellEnd"/>
-      <w:r>
-        <w:rPr>
-          <w:rFonts w:hint="eastAsia"/>
-        </w:rPr>
         <w:t>：快速构建</w:t>
       </w:r>
       <w:r>
@@ -11288,7 +11569,6 @@
       <w:pPr>
         <w:ind w:firstLine="420"/>
         <w:rPr>
-          <w:rFonts w:hint="eastAsia"/>
           <w:b/>
           <w:bCs/>
         </w:rPr>
@@ -11305,9 +11585,6 @@
     <w:p>
       <w:pPr>
         <w:ind w:firstLine="420"/>
-        <w:rPr>
-          <w:rFonts w:hint="eastAsia"/>
-        </w:rPr>
       </w:pPr>
       <w:r>
         <w:rPr>
@@ -11330,9 +11607,6 @@
     <w:p>
       <w:pPr>
         <w:pStyle w:val="3"/>
-        <w:rPr>
-          <w:rFonts w:hint="eastAsia"/>
-        </w:rPr>
       </w:pPr>
       <w:proofErr w:type="spellStart"/>
       <w:r>
@@ -11891,16 +12165,21 @@
     <w:p>
       <w:pPr>
         <w:pStyle w:val="2"/>
-        <w:rPr>
-          <w:rFonts w:hint="eastAsia"/>
-        </w:rPr>
-      </w:pPr>
-      <w:r>
-        <w:rPr>
-          <w:rFonts w:hint="eastAsia"/>
-        </w:rPr>
-        <w:t>训练范式：预训练</w:t>
-      </w:r>
+      </w:pPr>
+      <w:r>
+        <w:rPr>
+          <w:rFonts w:hint="eastAsia"/>
+        </w:rPr>
+        <w:t>训练范式：</w:t>
+      </w:r>
+      <w:proofErr w:type="gramStart"/>
+      <w:r>
+        <w:rPr>
+          <w:rFonts w:hint="eastAsia"/>
+        </w:rPr>
+        <w:t>预训练</w:t>
+      </w:r>
+      <w:proofErr w:type="gramEnd"/>
       <w:r>
         <w:rPr>
           <w:rFonts w:hint="eastAsia"/>
@@ -11927,6 +12206,20 @@
     </w:p>
     <w:p>
       <w:pPr>
+        <w:pStyle w:val="4"/>
+        <w:rPr>
+          <w:rFonts w:hint="eastAsia"/>
+        </w:rPr>
+      </w:pPr>
+      <w:r>
+        <w:rPr>
+          <w:rFonts w:hint="eastAsia"/>
+        </w:rPr>
+        <w:t>概述</w:t>
+      </w:r>
+    </w:p>
+    <w:p>
+      <w:pPr>
         <w:ind w:firstLine="420"/>
       </w:pPr>
       <w:r>
@@ -12143,19 +12436,1844 @@
         <w:rPr>
           <w:rFonts w:hint="eastAsia"/>
         </w:rPr>
+        <w:t>原理</w:t>
+      </w:r>
+    </w:p>
+    <w:p>
+      <w:pPr>
+        <w:ind w:firstLine="420"/>
+        <w:rPr>
+          <w:rFonts w:hint="eastAsia"/>
+        </w:rPr>
+      </w:pPr>
+      <w:proofErr w:type="gramStart"/>
+      <w:r>
+        <w:rPr>
+          <w:rFonts w:hint="eastAsia"/>
+        </w:rPr>
+        <w:t>预训练</w:t>
+      </w:r>
+      <w:proofErr w:type="gramEnd"/>
+      <w:r>
+        <w:rPr>
+          <w:rFonts w:hint="eastAsia"/>
+        </w:rPr>
+        <w:t>过程中使用的是大规模的文本数据集（例如</w:t>
+      </w:r>
+      <w:r>
+        <w:rPr>
+          <w:rFonts w:hint="eastAsia"/>
+        </w:rPr>
+        <w:t>Wikipedia</w:t>
+      </w:r>
+      <w:r>
+        <w:rPr>
+          <w:rFonts w:hint="eastAsia"/>
+        </w:rPr>
+        <w:t>、</w:t>
+      </w:r>
+      <w:proofErr w:type="spellStart"/>
+      <w:r>
+        <w:rPr>
+          <w:rFonts w:hint="eastAsia"/>
+        </w:rPr>
+        <w:t>BooksCorpus</w:t>
+      </w:r>
+      <w:proofErr w:type="spellEnd"/>
+      <w:r>
+        <w:rPr>
+          <w:rFonts w:hint="eastAsia"/>
+        </w:rPr>
+        <w:t>、</w:t>
+      </w:r>
+      <w:r>
+        <w:rPr>
+          <w:rFonts w:hint="eastAsia"/>
+        </w:rPr>
+        <w:t>Common Crawl</w:t>
+      </w:r>
+      <w:r>
+        <w:rPr>
+          <w:rFonts w:hint="eastAsia"/>
+        </w:rPr>
+        <w:t>等），这些数据通常是未经标注的原始文本。</w:t>
+      </w:r>
+    </w:p>
+    <w:p>
+      <w:pPr>
+        <w:pStyle w:val="5"/>
+        <w:rPr>
+          <w:rFonts w:hint="eastAsia"/>
+        </w:rPr>
+      </w:pPr>
+      <w:r>
+        <w:rPr>
+          <w:rFonts w:hint="eastAsia"/>
+        </w:rPr>
+        <w:t>分词（</w:t>
+      </w:r>
+      <w:r>
+        <w:rPr>
+          <w:rFonts w:hint="eastAsia"/>
+        </w:rPr>
+        <w:t>Tokenization</w:t>
+      </w:r>
+      <w:r>
+        <w:rPr>
+          <w:rFonts w:hint="eastAsia"/>
+        </w:rPr>
+        <w:t>）</w:t>
+      </w:r>
+    </w:p>
+    <w:p>
+      <w:pPr>
+        <w:ind w:firstLine="420"/>
+        <w:rPr>
+          <w:rFonts w:hint="eastAsia"/>
+        </w:rPr>
+      </w:pPr>
+      <w:r>
+        <w:rPr>
+          <w:rFonts w:hint="eastAsia"/>
+        </w:rPr>
+        <w:t>首先，原始文本需要进行分词处理（将文本拆分成</w:t>
+      </w:r>
+      <w:r>
+        <w:rPr>
+          <w:rFonts w:hint="eastAsia"/>
+        </w:rPr>
+        <w:t>tokens</w:t>
+      </w:r>
+      <w:r>
+        <w:rPr>
+          <w:rFonts w:hint="eastAsia"/>
+        </w:rPr>
+        <w:t>）。</w:t>
+      </w:r>
+    </w:p>
+    <w:p>
+      <w:pPr>
+        <w:ind w:firstLine="420"/>
+        <w:rPr>
+          <w:rFonts w:hint="eastAsia"/>
+        </w:rPr>
+      </w:pPr>
+      <w:r>
+        <w:rPr>
+          <w:rFonts w:hint="eastAsia"/>
+        </w:rPr>
+        <w:t>我们都了解一种最基本的</w:t>
+      </w:r>
+      <w:r>
+        <w:rPr>
+          <w:rFonts w:hint="eastAsia"/>
+        </w:rPr>
+        <w:t xml:space="preserve">tokenization, </w:t>
+      </w:r>
+      <w:r>
+        <w:rPr>
+          <w:rFonts w:hint="eastAsia"/>
+        </w:rPr>
+        <w:t>也就是把每一个单词看成一个</w:t>
+      </w:r>
+      <w:r>
+        <w:rPr>
+          <w:rFonts w:hint="eastAsia"/>
+        </w:rPr>
+        <w:t>token</w:t>
+      </w:r>
+      <w:r>
+        <w:rPr>
+          <w:rFonts w:hint="eastAsia"/>
+        </w:rPr>
+        <w:t>，然后对其进行编号。这种编码方式十分符合人类语言习惯，因为人类语言也经常以单词为单位进行交流，但这并不一定是最合理的编码方式。</w:t>
+      </w:r>
+    </w:p>
+    <w:p>
+      <w:pPr>
+        <w:ind w:firstLine="420"/>
+        <w:rPr>
+          <w:rFonts w:hint="eastAsia"/>
+        </w:rPr>
+      </w:pPr>
+      <w:r>
+        <w:rPr>
+          <w:rFonts w:hint="eastAsia"/>
+        </w:rPr>
+        <w:t>我们知道，一门语言中，通常有几万到几十万量级的单词数。若使用这种编码方式，在语言模型预测的时候需要在这个拥有几万个单词的列表上计算一个概</w:t>
+      </w:r>
+      <w:r>
+        <w:rPr>
+          <w:rFonts w:hint="eastAsia"/>
+        </w:rPr>
         <w:lastRenderedPageBreak/>
+        <w:t>率分布，那样的计算量是非常恐怖的，而且过大的</w:t>
+      </w:r>
+      <w:r>
+        <w:rPr>
+          <w:rFonts w:hint="eastAsia"/>
+        </w:rPr>
+        <w:t>token</w:t>
+      </w:r>
+      <w:r>
+        <w:rPr>
+          <w:rFonts w:hint="eastAsia"/>
+        </w:rPr>
+        <w:t>列表十分影响模型的预测准确度。</w:t>
+      </w:r>
+    </w:p>
+    <w:p>
+      <w:pPr>
+        <w:pStyle w:val="6"/>
+        <w:rPr>
+          <w:rFonts w:hint="eastAsia"/>
+        </w:rPr>
+      </w:pPr>
+      <w:r>
+        <w:rPr>
+          <w:rFonts w:hint="eastAsia"/>
+        </w:rPr>
+        <w:t>词表</w:t>
+      </w:r>
+    </w:p>
+    <w:p>
+      <w:pPr>
+        <w:ind w:firstLine="420"/>
+        <w:rPr>
+          <w:rFonts w:hint="eastAsia"/>
+        </w:rPr>
+      </w:pPr>
+      <w:r>
+        <w:rPr>
+          <w:rFonts w:hint="eastAsia"/>
+        </w:rPr>
+        <w:t>我们可以将所有的“常用字”和“常用词”都存到词表中，当</w:t>
+      </w:r>
+      <w:proofErr w:type="gramStart"/>
+      <w:r>
+        <w:rPr>
+          <w:rFonts w:hint="eastAsia"/>
+        </w:rPr>
+        <w:t>需要切词的</w:t>
+      </w:r>
+      <w:proofErr w:type="gramEnd"/>
+      <w:r>
+        <w:rPr>
+          <w:rFonts w:hint="eastAsia"/>
+        </w:rPr>
+        <w:t>时候就从词表里面查找即可。</w:t>
+      </w:r>
+    </w:p>
+    <w:p>
+      <w:pPr>
+        <w:ind w:firstLine="420"/>
+        <w:rPr>
+          <w:rFonts w:hint="eastAsia"/>
+        </w:rPr>
+      </w:pPr>
+      <w:r>
+        <w:rPr>
+          <w:rFonts w:hint="eastAsia"/>
+        </w:rPr>
+        <w:t>传统构造词表的方法，是先对各个句子进行分词，然后再统计并选出频数最高的前</w:t>
+      </w:r>
+      <w:r>
+        <w:rPr>
+          <w:rFonts w:hint="eastAsia"/>
+        </w:rPr>
+        <w:t>N</w:t>
+      </w:r>
+      <w:proofErr w:type="gramStart"/>
+      <w:r>
+        <w:rPr>
+          <w:rFonts w:hint="eastAsia"/>
+        </w:rPr>
+        <w:t>个</w:t>
+      </w:r>
+      <w:proofErr w:type="gramEnd"/>
+      <w:r>
+        <w:rPr>
+          <w:rFonts w:hint="eastAsia"/>
+        </w:rPr>
+        <w:t>词组成词表。通常训练集中包含了大量的词汇，以英语为例，总的单词数量在</w:t>
+      </w:r>
+      <w:r>
+        <w:rPr>
+          <w:rFonts w:hint="eastAsia"/>
+        </w:rPr>
+        <w:t>17</w:t>
+      </w:r>
+      <w:r>
+        <w:rPr>
+          <w:rFonts w:hint="eastAsia"/>
+        </w:rPr>
+        <w:t>万到</w:t>
+      </w:r>
+      <w:r>
+        <w:rPr>
+          <w:rFonts w:hint="eastAsia"/>
+        </w:rPr>
+        <w:t>100</w:t>
+      </w:r>
+      <w:r>
+        <w:rPr>
+          <w:rFonts w:hint="eastAsia"/>
+        </w:rPr>
+        <w:t>万左右。出于计算效率的考虑，通常</w:t>
+      </w:r>
+      <w:r>
+        <w:rPr>
+          <w:rFonts w:hint="eastAsia"/>
+        </w:rPr>
+        <w:t>N</w:t>
+      </w:r>
+      <w:r>
+        <w:rPr>
+          <w:rFonts w:hint="eastAsia"/>
+        </w:rPr>
+        <w:t>的选取无法包含训练集中的所有词。</w:t>
+      </w:r>
+    </w:p>
+    <w:p>
+      <w:pPr>
+        <w:ind w:firstLine="420"/>
+        <w:rPr>
+          <w:rFonts w:hint="eastAsia"/>
+        </w:rPr>
+      </w:pPr>
+      <w:r>
+        <w:rPr>
+          <w:rFonts w:hint="eastAsia"/>
+        </w:rPr>
+        <w:t>现代</w:t>
+      </w:r>
+      <w:proofErr w:type="gramStart"/>
+      <w:r>
+        <w:rPr>
+          <w:rFonts w:hint="eastAsia"/>
+        </w:rPr>
+        <w:t>预训练</w:t>
+      </w:r>
+      <w:proofErr w:type="gramEnd"/>
+      <w:r>
+        <w:rPr>
+          <w:rFonts w:hint="eastAsia"/>
+        </w:rPr>
+        <w:t>模型大多</w:t>
+      </w:r>
+      <w:proofErr w:type="gramStart"/>
+      <w:r>
+        <w:rPr>
+          <w:rFonts w:hint="eastAsia"/>
+        </w:rPr>
+        <w:t>采用子词级别</w:t>
+      </w:r>
+      <w:proofErr w:type="gramEnd"/>
+      <w:r>
+        <w:rPr>
+          <w:rFonts w:hint="eastAsia"/>
+        </w:rPr>
+        <w:t>的分词方法，使得词表能够灵活地处理</w:t>
+      </w:r>
+      <w:r>
+        <w:rPr>
+          <w:rFonts w:hint="eastAsia"/>
+        </w:rPr>
+        <w:t>OOV</w:t>
+      </w:r>
+      <w:r>
+        <w:rPr>
+          <w:rFonts w:hint="eastAsia"/>
+        </w:rPr>
+        <w:t>（</w:t>
+      </w:r>
+      <w:r>
+        <w:rPr>
+          <w:rFonts w:hint="eastAsia"/>
+        </w:rPr>
+        <w:t>Out-of-Vocabulary</w:t>
+      </w:r>
+      <w:r>
+        <w:rPr>
+          <w:rFonts w:hint="eastAsia"/>
+        </w:rPr>
+        <w:t>，词汇库外</w:t>
+      </w:r>
+      <w:r>
+        <w:rPr>
+          <w:rFonts w:hint="eastAsia"/>
+        </w:rPr>
+        <w:t>）</w:t>
+      </w:r>
+      <w:r>
+        <w:rPr>
+          <w:rFonts w:hint="eastAsia"/>
+        </w:rPr>
+        <w:t>问题。</w:t>
+      </w:r>
+    </w:p>
+    <w:p>
+      <w:pPr>
+        <w:pStyle w:val="6"/>
+        <w:rPr>
+          <w:rFonts w:hint="eastAsia"/>
+        </w:rPr>
+      </w:pPr>
+      <w:r>
+        <w:rPr>
+          <w:rFonts w:hint="eastAsia"/>
+        </w:rPr>
+        <w:t>BPE</w:t>
+      </w:r>
+      <w:r>
+        <w:rPr>
+          <w:rFonts w:hint="eastAsia"/>
+        </w:rPr>
+        <w:t>（</w:t>
+      </w:r>
+      <w:r>
+        <w:rPr>
+          <w:rFonts w:hint="eastAsia"/>
+        </w:rPr>
+        <w:t>Byte-Pair Encoding</w:t>
+      </w:r>
+      <w:r>
+        <w:rPr>
+          <w:rFonts w:hint="eastAsia"/>
+        </w:rPr>
+        <w:t>）</w:t>
+      </w:r>
+    </w:p>
+    <w:p>
+      <w:pPr>
+        <w:ind w:firstLine="420"/>
+        <w:rPr>
+          <w:rFonts w:hint="eastAsia"/>
+        </w:rPr>
+      </w:pPr>
+      <w:r>
+        <w:rPr>
+          <w:rFonts w:hint="eastAsia"/>
+        </w:rPr>
+        <w:t>BPE</w:t>
+      </w:r>
+      <w:r>
+        <w:rPr>
+          <w:rFonts w:hint="eastAsia"/>
+        </w:rPr>
+        <w:t>最早是一种数据压缩算法，由</w:t>
+      </w:r>
+      <w:r>
+        <w:rPr>
+          <w:rFonts w:hint="eastAsia"/>
+        </w:rPr>
+        <w:t>Sennrich</w:t>
+      </w:r>
+      <w:r>
+        <w:rPr>
+          <w:rFonts w:hint="eastAsia"/>
+        </w:rPr>
+        <w:t>等人于</w:t>
+      </w:r>
+      <w:r>
+        <w:rPr>
+          <w:rFonts w:hint="eastAsia"/>
+        </w:rPr>
+        <w:t>2015</w:t>
+      </w:r>
+      <w:r>
+        <w:rPr>
+          <w:rFonts w:hint="eastAsia"/>
+        </w:rPr>
+        <w:t>年引入到</w:t>
+      </w:r>
+      <w:r>
+        <w:rPr>
+          <w:rFonts w:hint="eastAsia"/>
+        </w:rPr>
+        <w:t>NLP</w:t>
+      </w:r>
+      <w:r>
+        <w:rPr>
+          <w:rFonts w:hint="eastAsia"/>
+        </w:rPr>
+        <w:t>领域并很快得到推广。该算法简单有效，因而目前它是最流行的方法。</w:t>
+      </w:r>
+      <w:r>
+        <w:rPr>
+          <w:rFonts w:hint="eastAsia"/>
+        </w:rPr>
+        <w:t>GPT-2</w:t>
+      </w:r>
+      <w:r>
+        <w:rPr>
+          <w:rFonts w:hint="eastAsia"/>
+        </w:rPr>
+        <w:t>和</w:t>
+      </w:r>
+      <w:proofErr w:type="spellStart"/>
+      <w:r>
+        <w:rPr>
+          <w:rFonts w:hint="eastAsia"/>
+        </w:rPr>
+        <w:t>RoBERTa</w:t>
+      </w:r>
+      <w:proofErr w:type="spellEnd"/>
+      <w:r>
+        <w:rPr>
+          <w:rFonts w:hint="eastAsia"/>
+        </w:rPr>
+        <w:t>使用的</w:t>
+      </w:r>
+      <w:proofErr w:type="spellStart"/>
+      <w:r>
+        <w:rPr>
+          <w:rFonts w:hint="eastAsia"/>
+        </w:rPr>
+        <w:t>Subword</w:t>
+      </w:r>
+      <w:proofErr w:type="spellEnd"/>
+      <w:r>
+        <w:rPr>
+          <w:rFonts w:hint="eastAsia"/>
+        </w:rPr>
+        <w:t>算法都是</w:t>
+      </w:r>
+      <w:r>
+        <w:rPr>
+          <w:rFonts w:hint="eastAsia"/>
+        </w:rPr>
+        <w:t>BPE</w:t>
+      </w:r>
+      <w:r>
+        <w:rPr>
+          <w:rFonts w:hint="eastAsia"/>
+        </w:rPr>
+        <w:t>。</w:t>
+      </w:r>
+    </w:p>
+    <w:p>
+      <w:pPr>
+        <w:ind w:firstLine="420"/>
+        <w:rPr>
+          <w:rFonts w:hint="eastAsia"/>
+        </w:rPr>
+      </w:pPr>
+      <w:r>
+        <w:rPr>
+          <w:rFonts w:hint="eastAsia"/>
+        </w:rPr>
+        <w:t>一句话描述它：</w:t>
+      </w:r>
+      <w:r>
+        <w:rPr>
+          <w:rFonts w:hint="eastAsia"/>
+        </w:rPr>
+        <w:t>BPE</w:t>
+      </w:r>
+      <w:r>
+        <w:rPr>
+          <w:rFonts w:hint="eastAsia"/>
+        </w:rPr>
+        <w:t>每一步都将最常见的一对相邻数据单位替换为该数据中没有出现过的一个新单位，反复迭代直到满足停止条件。</w:t>
+      </w:r>
+    </w:p>
+    <w:p>
+      <w:pPr>
+        <w:ind w:firstLine="420"/>
+        <w:rPr>
+          <w:rFonts w:hint="eastAsia"/>
+        </w:rPr>
+      </w:pPr>
+      <w:r>
+        <w:rPr>
+          <w:rFonts w:hint="eastAsia"/>
+        </w:rPr>
+        <w:t>比如：</w:t>
+      </w:r>
+    </w:p>
+    <w:p>
+      <w:pPr>
+        <w:ind w:firstLine="420"/>
+        <w:rPr>
+          <w:rFonts w:hint="eastAsia"/>
+        </w:rPr>
+      </w:pPr>
+      <w:r>
+        <w:rPr>
+          <w:rFonts w:hint="eastAsia"/>
+        </w:rPr>
+        <w:t>单词</w:t>
+      </w:r>
+      <w:r>
+        <w:rPr>
+          <w:rFonts w:hint="eastAsia"/>
+        </w:rPr>
+        <w:t xml:space="preserve"> "unhappy" </w:t>
+      </w:r>
+      <w:r>
+        <w:rPr>
+          <w:rFonts w:hint="eastAsia"/>
+        </w:rPr>
+        <w:t>可以拆分为</w:t>
+      </w:r>
+      <w:r>
+        <w:rPr>
+          <w:rFonts w:hint="eastAsia"/>
+        </w:rPr>
+        <w:t xml:space="preserve"> "un" + "happy"</w:t>
+      </w:r>
+      <w:r>
+        <w:rPr>
+          <w:rFonts w:hint="eastAsia"/>
+        </w:rPr>
+        <w:t>，其中</w:t>
+      </w:r>
+      <w:r>
+        <w:rPr>
+          <w:rFonts w:hint="eastAsia"/>
+        </w:rPr>
+        <w:t xml:space="preserve"> "un" </w:t>
+      </w:r>
+      <w:r>
+        <w:rPr>
+          <w:rFonts w:hint="eastAsia"/>
+        </w:rPr>
+        <w:t>和</w:t>
+      </w:r>
+      <w:r>
+        <w:rPr>
+          <w:rFonts w:hint="eastAsia"/>
+        </w:rPr>
+        <w:t xml:space="preserve"> "happy" </w:t>
+      </w:r>
+      <w:r>
+        <w:rPr>
+          <w:rFonts w:hint="eastAsia"/>
+        </w:rPr>
+        <w:t>都是高频子词。</w:t>
+      </w:r>
+    </w:p>
+    <w:p>
+      <w:pPr>
+        <w:ind w:firstLine="420"/>
+        <w:rPr>
+          <w:rFonts w:hint="eastAsia"/>
+        </w:rPr>
+      </w:pPr>
+      <w:r>
+        <w:rPr>
+          <w:rFonts w:hint="eastAsia"/>
+        </w:rPr>
+        <w:t>通过这种方式，模型既能理解</w:t>
+      </w:r>
+      <w:r>
+        <w:rPr>
+          <w:rFonts w:hint="eastAsia"/>
+        </w:rPr>
+        <w:t xml:space="preserve"> "unhappy" </w:t>
+      </w:r>
+      <w:r>
+        <w:rPr>
+          <w:rFonts w:hint="eastAsia"/>
+        </w:rPr>
+        <w:t>的含义，也能处理未见过的词（如</w:t>
+      </w:r>
+      <w:r>
+        <w:rPr>
+          <w:rFonts w:hint="eastAsia"/>
+        </w:rPr>
+        <w:t xml:space="preserve"> "unclear" </w:t>
+      </w:r>
+      <w:r>
+        <w:rPr>
+          <w:rFonts w:hint="eastAsia"/>
+        </w:rPr>
+        <w:t>→</w:t>
+      </w:r>
+      <w:r>
+        <w:rPr>
+          <w:rFonts w:hint="eastAsia"/>
+        </w:rPr>
+        <w:t xml:space="preserve"> "un" + "clear"</w:t>
+      </w:r>
+      <w:r>
+        <w:rPr>
+          <w:rFonts w:hint="eastAsia"/>
+        </w:rPr>
+        <w:t>）</w:t>
+      </w:r>
+    </w:p>
+    <w:p>
+      <w:pPr>
+        <w:pStyle w:val="5"/>
+        <w:rPr>
+          <w:rFonts w:hint="eastAsia"/>
+        </w:rPr>
+      </w:pPr>
+      <w:r>
+        <w:rPr>
+          <w:rFonts w:hint="eastAsia"/>
+        </w:rPr>
+        <w:t>嵌入（</w:t>
+      </w:r>
+      <w:r>
+        <w:rPr>
+          <w:rFonts w:hint="eastAsia"/>
+        </w:rPr>
+        <w:t>Embedding</w:t>
+      </w:r>
+      <w:r>
+        <w:rPr>
+          <w:rFonts w:hint="eastAsia"/>
+        </w:rPr>
+        <w:t>）</w:t>
+      </w:r>
+    </w:p>
+    <w:p>
+      <w:pPr>
+        <w:ind w:firstLine="420"/>
+        <w:rPr>
+          <w:rFonts w:hint="eastAsia"/>
+        </w:rPr>
+      </w:pPr>
+      <w:r>
+        <w:rPr>
+          <w:rFonts w:hint="eastAsia"/>
+        </w:rPr>
+        <w:t>嵌入就像鲁棒</w:t>
+      </w:r>
+      <w:r>
+        <w:rPr>
+          <w:rFonts w:hint="eastAsia"/>
+        </w:rPr>
+        <w:t>(robust)</w:t>
+      </w:r>
+      <w:r>
+        <w:rPr>
+          <w:rFonts w:hint="eastAsia"/>
+        </w:rPr>
+        <w:t>、套接字</w:t>
+      </w:r>
+      <w:r>
+        <w:rPr>
+          <w:rFonts w:hint="eastAsia"/>
+        </w:rPr>
+        <w:t>（</w:t>
+      </w:r>
+      <w:r>
+        <w:rPr>
+          <w:rFonts w:hint="eastAsia"/>
+        </w:rPr>
+        <w:t>socket</w:t>
+      </w:r>
+      <w:r>
+        <w:rPr>
+          <w:rFonts w:hint="eastAsia"/>
+        </w:rPr>
+        <w:t>）</w:t>
+      </w:r>
+      <w:r>
+        <w:rPr>
+          <w:rFonts w:hint="eastAsia"/>
+        </w:rPr>
+        <w:t>这些糟糕的翻译一样让人摸不着头脑。</w:t>
+      </w:r>
+    </w:p>
+    <w:p>
+      <w:pPr>
+        <w:ind w:firstLine="420"/>
+      </w:pPr>
+      <w:r>
+        <w:rPr>
+          <w:rFonts w:hint="eastAsia"/>
+        </w:rPr>
+        <w:t>我们先用一句话阐明概念：</w:t>
+      </w:r>
+      <w:r>
+        <w:rPr>
+          <w:rFonts w:hint="eastAsia"/>
+        </w:rPr>
+        <w:t>Embedding</w:t>
+      </w:r>
+      <w:r>
+        <w:rPr>
+          <w:rFonts w:hint="eastAsia"/>
+        </w:rPr>
+        <w:t>是文本的数字化。</w:t>
+      </w:r>
+    </w:p>
+    <w:p>
+      <w:pPr>
+        <w:jc w:val="center"/>
+        <w:rPr>
+          <w:rFonts w:hint="eastAsia"/>
+        </w:rPr>
+      </w:pPr>
+      <w:r>
+        <w:rPr>
+          <w:noProof/>
+        </w:rPr>
+        <w:lastRenderedPageBreak/>
+        <w:drawing>
+          <wp:inline distT="0" distB="0" distL="0" distR="0" wp14:anchorId="5FA019B7" wp14:editId="5092D774">
+            <wp:extent cx="4606401" cy="1485184"/>
+            <wp:effectExtent l="0" t="0" r="3810" b="1270"/>
+            <wp:docPr id="559781228" name="图片 1"/>
+            <wp:cNvGraphicFramePr>
+              <a:graphicFrameLocks xmlns:a="http://schemas.openxmlformats.org/drawingml/2006/main" noChangeAspect="1"/>
+            </wp:cNvGraphicFramePr>
+            <a:graphic xmlns:a="http://schemas.openxmlformats.org/drawingml/2006/main">
+              <a:graphicData uri="http://schemas.openxmlformats.org/drawingml/2006/picture">
+                <pic:pic xmlns:pic="http://schemas.openxmlformats.org/drawingml/2006/picture">
+                  <pic:nvPicPr>
+                    <pic:cNvPr id="559781228" name=""/>
+                    <pic:cNvPicPr/>
+                  </pic:nvPicPr>
+                  <pic:blipFill>
+                    <a:blip r:embed="rId26"/>
+                    <a:stretch>
+                      <a:fillRect/>
+                    </a:stretch>
+                  </pic:blipFill>
+                  <pic:spPr>
+                    <a:xfrm>
+                      <a:off x="0" y="0"/>
+                      <a:ext cx="4621620" cy="1490091"/>
+                    </a:xfrm>
+                    <a:prstGeom prst="rect">
+                      <a:avLst/>
+                    </a:prstGeom>
+                  </pic:spPr>
+                </pic:pic>
+              </a:graphicData>
+            </a:graphic>
+          </wp:inline>
+        </w:drawing>
+      </w:r>
+    </w:p>
+    <w:p>
+      <w:pPr>
+        <w:pStyle w:val="6"/>
+        <w:rPr>
+          <w:rFonts w:hint="eastAsia"/>
+        </w:rPr>
+      </w:pPr>
+      <w:r>
+        <w:rPr>
+          <w:rFonts w:hint="eastAsia"/>
+        </w:rPr>
+        <w:t>Embedding</w:t>
+      </w:r>
+      <w:r>
+        <w:rPr>
+          <w:rFonts w:hint="eastAsia"/>
+        </w:rPr>
+        <w:t>的原则</w:t>
+      </w:r>
+    </w:p>
+    <w:p>
+      <w:pPr>
+        <w:ind w:firstLine="420"/>
+        <w:rPr>
+          <w:rFonts w:hint="eastAsia"/>
+        </w:rPr>
+      </w:pPr>
+      <w:r>
+        <w:rPr>
+          <w:rFonts w:hint="eastAsia"/>
+        </w:rPr>
+        <w:t>第一点是很容易想到的：每一个词具有唯一量化值，不同</w:t>
+      </w:r>
+      <w:proofErr w:type="gramStart"/>
+      <w:r>
+        <w:rPr>
+          <w:rFonts w:hint="eastAsia"/>
+        </w:rPr>
+        <w:t>词需要</w:t>
+      </w:r>
+      <w:proofErr w:type="gramEnd"/>
+      <w:r>
+        <w:rPr>
+          <w:rFonts w:hint="eastAsia"/>
+        </w:rPr>
+        <w:t>具有不同的量化值。但只遵循这一点会带来一个问题：数的值与词的义是割裂的。</w:t>
+      </w:r>
+    </w:p>
+    <w:p>
+      <w:pPr>
+        <w:ind w:firstLine="420"/>
+        <w:rPr>
+          <w:rFonts w:hint="eastAsia"/>
+        </w:rPr>
+      </w:pPr>
+      <w:r>
+        <w:rPr>
+          <w:rFonts w:hint="eastAsia"/>
+        </w:rPr>
+        <w:t>比如在英文中：</w:t>
+      </w:r>
+      <w:r>
+        <w:rPr>
+          <w:rFonts w:hint="eastAsia"/>
+        </w:rPr>
+        <w:t xml:space="preserve"> a</w:t>
+      </w:r>
+      <w:r>
+        <w:rPr>
+          <w:rFonts w:hint="eastAsia"/>
+        </w:rPr>
+        <w:t>可能会被赋予数值</w:t>
+      </w:r>
+      <w:r>
+        <w:rPr>
+          <w:rFonts w:hint="eastAsia"/>
+        </w:rPr>
+        <w:t>1</w:t>
+      </w:r>
+      <w:r>
+        <w:rPr>
+          <w:rFonts w:hint="eastAsia"/>
+        </w:rPr>
+        <w:t>，</w:t>
+      </w:r>
+      <w:r>
+        <w:rPr>
+          <w:rFonts w:hint="eastAsia"/>
+        </w:rPr>
+        <w:t>abnormal</w:t>
+      </w:r>
+      <w:r>
+        <w:rPr>
+          <w:rFonts w:hint="eastAsia"/>
+        </w:rPr>
+        <w:t>会被赋予数值</w:t>
+      </w:r>
+      <w:r>
+        <w:rPr>
+          <w:rFonts w:hint="eastAsia"/>
+        </w:rPr>
+        <w:t>2</w:t>
+      </w:r>
+      <w:r>
+        <w:rPr>
+          <w:rFonts w:hint="eastAsia"/>
+        </w:rPr>
+        <w:t>，</w:t>
+      </w:r>
+      <w:r>
+        <w:rPr>
+          <w:rFonts w:hint="eastAsia"/>
+        </w:rPr>
+        <w:t>an</w:t>
+      </w:r>
+      <w:r>
+        <w:rPr>
+          <w:rFonts w:hint="eastAsia"/>
+        </w:rPr>
+        <w:t>会被赋值赋予数值</w:t>
+      </w:r>
+      <w:r>
+        <w:rPr>
+          <w:rFonts w:hint="eastAsia"/>
+        </w:rPr>
+        <w:t>123</w:t>
+      </w:r>
+      <w:r>
+        <w:rPr>
+          <w:rFonts w:hint="eastAsia"/>
+        </w:rPr>
+        <w:t>，这个时候我们可能会发现</w:t>
+      </w:r>
+      <w:r>
+        <w:rPr>
+          <w:rFonts w:hint="eastAsia"/>
+        </w:rPr>
+        <w:t>a</w:t>
+      </w:r>
+      <w:r>
+        <w:rPr>
+          <w:rFonts w:hint="eastAsia"/>
+        </w:rPr>
+        <w:t>和</w:t>
+      </w:r>
+      <w:r>
+        <w:rPr>
+          <w:rFonts w:hint="eastAsia"/>
+        </w:rPr>
+        <w:t>abnormal</w:t>
+      </w:r>
+      <w:r>
+        <w:rPr>
+          <w:rFonts w:hint="eastAsia"/>
+        </w:rPr>
+        <w:t>似乎在数值上更加靠近，而</w:t>
+      </w:r>
+      <w:r>
+        <w:rPr>
+          <w:rFonts w:hint="eastAsia"/>
+        </w:rPr>
+        <w:t>a</w:t>
+      </w:r>
+      <w:r>
+        <w:rPr>
+          <w:rFonts w:hint="eastAsia"/>
+        </w:rPr>
+        <w:t>和</w:t>
+      </w:r>
+      <w:r>
+        <w:rPr>
+          <w:rFonts w:hint="eastAsia"/>
+        </w:rPr>
+        <w:t>an</w:t>
+      </w:r>
+      <w:r>
+        <w:rPr>
+          <w:rFonts w:hint="eastAsia"/>
+        </w:rPr>
+        <w:t>这两个同质的词却隔得非常远。</w:t>
+      </w:r>
+    </w:p>
+    <w:p>
+      <w:pPr>
+        <w:ind w:firstLine="420"/>
+        <w:rPr>
+          <w:rFonts w:hint="eastAsia"/>
+        </w:rPr>
+      </w:pPr>
+      <w:r>
+        <w:rPr>
+          <w:rFonts w:hint="eastAsia"/>
+        </w:rPr>
+        <w:t>因此引申出了第二点：词义相近</w:t>
+      </w:r>
+      <w:proofErr w:type="gramStart"/>
+      <w:r>
+        <w:rPr>
+          <w:rFonts w:hint="eastAsia"/>
+        </w:rPr>
+        <w:t>词需要</w:t>
+      </w:r>
+      <w:proofErr w:type="gramEnd"/>
+      <w:r>
+        <w:rPr>
+          <w:rFonts w:hint="eastAsia"/>
+        </w:rPr>
+        <w:t>有</w:t>
+      </w:r>
+      <w:r>
+        <w:rPr>
+          <w:rFonts w:hint="eastAsia"/>
+        </w:rPr>
+        <w:t>"</w:t>
+      </w:r>
+      <w:r>
+        <w:rPr>
+          <w:rFonts w:hint="eastAsia"/>
+        </w:rPr>
+        <w:t>相近</w:t>
+      </w:r>
+      <w:r>
+        <w:rPr>
+          <w:rFonts w:hint="eastAsia"/>
+        </w:rPr>
+        <w:t>"</w:t>
+      </w:r>
+      <w:r>
+        <w:rPr>
+          <w:rFonts w:hint="eastAsia"/>
+        </w:rPr>
+        <w:t>的量化值；词义不相近的词量化</w:t>
+      </w:r>
+      <w:proofErr w:type="gramStart"/>
+      <w:r>
+        <w:rPr>
+          <w:rFonts w:hint="eastAsia"/>
+        </w:rPr>
+        <w:t>值需要</w:t>
+      </w:r>
+      <w:proofErr w:type="gramEnd"/>
+      <w:r>
+        <w:rPr>
+          <w:rFonts w:hint="eastAsia"/>
+        </w:rPr>
+        <w:t>尽量“远离”。</w:t>
+      </w:r>
+    </w:p>
+    <w:p>
+      <w:pPr>
+        <w:pStyle w:val="6"/>
+        <w:rPr>
+          <w:rFonts w:hint="eastAsia"/>
+        </w:rPr>
+      </w:pPr>
+      <w:r>
+        <w:rPr>
+          <w:rFonts w:hint="eastAsia"/>
+        </w:rPr>
+        <w:t>词义的多维性</w:t>
+      </w:r>
+    </w:p>
+    <w:p>
+      <w:pPr>
+        <w:ind w:firstLine="420"/>
+        <w:rPr>
+          <w:rFonts w:hint="eastAsia"/>
+        </w:rPr>
+      </w:pPr>
+      <w:r>
+        <w:rPr>
+          <w:rFonts w:hint="eastAsia"/>
+        </w:rPr>
+        <w:t>A</w:t>
+      </w:r>
+      <w:r>
+        <w:rPr>
+          <w:rFonts w:hint="eastAsia"/>
+        </w:rPr>
+        <w:t>和</w:t>
+      </w:r>
+      <w:r>
+        <w:rPr>
+          <w:rFonts w:hint="eastAsia"/>
+        </w:rPr>
+        <w:t>B</w:t>
+      </w:r>
+      <w:r>
+        <w:rPr>
+          <w:rFonts w:hint="eastAsia"/>
+        </w:rPr>
+        <w:t>词义相似，</w:t>
+      </w:r>
+      <w:r>
+        <w:rPr>
+          <w:rFonts w:hint="eastAsia"/>
+        </w:rPr>
+        <w:t>B</w:t>
+      </w:r>
+      <w:r>
+        <w:rPr>
+          <w:rFonts w:hint="eastAsia"/>
+        </w:rPr>
+        <w:t>和</w:t>
+      </w:r>
+      <w:r>
+        <w:rPr>
+          <w:rFonts w:hint="eastAsia"/>
+        </w:rPr>
+        <w:t>C</w:t>
+      </w:r>
+      <w:r>
+        <w:rPr>
+          <w:rFonts w:hint="eastAsia"/>
+        </w:rPr>
+        <w:t>词义相似，似乎并不意味着</w:t>
+      </w:r>
+      <w:r>
+        <w:rPr>
+          <w:rFonts w:hint="eastAsia"/>
+        </w:rPr>
+        <w:t>A</w:t>
+      </w:r>
+      <w:r>
+        <w:rPr>
+          <w:rFonts w:hint="eastAsia"/>
+        </w:rPr>
+        <w:t>和</w:t>
+      </w:r>
+      <w:r>
+        <w:rPr>
+          <w:rFonts w:hint="eastAsia"/>
+        </w:rPr>
+        <w:t>C</w:t>
+      </w:r>
+      <w:r>
+        <w:rPr>
+          <w:rFonts w:hint="eastAsia"/>
+        </w:rPr>
+        <w:t>词义也相近。</w:t>
+      </w:r>
+    </w:p>
+    <w:p>
+      <w:pPr>
+        <w:ind w:firstLine="420"/>
+        <w:rPr>
+          <w:rFonts w:hint="eastAsia"/>
+        </w:rPr>
+      </w:pPr>
+      <w:r>
+        <w:rPr>
+          <w:rFonts w:hint="eastAsia"/>
+        </w:rPr>
+        <w:t>例如：</w:t>
+      </w:r>
+      <w:r>
+        <w:rPr>
+          <w:rFonts w:hint="eastAsia"/>
+        </w:rPr>
+        <w:t xml:space="preserve">A = </w:t>
+      </w:r>
+      <w:proofErr w:type="gramStart"/>
+      <w:r>
+        <w:rPr>
+          <w:rFonts w:hint="eastAsia"/>
+        </w:rPr>
+        <w:t>”</w:t>
+      </w:r>
+      <w:proofErr w:type="gramEnd"/>
+      <w:r>
+        <w:rPr>
+          <w:rFonts w:hint="eastAsia"/>
+        </w:rPr>
+        <w:t>Love</w:t>
+      </w:r>
+      <w:r>
+        <w:rPr>
+          <w:rFonts w:hint="eastAsia"/>
+        </w:rPr>
+        <w:t>“，</w:t>
+      </w:r>
+      <w:r>
+        <w:rPr>
+          <w:rFonts w:hint="eastAsia"/>
+        </w:rPr>
+        <w:t xml:space="preserve">B = </w:t>
+      </w:r>
+      <w:r>
+        <w:rPr>
+          <w:rFonts w:hint="eastAsia"/>
+        </w:rPr>
+        <w:t>”</w:t>
+      </w:r>
+      <w:r>
+        <w:rPr>
+          <w:rFonts w:hint="eastAsia"/>
+        </w:rPr>
+        <w:t>Passion</w:t>
+      </w:r>
+      <w:r>
+        <w:rPr>
+          <w:rFonts w:hint="eastAsia"/>
+        </w:rPr>
+        <w:t>“，</w:t>
+      </w:r>
+      <w:r>
+        <w:rPr>
+          <w:rFonts w:hint="eastAsia"/>
+        </w:rPr>
+        <w:t xml:space="preserve">C = "Rage" A = </w:t>
+      </w:r>
+      <w:r>
+        <w:rPr>
+          <w:rFonts w:hint="eastAsia"/>
+        </w:rPr>
+        <w:t>”</w:t>
+      </w:r>
+      <w:r>
+        <w:rPr>
+          <w:rFonts w:hint="eastAsia"/>
+        </w:rPr>
+        <w:t>Comedy</w:t>
+      </w:r>
+      <w:r>
+        <w:rPr>
+          <w:rFonts w:hint="eastAsia"/>
+        </w:rPr>
+        <w:t>“，</w:t>
+      </w:r>
+      <w:r>
+        <w:rPr>
+          <w:rFonts w:hint="eastAsia"/>
+        </w:rPr>
+        <w:t xml:space="preserve">B = </w:t>
+      </w:r>
+      <w:r>
+        <w:rPr>
+          <w:rFonts w:hint="eastAsia"/>
+        </w:rPr>
+        <w:t>”</w:t>
+      </w:r>
+      <w:r>
+        <w:rPr>
+          <w:rFonts w:hint="eastAsia"/>
+        </w:rPr>
+        <w:t>Play</w:t>
+      </w:r>
+      <w:r>
+        <w:rPr>
+          <w:rFonts w:hint="eastAsia"/>
+        </w:rPr>
+        <w:t>“，</w:t>
+      </w:r>
+      <w:r>
+        <w:rPr>
+          <w:rFonts w:hint="eastAsia"/>
+        </w:rPr>
+        <w:t>C = "Game"</w:t>
+      </w:r>
+    </w:p>
+    <w:p>
+      <w:pPr>
+        <w:ind w:firstLine="420"/>
+        <w:rPr>
+          <w:rFonts w:hint="eastAsia"/>
+        </w:rPr>
+      </w:pPr>
+      <w:r>
+        <w:rPr>
+          <w:rFonts w:hint="eastAsia"/>
+        </w:rPr>
+        <w:t>在这两个案例中，</w:t>
+      </w:r>
+      <w:r>
+        <w:rPr>
+          <w:rFonts w:hint="eastAsia"/>
+        </w:rPr>
+        <w:t>A</w:t>
+      </w:r>
+      <w:r>
+        <w:rPr>
+          <w:rFonts w:hint="eastAsia"/>
+        </w:rPr>
+        <w:t>和</w:t>
+      </w:r>
+      <w:r>
+        <w:rPr>
+          <w:rFonts w:hint="eastAsia"/>
+        </w:rPr>
+        <w:t>B</w:t>
+      </w:r>
+      <w:r>
+        <w:rPr>
+          <w:rFonts w:hint="eastAsia"/>
+        </w:rPr>
+        <w:t>都是接近的，</w:t>
+      </w:r>
+      <w:r>
+        <w:rPr>
+          <w:rFonts w:hint="eastAsia"/>
+        </w:rPr>
+        <w:t>B</w:t>
+      </w:r>
+      <w:r>
+        <w:rPr>
+          <w:rFonts w:hint="eastAsia"/>
+        </w:rPr>
+        <w:t>和</w:t>
+      </w:r>
+      <w:r>
+        <w:rPr>
+          <w:rFonts w:hint="eastAsia"/>
+        </w:rPr>
+        <w:t>C</w:t>
+      </w:r>
+      <w:r>
+        <w:rPr>
+          <w:rFonts w:hint="eastAsia"/>
+        </w:rPr>
+        <w:t>也是接近，但</w:t>
+      </w:r>
+      <w:r>
+        <w:rPr>
+          <w:rFonts w:hint="eastAsia"/>
+        </w:rPr>
+        <w:t>A</w:t>
+      </w:r>
+      <w:r>
+        <w:rPr>
+          <w:rFonts w:hint="eastAsia"/>
+        </w:rPr>
+        <w:t>和</w:t>
+      </w:r>
+      <w:r>
+        <w:rPr>
+          <w:rFonts w:hint="eastAsia"/>
+        </w:rPr>
+        <w:t>C</w:t>
+      </w:r>
+      <w:r>
+        <w:rPr>
+          <w:rFonts w:hint="eastAsia"/>
+        </w:rPr>
+        <w:t>却不是。问题在哪呢？——词义的多维性。</w:t>
+      </w:r>
+    </w:p>
+    <w:p>
+      <w:pPr>
+        <w:ind w:firstLine="420"/>
+        <w:rPr>
+          <w:rFonts w:hint="eastAsia"/>
+        </w:rPr>
+      </w:pPr>
+      <w:r>
+        <w:rPr>
+          <w:rFonts w:hint="eastAsia"/>
+        </w:rPr>
+        <w:t>当用一个标量来表示一个词时，词和词之间的关系只能基于两个标量间的差值得到，从而只有“远”和“近”两种状态。</w:t>
+      </w:r>
+    </w:p>
+    <w:p>
+      <w:pPr>
+        <w:ind w:firstLine="420"/>
+        <w:rPr>
+          <w:rFonts w:hint="eastAsia"/>
+        </w:rPr>
+      </w:pPr>
+      <w:r>
+        <w:rPr>
+          <w:rFonts w:hint="eastAsia"/>
+        </w:rPr>
+        <w:t>但实际情况可能是：两个词只在某些维度上接近。“</w:t>
+      </w:r>
+      <w:r>
+        <w:rPr>
+          <w:rFonts w:hint="eastAsia"/>
+        </w:rPr>
+        <w:t>Love</w:t>
+      </w:r>
+      <w:r>
+        <w:rPr>
+          <w:rFonts w:hint="eastAsia"/>
+        </w:rPr>
+        <w:t>”和“</w:t>
+      </w:r>
+      <w:r>
+        <w:rPr>
+          <w:rFonts w:hint="eastAsia"/>
+        </w:rPr>
+        <w:t>Passion</w:t>
+      </w:r>
+      <w:r>
+        <w:rPr>
+          <w:rFonts w:hint="eastAsia"/>
+        </w:rPr>
+        <w:t>”接近的地方是：情感浓度，都表示存在强烈的情感，但是在情感色彩方面</w:t>
+      </w:r>
+      <w:r>
+        <w:rPr>
+          <w:rFonts w:hint="eastAsia"/>
+        </w:rPr>
+        <w:t xml:space="preserve"> </w:t>
+      </w:r>
+      <w:r>
+        <w:rPr>
+          <w:rFonts w:hint="eastAsia"/>
+        </w:rPr>
+        <w:t>——</w:t>
+      </w:r>
+      <w:r>
+        <w:rPr>
+          <w:rFonts w:hint="eastAsia"/>
+        </w:rPr>
+        <w:t xml:space="preserve"> </w:t>
+      </w:r>
+      <w:r>
+        <w:rPr>
+          <w:rFonts w:hint="eastAsia"/>
+        </w:rPr>
+        <w:t>也就是消极还是积极</w:t>
+      </w:r>
+      <w:r>
+        <w:rPr>
+          <w:rFonts w:hint="eastAsia"/>
+        </w:rPr>
+        <w:t xml:space="preserve"> </w:t>
+      </w:r>
+      <w:r>
+        <w:rPr>
+          <w:rFonts w:hint="eastAsia"/>
+        </w:rPr>
+        <w:t>——</w:t>
+      </w:r>
+      <w:r>
+        <w:rPr>
+          <w:rFonts w:hint="eastAsia"/>
+        </w:rPr>
+        <w:t xml:space="preserve"> passion</w:t>
+      </w:r>
+      <w:r>
+        <w:rPr>
+          <w:rFonts w:hint="eastAsia"/>
+        </w:rPr>
+        <w:t>具有更加中性的色彩。于是同样具有浓烈情感的“</w:t>
+      </w:r>
+      <w:r>
+        <w:rPr>
+          <w:rFonts w:hint="eastAsia"/>
+        </w:rPr>
+        <w:t>Rage</w:t>
+      </w:r>
+      <w:r>
+        <w:rPr>
+          <w:rFonts w:hint="eastAsia"/>
+        </w:rPr>
+        <w:t>”也与“</w:t>
+      </w:r>
+      <w:r>
+        <w:rPr>
+          <w:rFonts w:hint="eastAsia"/>
+        </w:rPr>
+        <w:t>Passion</w:t>
+      </w:r>
+      <w:r>
+        <w:rPr>
+          <w:rFonts w:hint="eastAsia"/>
+        </w:rPr>
+        <w:t>”相近，但是“</w:t>
+      </w:r>
+      <w:r>
+        <w:rPr>
+          <w:rFonts w:hint="eastAsia"/>
+        </w:rPr>
+        <w:t>Rage</w:t>
+      </w:r>
+      <w:r>
+        <w:rPr>
+          <w:rFonts w:hint="eastAsia"/>
+        </w:rPr>
+        <w:t>”的情感色彩却是消极的。</w:t>
+      </w:r>
+    </w:p>
+    <w:p>
+      <w:pPr>
+        <w:ind w:firstLine="420"/>
+        <w:rPr>
+          <w:rFonts w:hint="eastAsia"/>
+        </w:rPr>
+      </w:pPr>
+      <w:r>
+        <w:rPr>
+          <w:rFonts w:hint="eastAsia"/>
+        </w:rPr>
+        <w:t>因此我们需要一个多维的数字，很自然会想到使用向量——对于每一个词，我们可以表达为一组数，而非</w:t>
+      </w:r>
+      <w:proofErr w:type="gramStart"/>
+      <w:r>
+        <w:rPr>
+          <w:rFonts w:hint="eastAsia"/>
+        </w:rPr>
+        <w:t>一</w:t>
+      </w:r>
+      <w:proofErr w:type="gramEnd"/>
+      <w:r>
+        <w:rPr>
+          <w:rFonts w:hint="eastAsia"/>
+        </w:rPr>
+        <w:t>个数；这样一来，就可以在不同的维度上定义远近，词与词之间复杂的关系便能在这一高维的空间中得到表达——这就是</w:t>
+      </w:r>
+      <w:r>
+        <w:rPr>
+          <w:rFonts w:hint="eastAsia"/>
+        </w:rPr>
+        <w:t xml:space="preserve"> </w:t>
+      </w:r>
+      <w:proofErr w:type="spellStart"/>
+      <w:r>
+        <w:rPr>
+          <w:rFonts w:hint="eastAsia"/>
+        </w:rPr>
+        <w:t>embeding</w:t>
+      </w:r>
+      <w:proofErr w:type="spellEnd"/>
+      <w:r>
+        <w:rPr>
+          <w:rFonts w:hint="eastAsia"/>
+        </w:rPr>
+        <w:t>。</w:t>
+      </w:r>
+    </w:p>
+    <w:p>
+      <w:pPr>
+        <w:ind w:firstLine="420"/>
+        <w:rPr>
+          <w:rFonts w:hint="eastAsia"/>
+        </w:rPr>
+      </w:pPr>
+      <w:r>
+        <w:rPr>
+          <w:rFonts w:hint="eastAsia"/>
+        </w:rPr>
+        <w:lastRenderedPageBreak/>
+        <w:t>它的意义也就不言自明了。“嵌入”这个名字太糟糕了，不如叫它“词义向量”</w:t>
+      </w:r>
+      <w:r>
+        <w:rPr>
+          <w:rFonts w:hint="eastAsia"/>
+        </w:rPr>
+        <w:t xml:space="preserve"> </w:t>
+      </w:r>
+      <w:r>
+        <w:rPr>
+          <w:rFonts w:hint="eastAsia"/>
+        </w:rPr>
+        <w:t>吧。</w:t>
+      </w:r>
+    </w:p>
+    <w:p>
+      <w:pPr>
+        <w:pStyle w:val="5"/>
+        <w:rPr>
+          <w:rFonts w:hint="eastAsia"/>
+        </w:rPr>
+      </w:pPr>
+      <w:r>
+        <w:rPr>
+          <w:rFonts w:hint="eastAsia"/>
+        </w:rPr>
+        <w:t>长文本的切割</w:t>
+      </w:r>
+    </w:p>
+    <w:p>
+      <w:pPr>
+        <w:ind w:firstLine="420"/>
+        <w:rPr>
+          <w:rFonts w:hint="eastAsia"/>
+        </w:rPr>
+      </w:pPr>
+      <w:r>
+        <w:rPr>
+          <w:rFonts w:hint="eastAsia"/>
+        </w:rPr>
+        <w:t>一本书的内容通常很长，</w:t>
+      </w:r>
+      <w:proofErr w:type="gramStart"/>
+      <w:r>
+        <w:rPr>
+          <w:rFonts w:hint="eastAsia"/>
+        </w:rPr>
+        <w:t>预训练</w:t>
+      </w:r>
+      <w:proofErr w:type="gramEnd"/>
+      <w:r>
+        <w:rPr>
+          <w:rFonts w:hint="eastAsia"/>
+        </w:rPr>
+        <w:t>时通常会将长文本切割成一个个段落。</w:t>
+      </w:r>
+    </w:p>
+    <w:p>
+      <w:pPr>
+        <w:ind w:firstLine="420"/>
+        <w:rPr>
+          <w:rFonts w:hint="eastAsia"/>
+        </w:rPr>
+      </w:pPr>
+      <w:r>
+        <w:rPr>
+          <w:rFonts w:hint="eastAsia"/>
+        </w:rPr>
+        <w:t>通常会将长文章按照</w:t>
+      </w:r>
+      <w:r>
+        <w:rPr>
+          <w:rFonts w:hint="eastAsia"/>
+        </w:rPr>
+        <w:t xml:space="preserve"> </w:t>
+      </w:r>
+      <w:proofErr w:type="spellStart"/>
+      <w:r>
+        <w:rPr>
+          <w:rFonts w:hint="eastAsia"/>
+        </w:rPr>
+        <w:t>seq_len</w:t>
+      </w:r>
+      <w:proofErr w:type="spellEnd"/>
+      <w:r>
+        <w:rPr>
+          <w:rFonts w:hint="eastAsia"/>
+        </w:rPr>
+        <w:t>（如</w:t>
+      </w:r>
+      <w:r>
+        <w:rPr>
+          <w:rFonts w:hint="eastAsia"/>
+        </w:rPr>
+        <w:t>2048</w:t>
+      </w:r>
+      <w:r>
+        <w:rPr>
+          <w:rFonts w:hint="eastAsia"/>
+        </w:rPr>
+        <w:t>）作分割，将切割后的向量喂给模型做训练。</w:t>
+      </w:r>
+    </w:p>
+    <w:p>
+      <w:pPr>
+        <w:ind w:firstLine="420"/>
+        <w:rPr>
+          <w:rFonts w:hint="eastAsia"/>
+        </w:rPr>
+      </w:pPr>
+      <w:r>
+        <w:rPr>
+          <w:rFonts w:hint="eastAsia"/>
+        </w:rPr>
+        <w:t>对于大语言模型来说，上下文窗口是指在训练和应用大语言模型时，模型能够同时考虑并处理的输入序列的最大长度。这个窗口限制了模型对文本中连续标记之间依赖关系的理解范围。对于</w:t>
+      </w:r>
+      <w:r>
+        <w:rPr>
+          <w:rFonts w:hint="eastAsia"/>
+        </w:rPr>
+        <w:t>LLMs</w:t>
+      </w:r>
+      <w:r>
+        <w:rPr>
+          <w:rFonts w:hint="eastAsia"/>
+        </w:rPr>
+        <w:t>而言，大的上下文窗口是极其重要的特征，因为它允许模型在处理长文档、对话历史或复杂语境时保持连贯性和理解力。如果上下文窗口太小，当输入文本超出这一窗口限制时，模型可能无法准确捕捉到远距离词语间的关联，从而导致性能下降。</w:t>
+      </w:r>
+    </w:p>
+    <w:p>
+      <w:pPr>
+        <w:pStyle w:val="5"/>
+        <w:rPr>
+          <w:rFonts w:hint="eastAsia"/>
+        </w:rPr>
+      </w:pPr>
+      <w:r>
+        <w:rPr>
+          <w:rFonts w:hint="eastAsia"/>
+        </w:rPr>
+        <w:t>正式的训练</w:t>
+      </w:r>
+    </w:p>
+    <w:p>
+      <w:pPr>
+        <w:ind w:firstLine="420"/>
+        <w:rPr>
+          <w:rFonts w:hint="eastAsia"/>
+        </w:rPr>
+      </w:pPr>
+      <w:r>
+        <w:rPr>
+          <w:rFonts w:hint="eastAsia"/>
+        </w:rPr>
+        <w:t>模型通过前向传播和反向传播过程进行训练，利用梯度下降法优化模型参数。</w:t>
+      </w:r>
+    </w:p>
+    <w:p>
+      <w:pPr>
+        <w:rPr>
+          <w:rFonts w:hint="eastAsia"/>
+        </w:rPr>
+      </w:pPr>
+      <w:r>
+        <w:rPr>
+          <w:rFonts w:hint="eastAsia"/>
+        </w:rPr>
+        <w:t>最常见的优化算法是</w:t>
+      </w:r>
+      <w:r>
+        <w:rPr>
+          <w:rFonts w:hint="eastAsia"/>
+        </w:rPr>
+        <w:t>Adam</w:t>
+      </w:r>
+      <w:r>
+        <w:rPr>
+          <w:rFonts w:hint="eastAsia"/>
+        </w:rPr>
+        <w:t>，它在处理稀疏梯度和大规模数据时非常有效。</w:t>
+      </w:r>
+    </w:p>
+    <w:p>
+      <w:pPr>
+        <w:pStyle w:val="4"/>
+      </w:pPr>
+      <w:r>
+        <w:rPr>
+          <w:rFonts w:hint="eastAsia"/>
+        </w:rPr>
+        <w:lastRenderedPageBreak/>
+        <w:t>数据处理</w:t>
+      </w:r>
+    </w:p>
+    <w:p>
+      <w:pPr>
+        <w:pStyle w:val="5"/>
+      </w:pPr>
+      <w:r>
+        <w:rPr>
+          <w:rFonts w:hint="eastAsia"/>
+        </w:rPr>
         <w:t>数据来源</w:t>
       </w:r>
     </w:p>
     <w:p>
       <w:pPr>
+        <w:pStyle w:val="6"/>
+      </w:pPr>
+      <w:r>
+        <w:rPr>
+          <w:rFonts w:hint="eastAsia"/>
+        </w:rPr>
+        <w:t>通用数据</w:t>
+      </w:r>
+    </w:p>
+    <w:p>
+      <w:pPr>
+        <w:pStyle w:val="6"/>
+      </w:pPr>
+      <w:r>
+        <w:rPr>
+          <w:rFonts w:hint="eastAsia"/>
+        </w:rPr>
+        <w:t>专业数据</w:t>
+      </w:r>
+    </w:p>
+    <w:p>
+      <w:pPr>
         <w:pStyle w:val="5"/>
       </w:pPr>
       <w:r>
         <w:rPr>
           <w:rFonts w:hint="eastAsia"/>
         </w:rPr>
-        <w:t>通用数据</w:t>
+        <w:t>数据处理</w:t>
+      </w:r>
+    </w:p>
+    <w:p>
+      <w:pPr>
+        <w:pStyle w:val="6"/>
+      </w:pPr>
+      <w:r>
+        <w:rPr>
+          <w:rFonts w:hint="eastAsia"/>
+        </w:rPr>
+        <w:t>低质过滤</w:t>
+      </w:r>
+    </w:p>
+    <w:p>
+      <w:pPr>
+        <w:pStyle w:val="6"/>
+      </w:pPr>
+      <w:r>
+        <w:rPr>
+          <w:rFonts w:hint="eastAsia"/>
+        </w:rPr>
+        <w:t>冗余去除</w:t>
+      </w:r>
+    </w:p>
+    <w:p>
+      <w:pPr>
+        <w:pStyle w:val="6"/>
+      </w:pPr>
+      <w:r>
+        <w:rPr>
+          <w:rFonts w:hint="eastAsia"/>
+        </w:rPr>
+        <w:t>隐私消除</w:t>
+      </w:r>
+    </w:p>
+    <w:p>
+      <w:pPr>
+        <w:pStyle w:val="6"/>
+      </w:pPr>
+      <w:r>
+        <w:rPr>
+          <w:rFonts w:hint="eastAsia"/>
+        </w:rPr>
+        <w:t>词元切分</w:t>
       </w:r>
     </w:p>
     <w:p>
@@ -12166,7 +14284,271 @@
         <w:rPr>
           <w:rFonts w:hint="eastAsia"/>
         </w:rPr>
-        <w:t>专业数据</w:t>
+        <w:t>数据影响分析</w:t>
+      </w:r>
+    </w:p>
+    <w:p>
+      <w:pPr>
+        <w:pStyle w:val="6"/>
+      </w:pPr>
+      <w:r>
+        <w:rPr>
+          <w:rFonts w:hint="eastAsia"/>
+        </w:rPr>
+        <w:t>数据规模影响</w:t>
+      </w:r>
+    </w:p>
+    <w:p>
+      <w:pPr>
+        <w:pStyle w:val="6"/>
+      </w:pPr>
+      <w:r>
+        <w:rPr>
+          <w:rFonts w:hint="eastAsia"/>
+        </w:rPr>
+        <w:t>数据质量影响</w:t>
+      </w:r>
+    </w:p>
+    <w:p>
+      <w:pPr>
+        <w:pStyle w:val="6"/>
+      </w:pPr>
+      <w:r>
+        <w:rPr>
+          <w:rFonts w:hint="eastAsia"/>
+        </w:rPr>
+        <w:t>数据多样性影响</w:t>
+      </w:r>
+    </w:p>
+    <w:p>
+      <w:pPr>
+        <w:pStyle w:val="5"/>
+      </w:pPr>
+      <w:r>
+        <w:rPr>
+          <w:rFonts w:hint="eastAsia"/>
+        </w:rPr>
+        <w:t>开源数据集合</w:t>
+      </w:r>
+    </w:p>
+    <w:p>
+      <w:pPr>
+        <w:pStyle w:val="6"/>
+      </w:pPr>
+      <w:r>
+        <w:rPr>
+          <w:rFonts w:hint="eastAsia"/>
+        </w:rPr>
+        <w:t>Pile</w:t>
+      </w:r>
+    </w:p>
+    <w:p>
+      <w:pPr>
+        <w:pStyle w:val="6"/>
+      </w:pPr>
+      <w:r>
+        <w:rPr>
+          <w:rFonts w:hint="eastAsia"/>
+        </w:rPr>
+        <w:t>ROOTS</w:t>
+      </w:r>
+    </w:p>
+    <w:p>
+      <w:pPr>
+        <w:pStyle w:val="6"/>
+      </w:pPr>
+      <w:proofErr w:type="spellStart"/>
+      <w:r>
+        <w:rPr>
+          <w:rFonts w:hint="eastAsia"/>
+        </w:rPr>
+        <w:t>RefinedWeb</w:t>
+      </w:r>
+      <w:proofErr w:type="spellEnd"/>
+    </w:p>
+    <w:p>
+      <w:pPr>
+        <w:pStyle w:val="6"/>
+      </w:pPr>
+      <w:proofErr w:type="spellStart"/>
+      <w:r>
+        <w:rPr>
+          <w:rFonts w:hint="eastAsia"/>
+        </w:rPr>
+        <w:t>SlimPajama</w:t>
+      </w:r>
+      <w:proofErr w:type="spellEnd"/>
+    </w:p>
+    <w:p/>
+    <w:p>
+      <w:pPr>
+        <w:pStyle w:val="3"/>
+      </w:pPr>
+      <w:r>
+        <w:rPr>
+          <w:rFonts w:hint="eastAsia"/>
+        </w:rPr>
+        <w:t>微调（任务适配）</w:t>
+      </w:r>
+    </w:p>
+    <w:p>
+      <w:pPr>
+        <w:rPr>
+          <w:rFonts w:hint="eastAsia"/>
+        </w:rPr>
+      </w:pPr>
+      <w:r>
+        <w:tab/>
+      </w:r>
+      <w:r>
+        <w:rPr>
+          <w:rFonts w:hint="eastAsia"/>
+        </w:rPr>
+        <w:t>训练语料中的知识大多是陈述句，比如“中国的首都是北京”，如果将“中国的首都是</w:t>
+      </w:r>
+      <w:r>
+        <w:rPr>
+          <w:rFonts w:hint="eastAsia"/>
+        </w:rPr>
+        <w:t>_</w:t>
+      </w:r>
+      <w:r>
+        <w:rPr>
+          <w:rFonts w:hint="eastAsia"/>
+        </w:rPr>
+        <w:t>”输入大模型，大模型可以很轻松的补全“北京”作为回答。</w:t>
+      </w:r>
+    </w:p>
+    <w:p>
+      <w:pPr>
+        <w:ind w:firstLine="420"/>
+        <w:rPr>
+          <w:rFonts w:hint="eastAsia"/>
+        </w:rPr>
+      </w:pPr>
+      <w:r>
+        <w:rPr>
+          <w:rFonts w:hint="eastAsia"/>
+        </w:rPr>
+        <w:t>但是如果问题的形式是“中国的首都是哪个城市？”这种疑问句形式时，虽然只进行了</w:t>
+      </w:r>
+      <w:proofErr w:type="gramStart"/>
+      <w:r>
+        <w:rPr>
+          <w:rFonts w:hint="eastAsia"/>
+        </w:rPr>
+        <w:t>预训练</w:t>
+      </w:r>
+      <w:proofErr w:type="gramEnd"/>
+      <w:r>
+        <w:rPr>
+          <w:rFonts w:hint="eastAsia"/>
+        </w:rPr>
+        <w:t>的大模型大概率也能回答这个简单问题，但这种形式的问题如果内容更复杂一些，大模型可能无法很好的作答（尽管</w:t>
+      </w:r>
+      <w:proofErr w:type="gramStart"/>
+      <w:r>
+        <w:rPr>
+          <w:rFonts w:hint="eastAsia"/>
+        </w:rPr>
+        <w:t>预训练</w:t>
+      </w:r>
+      <w:proofErr w:type="gramEnd"/>
+      <w:r>
+        <w:rPr>
+          <w:rFonts w:hint="eastAsia"/>
+        </w:rPr>
+        <w:t>语料中可能包含了问题的答案）。</w:t>
+      </w:r>
+    </w:p>
+    <w:p>
+      <w:pPr>
+        <w:ind w:firstLine="420"/>
+        <w:rPr>
+          <w:rFonts w:hint="eastAsia"/>
+        </w:rPr>
+      </w:pPr>
+      <w:r>
+        <w:rPr>
+          <w:rFonts w:hint="eastAsia"/>
+        </w:rPr>
+        <w:t>这时我们就需要指令微调来挖掘大语言模型的潜力。</w:t>
+      </w:r>
+    </w:p>
+    <w:p>
+      <w:pPr>
+        <w:ind w:firstLine="420"/>
+        <w:rPr>
+          <w:rFonts w:hint="eastAsia"/>
+        </w:rPr>
+      </w:pPr>
+      <w:r>
+        <w:rPr>
+          <w:rFonts w:hint="eastAsia"/>
+        </w:rPr>
+        <w:t>既然模型知道这些知识，只是不符合我们人类的对话习惯，那么我们只要再去教会模型「如何对话」就好了。</w:t>
+      </w:r>
+    </w:p>
+    <w:p>
+      <w:pPr>
+        <w:ind w:firstLine="420"/>
+        <w:rPr>
+          <w:rFonts w:hint="eastAsia"/>
+        </w:rPr>
+      </w:pPr>
+      <w:r>
+        <w:rPr>
+          <w:rFonts w:hint="eastAsia"/>
+          <w:color w:val="EE0000"/>
+        </w:rPr>
+        <w:lastRenderedPageBreak/>
+        <w:t>指令微调是指通过构建指令格式的实例，然后以有监督的方式对大语言模型进行微调。</w:t>
+      </w:r>
+      <w:r>
+        <w:rPr>
+          <w:rFonts w:hint="eastAsia"/>
+        </w:rPr>
+        <w:t>指令格式通常包含任务描述，一对输入输出以及示例（可选）。</w:t>
+      </w:r>
+    </w:p>
+    <w:p>
+      <w:pPr>
+        <w:ind w:firstLine="420"/>
+        <w:rPr>
+          <w:rFonts w:hint="eastAsia"/>
+        </w:rPr>
+      </w:pPr>
+      <w:r>
+        <w:rPr>
+          <w:rFonts w:hint="eastAsia"/>
+        </w:rPr>
+        <w:t>指令微调可以帮助</w:t>
+      </w:r>
+      <w:r>
+        <w:rPr>
+          <w:rFonts w:hint="eastAsia"/>
+        </w:rPr>
+        <w:t>LLM</w:t>
+      </w:r>
+      <w:r>
+        <w:rPr>
+          <w:rFonts w:hint="eastAsia"/>
+        </w:rPr>
+        <w:t>拥有更好的推理能力，从而展现出泛化到未见</w:t>
+      </w:r>
+      <w:proofErr w:type="gramStart"/>
+      <w:r>
+        <w:rPr>
+          <w:rFonts w:hint="eastAsia"/>
+        </w:rPr>
+        <w:t>过任务</w:t>
+      </w:r>
+      <w:proofErr w:type="gramEnd"/>
+      <w:r>
+        <w:rPr>
+          <w:rFonts w:hint="eastAsia"/>
+        </w:rPr>
+        <w:t>的卓越能力。也就是说，就算微调的指令中没有涉及相关的任务，大模型在新任务上的表现也会优于微调之前。</w:t>
       </w:r>
     </w:p>
     <w:p>
@@ -12177,51 +14559,368 @@
         <w:rPr>
           <w:rFonts w:hint="eastAsia"/>
         </w:rPr>
-        <w:t>数据处理</w:t>
-      </w:r>
-    </w:p>
-    <w:p>
-      <w:pPr>
-        <w:pStyle w:val="5"/>
-      </w:pPr>
-      <w:r>
-        <w:rPr>
-          <w:rFonts w:hint="eastAsia"/>
-        </w:rPr>
-        <w:t>低质过滤</w:t>
-      </w:r>
-    </w:p>
-    <w:p>
-      <w:pPr>
-        <w:pStyle w:val="5"/>
-      </w:pPr>
-      <w:r>
-        <w:rPr>
-          <w:rFonts w:hint="eastAsia"/>
-        </w:rPr>
-        <w:t>冗余去除</w:t>
-      </w:r>
-    </w:p>
-    <w:p>
-      <w:pPr>
-        <w:pStyle w:val="5"/>
-      </w:pPr>
-      <w:r>
-        <w:rPr>
-          <w:rFonts w:hint="eastAsia"/>
-        </w:rPr>
-        <w:t>隐私消除</w:t>
-      </w:r>
-    </w:p>
-    <w:p>
-      <w:pPr>
-        <w:pStyle w:val="5"/>
-      </w:pPr>
-      <w:r>
-        <w:rPr>
-          <w:rFonts w:hint="eastAsia"/>
-        </w:rPr>
-        <w:t>词元切分</w:t>
+        <w:t>概述</w:t>
+      </w:r>
+    </w:p>
+    <w:p>
+      <w:pPr>
+        <w:ind w:firstLine="420"/>
+        <w:rPr>
+          <w:rFonts w:hint="eastAsia"/>
+        </w:rPr>
+      </w:pPr>
+      <w:r>
+        <w:rPr>
+          <w:rFonts w:hint="eastAsia"/>
+        </w:rPr>
+        <w:t>大模型的监督式微调（</w:t>
+      </w:r>
+      <w:r>
+        <w:rPr>
+          <w:rFonts w:hint="eastAsia"/>
+        </w:rPr>
+        <w:t>Supervised Fine-Tuning</w:t>
+      </w:r>
+      <w:r>
+        <w:rPr>
+          <w:rFonts w:hint="eastAsia"/>
+        </w:rPr>
+        <w:t>，</w:t>
+      </w:r>
+      <w:r>
+        <w:rPr>
+          <w:rFonts w:hint="eastAsia"/>
+        </w:rPr>
+        <w:t>SFT</w:t>
+      </w:r>
+      <w:r>
+        <w:rPr>
+          <w:rFonts w:hint="eastAsia"/>
+        </w:rPr>
+        <w:t>）是一种通过有标签数据对</w:t>
+      </w:r>
+      <w:proofErr w:type="gramStart"/>
+      <w:r>
+        <w:rPr>
+          <w:rFonts w:hint="eastAsia"/>
+        </w:rPr>
+        <w:t>预训练</w:t>
+      </w:r>
+      <w:proofErr w:type="gramEnd"/>
+      <w:r>
+        <w:rPr>
+          <w:rFonts w:hint="eastAsia"/>
+        </w:rPr>
+        <w:t>的大规模语言模型（如</w:t>
+      </w:r>
+      <w:r>
+        <w:rPr>
+          <w:rFonts w:hint="eastAsia"/>
+        </w:rPr>
+        <w:t>GPT</w:t>
+      </w:r>
+      <w:r>
+        <w:rPr>
+          <w:rFonts w:hint="eastAsia"/>
+        </w:rPr>
+        <w:t>、</w:t>
+      </w:r>
+      <w:r>
+        <w:rPr>
+          <w:rFonts w:hint="eastAsia"/>
+        </w:rPr>
+        <w:t>BERT</w:t>
+      </w:r>
+      <w:r>
+        <w:rPr>
+          <w:rFonts w:hint="eastAsia"/>
+        </w:rPr>
+        <w:t>等）进行进一步训练的技术。其核心目标是让通用模型适应特定任务或领域的需求，提升模型在目标场景下的性能。</w:t>
+      </w:r>
+    </w:p>
+    <w:p>
+      <w:pPr>
+        <w:ind w:firstLine="420"/>
+        <w:rPr>
+          <w:rFonts w:hint="eastAsia"/>
+        </w:rPr>
+      </w:pPr>
+      <w:r>
+        <w:rPr>
+          <w:rFonts w:hint="eastAsia"/>
+        </w:rPr>
+        <w:t>大模型类似于一个知识渊博的人，但他的知识和能力还是通用型的，在某些领域没那么专业，或者不了解企业内部的数据，这时候就可以通过微调，让它成为专业人士，或者对你的数据更懂。</w:t>
+      </w:r>
+    </w:p>
+    <w:p>
+      <w:pPr>
+        <w:ind w:firstLine="420"/>
+      </w:pPr>
+      <w:r>
+        <w:rPr>
+          <w:rFonts w:hint="eastAsia"/>
+        </w:rPr>
+        <w:t>但微调也需要庞大的</w:t>
+      </w:r>
+      <w:r>
+        <w:rPr>
+          <w:rFonts w:hint="eastAsia"/>
+        </w:rPr>
+        <w:t>GPU</w:t>
+      </w:r>
+      <w:r>
+        <w:rPr>
+          <w:rFonts w:hint="eastAsia"/>
+        </w:rPr>
+        <w:t>资源的，数据量</w:t>
+      </w:r>
+      <w:proofErr w:type="gramStart"/>
+      <w:r>
+        <w:rPr>
+          <w:rFonts w:hint="eastAsia"/>
+        </w:rPr>
+        <w:t>少达不到</w:t>
+      </w:r>
+      <w:proofErr w:type="gramEnd"/>
+      <w:r>
+        <w:rPr>
+          <w:rFonts w:hint="eastAsia"/>
+        </w:rPr>
+        <w:t>效果，数据量多则成本高。一般来说，微调成本是</w:t>
+      </w:r>
+      <w:proofErr w:type="gramStart"/>
+      <w:r>
+        <w:rPr>
+          <w:rFonts w:hint="eastAsia"/>
+        </w:rPr>
+        <w:t>预训练</w:t>
+      </w:r>
+      <w:proofErr w:type="gramEnd"/>
+      <w:r>
+        <w:rPr>
+          <w:rFonts w:hint="eastAsia"/>
+        </w:rPr>
+        <w:t>的</w:t>
+      </w:r>
+      <w:r>
+        <w:rPr>
+          <w:rFonts w:hint="eastAsia"/>
+        </w:rPr>
+        <w:t>1/100</w:t>
+      </w:r>
+      <w:r>
+        <w:rPr>
+          <w:rFonts w:hint="eastAsia"/>
+        </w:rPr>
+        <w:t>，大概微调一次也要几万美金。所以微调并不是工程实践中的常用手段。即便是进行微调后，大模型幻觉、实时性、安全和伦理问题依然存在。</w:t>
+      </w:r>
+    </w:p>
+    <w:p>
+      <w:pPr>
+        <w:rPr>
+          <w:rFonts w:hint="eastAsia"/>
+        </w:rPr>
+      </w:pPr>
+    </w:p>
+    <w:p>
+      <w:pPr>
+        <w:ind w:firstLine="420"/>
+      </w:pPr>
+      <w:r>
+        <w:rPr>
+          <w:rFonts w:hint="eastAsia"/>
+        </w:rPr>
+        <w:t>目的：将通用知识迁移到具体任务（如翻译、问答）</w:t>
+      </w:r>
+      <w:r>
+        <w:rPr>
+          <w:rFonts w:hint="eastAsia"/>
+        </w:rPr>
+        <w:t xml:space="preserve">  </w:t>
+      </w:r>
+    </w:p>
+    <w:p>
+      <w:pPr>
+        <w:ind w:firstLine="420"/>
+      </w:pPr>
+      <w:r>
+        <w:rPr>
+          <w:rFonts w:hint="eastAsia"/>
+        </w:rPr>
+        <w:t>关键技术：</w:t>
+      </w:r>
+      <w:r>
+        <w:rPr>
+          <w:rFonts w:hint="eastAsia"/>
+        </w:rPr>
+        <w:t xml:space="preserve">  </w:t>
+      </w:r>
+    </w:p>
+    <w:p>
+      <w:pPr>
+        <w:ind w:firstLine="420"/>
+      </w:pPr>
+      <w:r>
+        <w:rPr>
+          <w:rFonts w:hint="eastAsia"/>
+        </w:rPr>
+        <w:t xml:space="preserve">- </w:t>
+      </w:r>
+      <w:r>
+        <w:rPr>
+          <w:rFonts w:hint="eastAsia"/>
+        </w:rPr>
+        <w:t>指令微调：用任务指令数据训练（如：“将英文翻译为中文：</w:t>
+      </w:r>
+      <w:r>
+        <w:rPr>
+          <w:rFonts w:hint="eastAsia"/>
+        </w:rPr>
+        <w:t>Hello</w:t>
+      </w:r>
+      <w:r>
+        <w:rPr>
+          <w:rFonts w:hint="eastAsia"/>
+        </w:rPr>
+        <w:t>→你好”）</w:t>
+      </w:r>
+      <w:r>
+        <w:rPr>
+          <w:rFonts w:hint="eastAsia"/>
+        </w:rPr>
+        <w:t xml:space="preserve">  </w:t>
+      </w:r>
+    </w:p>
+    <w:p>
+      <w:pPr>
+        <w:ind w:firstLine="420"/>
+      </w:pPr>
+      <w:r>
+        <w:rPr>
+          <w:rFonts w:hint="eastAsia"/>
+        </w:rPr>
+        <w:t xml:space="preserve">- </w:t>
+      </w:r>
+      <w:r>
+        <w:rPr>
+          <w:rFonts w:hint="eastAsia"/>
+        </w:rPr>
+        <w:t>人类反馈强化学习（</w:t>
+      </w:r>
+      <w:r>
+        <w:rPr>
+          <w:rFonts w:hint="eastAsia"/>
+        </w:rPr>
+        <w:t>RLHF</w:t>
+      </w:r>
+      <w:r>
+        <w:rPr>
+          <w:rFonts w:hint="eastAsia"/>
+        </w:rPr>
+        <w:t>）：</w:t>
+      </w:r>
+      <w:r>
+        <w:rPr>
+          <w:rFonts w:hint="eastAsia"/>
+        </w:rPr>
+        <w:t xml:space="preserve">  </w:t>
+      </w:r>
+    </w:p>
+    <w:p>
+      <w:r>
+        <w:t xml:space="preserve">    graph LR</w:t>
+      </w:r>
+    </w:p>
+    <w:p>
+      <w:r>
+        <w:rPr>
+          <w:rFonts w:hint="eastAsia"/>
+        </w:rPr>
+        <w:t xml:space="preserve">    A[</w:t>
+      </w:r>
+      <w:r>
+        <w:rPr>
+          <w:rFonts w:hint="eastAsia"/>
+        </w:rPr>
+        <w:t>初始模型</w:t>
+      </w:r>
+      <w:r>
+        <w:rPr>
+          <w:rFonts w:hint="eastAsia"/>
+        </w:rPr>
+        <w:t>] --&gt; B[</w:t>
+      </w:r>
+      <w:r>
+        <w:rPr>
+          <w:rFonts w:hint="eastAsia"/>
+        </w:rPr>
+        <w:t>生成多个答案</w:t>
+      </w:r>
+      <w:r>
+        <w:rPr>
+          <w:rFonts w:hint="eastAsia"/>
+        </w:rPr>
+        <w:t>]</w:t>
+      </w:r>
+    </w:p>
+    <w:p>
+      <w:r>
+        <w:rPr>
+          <w:rFonts w:hint="eastAsia"/>
+        </w:rPr>
+        <w:t xml:space="preserve">    B --&gt; C[</w:t>
+      </w:r>
+      <w:r>
+        <w:rPr>
+          <w:rFonts w:hint="eastAsia"/>
+        </w:rPr>
+        <w:t>人类对答案排序</w:t>
+      </w:r>
+      <w:r>
+        <w:rPr>
+          <w:rFonts w:hint="eastAsia"/>
+        </w:rPr>
+        <w:t>]</w:t>
+      </w:r>
+    </w:p>
+    <w:p>
+      <w:r>
+        <w:rPr>
+          <w:rFonts w:hint="eastAsia"/>
+        </w:rPr>
+        <w:t xml:space="preserve">    C --&gt; D[</w:t>
+      </w:r>
+      <w:r>
+        <w:rPr>
+          <w:rFonts w:hint="eastAsia"/>
+        </w:rPr>
+        <w:t>训练奖励模型</w:t>
+      </w:r>
+      <w:r>
+        <w:rPr>
+          <w:rFonts w:hint="eastAsia"/>
+        </w:rPr>
+        <w:t>]</w:t>
+      </w:r>
+    </w:p>
+    <w:p>
+      <w:r>
+        <w:rPr>
+          <w:rFonts w:hint="eastAsia"/>
+        </w:rPr>
+        <w:t xml:space="preserve">    D --&gt; E[PPO</w:t>
+      </w:r>
+      <w:r>
+        <w:rPr>
+          <w:rFonts w:hint="eastAsia"/>
+        </w:rPr>
+        <w:t>优化策略</w:t>
+      </w:r>
+      <w:r>
+        <w:rPr>
+          <w:rFonts w:hint="eastAsia"/>
+        </w:rPr>
+        <w:t>]</w:t>
       </w:r>
     </w:p>
     <w:p>
@@ -12232,318 +14931,22 @@
         <w:rPr>
           <w:rFonts w:hint="eastAsia"/>
         </w:rPr>
-        <w:t>数据影响分析</w:t>
-      </w:r>
-    </w:p>
-    <w:p>
-      <w:pPr>
-        <w:pStyle w:val="5"/>
-      </w:pPr>
-      <w:r>
-        <w:rPr>
-          <w:rFonts w:hint="eastAsia"/>
-        </w:rPr>
-        <w:t>数据规模影响</w:t>
-      </w:r>
-    </w:p>
-    <w:p>
-      <w:pPr>
-        <w:pStyle w:val="5"/>
-      </w:pPr>
-      <w:r>
-        <w:rPr>
-          <w:rFonts w:hint="eastAsia"/>
-        </w:rPr>
-        <w:t>数据质量影响</w:t>
-      </w:r>
-    </w:p>
-    <w:p>
-      <w:pPr>
-        <w:pStyle w:val="5"/>
-      </w:pPr>
-      <w:r>
-        <w:rPr>
-          <w:rFonts w:hint="eastAsia"/>
-        </w:rPr>
-        <w:t>数据多样性影响</w:t>
-      </w:r>
-    </w:p>
-    <w:p>
-      <w:pPr>
-        <w:pStyle w:val="4"/>
-      </w:pPr>
-      <w:r>
-        <w:rPr>
-          <w:rFonts w:hint="eastAsia"/>
-        </w:rPr>
-        <w:t>开源数据集合</w:t>
-      </w:r>
-    </w:p>
-    <w:p>
-      <w:pPr>
-        <w:pStyle w:val="5"/>
-      </w:pPr>
-      <w:r>
-        <w:rPr>
-          <w:rFonts w:hint="eastAsia"/>
-        </w:rPr>
-        <w:t>Pile</w:t>
-      </w:r>
-    </w:p>
-    <w:p>
-      <w:pPr>
-        <w:pStyle w:val="5"/>
-      </w:pPr>
-      <w:r>
-        <w:rPr>
-          <w:rFonts w:hint="eastAsia"/>
-        </w:rPr>
-        <w:t>ROOTS</w:t>
-      </w:r>
-    </w:p>
-    <w:p>
-      <w:pPr>
-        <w:pStyle w:val="5"/>
-      </w:pPr>
-      <w:proofErr w:type="spellStart"/>
-      <w:r>
-        <w:rPr>
-          <w:rFonts w:hint="eastAsia"/>
-        </w:rPr>
-        <w:t>RefinedWeb</w:t>
-      </w:r>
-      <w:proofErr w:type="spellEnd"/>
-    </w:p>
-    <w:p>
-      <w:pPr>
-        <w:pStyle w:val="5"/>
-      </w:pPr>
-      <w:proofErr w:type="spellStart"/>
-      <w:r>
-        <w:rPr>
-          <w:rFonts w:hint="eastAsia"/>
-        </w:rPr>
-        <w:t>SlimPajama</w:t>
-      </w:r>
-      <w:proofErr w:type="spellEnd"/>
-    </w:p>
-    <w:p/>
-    <w:p>
-      <w:pPr>
-        <w:pStyle w:val="3"/>
-      </w:pPr>
-      <w:r>
-        <w:rPr>
-          <w:rFonts w:hint="eastAsia"/>
-        </w:rPr>
-        <w:t>微调（任务适配）</w:t>
-      </w:r>
-    </w:p>
-    <w:p>
-      <w:pPr>
-        <w:ind w:firstLine="420"/>
-      </w:pPr>
-      <w:r>
-        <w:rPr>
-          <w:rFonts w:hint="eastAsia"/>
-        </w:rPr>
-        <w:t>目的：将通用知识迁移到具体任务（如翻译、问答）</w:t>
-      </w:r>
-      <w:r>
-        <w:rPr>
-          <w:rFonts w:hint="eastAsia"/>
-        </w:rPr>
-        <w:t xml:space="preserve">  </w:t>
-      </w:r>
-    </w:p>
-    <w:p>
-      <w:pPr>
-        <w:ind w:firstLine="420"/>
-      </w:pPr>
-      <w:r>
-        <w:rPr>
-          <w:rFonts w:hint="eastAsia"/>
-        </w:rPr>
-        <w:t>关键技术：</w:t>
-      </w:r>
-      <w:r>
-        <w:rPr>
-          <w:rFonts w:hint="eastAsia"/>
-        </w:rPr>
-        <w:t xml:space="preserve">  </w:t>
-      </w:r>
-    </w:p>
-    <w:p>
-      <w:pPr>
-        <w:ind w:firstLine="420"/>
-      </w:pPr>
-      <w:r>
-        <w:rPr>
-          <w:rFonts w:hint="eastAsia"/>
-        </w:rPr>
-        <w:t xml:space="preserve">- </w:t>
-      </w:r>
-      <w:r>
-        <w:rPr>
-          <w:rFonts w:hint="eastAsia"/>
-        </w:rPr>
-        <w:t>指令微调：用任务指令数据训练（如：“将英文翻译为中文：</w:t>
-      </w:r>
-      <w:r>
-        <w:rPr>
-          <w:rFonts w:hint="eastAsia"/>
-        </w:rPr>
-        <w:t>Hello</w:t>
-      </w:r>
-      <w:r>
-        <w:rPr>
-          <w:rFonts w:hint="eastAsia"/>
-        </w:rPr>
-        <w:t>→你好”）</w:t>
-      </w:r>
-      <w:r>
-        <w:rPr>
-          <w:rFonts w:hint="eastAsia"/>
-        </w:rPr>
-        <w:t xml:space="preserve">  </w:t>
-      </w:r>
-    </w:p>
-    <w:p>
-      <w:pPr>
-        <w:ind w:firstLine="420"/>
-      </w:pPr>
-      <w:r>
-        <w:rPr>
-          <w:rFonts w:hint="eastAsia"/>
-        </w:rPr>
-        <w:t xml:space="preserve">- </w:t>
-      </w:r>
-      <w:r>
-        <w:rPr>
-          <w:rFonts w:hint="eastAsia"/>
-        </w:rPr>
-        <w:t>人类反馈强化学习（</w:t>
-      </w:r>
-      <w:r>
-        <w:rPr>
-          <w:rFonts w:hint="eastAsia"/>
-        </w:rPr>
-        <w:t>RLHF</w:t>
-      </w:r>
-      <w:r>
-        <w:rPr>
-          <w:rFonts w:hint="eastAsia"/>
-        </w:rPr>
-        <w:t>）：</w:t>
-      </w:r>
-      <w:r>
-        <w:rPr>
-          <w:rFonts w:hint="eastAsia"/>
-        </w:rPr>
-        <w:t xml:space="preserve">  </w:t>
-      </w:r>
-    </w:p>
-    <w:p>
-      <w:r>
-        <w:t xml:space="preserve">    graph LR</w:t>
-      </w:r>
-    </w:p>
-    <w:p>
-      <w:r>
-        <w:rPr>
-          <w:rFonts w:hint="eastAsia"/>
-        </w:rPr>
-        <w:t xml:space="preserve">    A[</w:t>
-      </w:r>
-      <w:r>
-        <w:rPr>
-          <w:rFonts w:hint="eastAsia"/>
-        </w:rPr>
-        <w:t>初始模型</w:t>
-      </w:r>
-      <w:r>
-        <w:rPr>
-          <w:rFonts w:hint="eastAsia"/>
-        </w:rPr>
-        <w:t>] --&gt; B[</w:t>
-      </w:r>
-      <w:r>
-        <w:rPr>
-          <w:rFonts w:hint="eastAsia"/>
-        </w:rPr>
-        <w:t>生成多个答案</w:t>
-      </w:r>
-      <w:r>
-        <w:rPr>
-          <w:rFonts w:hint="eastAsia"/>
-        </w:rPr>
-        <w:t>]</w:t>
-      </w:r>
-    </w:p>
-    <w:p>
-      <w:r>
-        <w:rPr>
-          <w:rFonts w:hint="eastAsia"/>
-        </w:rPr>
-        <w:t xml:space="preserve">    B --&gt; C[</w:t>
-      </w:r>
-      <w:r>
-        <w:rPr>
-          <w:rFonts w:hint="eastAsia"/>
-        </w:rPr>
-        <w:t>人类对答案排序</w:t>
-      </w:r>
-      <w:r>
-        <w:rPr>
-          <w:rFonts w:hint="eastAsia"/>
-        </w:rPr>
-        <w:t>]</w:t>
-      </w:r>
-    </w:p>
-    <w:p>
-      <w:r>
-        <w:rPr>
-          <w:rFonts w:hint="eastAsia"/>
-        </w:rPr>
-        <w:t xml:space="preserve">    C --&gt; D[</w:t>
-      </w:r>
-      <w:r>
-        <w:rPr>
-          <w:rFonts w:hint="eastAsia"/>
-        </w:rPr>
-        <w:t>训练奖励模型</w:t>
-      </w:r>
-      <w:r>
-        <w:rPr>
-          <w:rFonts w:hint="eastAsia"/>
-        </w:rPr>
-        <w:t>]</w:t>
-      </w:r>
-    </w:p>
-    <w:p>
-      <w:r>
-        <w:rPr>
-          <w:rFonts w:hint="eastAsia"/>
-        </w:rPr>
-        <w:t xml:space="preserve">    D --&gt; E[PPO</w:t>
-      </w:r>
-      <w:r>
-        <w:rPr>
-          <w:rFonts w:hint="eastAsia"/>
-        </w:rPr>
-        <w:t>优化策略</w:t>
-      </w:r>
-      <w:r>
-        <w:rPr>
-          <w:rFonts w:hint="eastAsia"/>
-        </w:rPr>
-        <w:t>]</w:t>
-      </w:r>
-    </w:p>
-    <w:p/>
+        <w:t>原理</w:t>
+      </w:r>
+    </w:p>
+    <w:p>
+      <w:pPr>
+        <w:rPr>
+          <w:rFonts w:hint="eastAsia"/>
+        </w:rPr>
+      </w:pPr>
+    </w:p>
     <w:p>
       <w:pPr>
         <w:pStyle w:val="2"/>
+        <w:rPr>
+          <w:rFonts w:hint="eastAsia"/>
+        </w:rPr>
       </w:pPr>
       <w:r>
         <w:rPr>
@@ -12561,6 +14964,295 @@
         <w:rPr>
           <w:rFonts w:hint="eastAsia"/>
         </w:rPr>
+        <w:t>提示工程</w:t>
+      </w:r>
+      <w:r>
+        <w:rPr>
+          <w:rFonts w:hint="eastAsia"/>
+        </w:rPr>
+        <w:t xml:space="preserve">(Prompt Engineering) </w:t>
+      </w:r>
+    </w:p>
+    <w:p>
+      <w:pPr>
+        <w:pStyle w:val="3"/>
+      </w:pPr>
+      <w:r>
+        <w:rPr>
+          <w:rFonts w:hint="eastAsia"/>
+        </w:rPr>
+        <w:t>上下文学习</w:t>
+      </w:r>
+      <w:r>
+        <w:rPr>
+          <w:rFonts w:hint="eastAsia"/>
+        </w:rPr>
+        <w:t>(In-Context Learning, ICL)</w:t>
+      </w:r>
+    </w:p>
+    <w:p>
+      <w:pPr>
+        <w:ind w:firstLine="420"/>
+      </w:pPr>
+      <w:r>
+        <w:rPr>
+          <w:rFonts w:hint="eastAsia"/>
+        </w:rPr>
+        <w:t>机制：通过提示（</w:t>
+      </w:r>
+      <w:r>
+        <w:rPr>
+          <w:rFonts w:hint="eastAsia"/>
+        </w:rPr>
+        <w:t>Prompt</w:t>
+      </w:r>
+      <w:r>
+        <w:rPr>
+          <w:rFonts w:hint="eastAsia"/>
+        </w:rPr>
+        <w:t>）中的示例激活泛化能力</w:t>
+      </w:r>
+      <w:r>
+        <w:rPr>
+          <w:rFonts w:hint="eastAsia"/>
+        </w:rPr>
+        <w:t xml:space="preserve">  </w:t>
+      </w:r>
+    </w:p>
+    <w:p>
+      <w:pPr>
+        <w:ind w:firstLine="420"/>
+      </w:pPr>
+      <w:r>
+        <w:rPr>
+          <w:rFonts w:hint="eastAsia"/>
+        </w:rPr>
+        <w:t>示例：</w:t>
+      </w:r>
+      <w:r>
+        <w:rPr>
+          <w:rFonts w:hint="eastAsia"/>
+        </w:rPr>
+        <w:t xml:space="preserve">  </w:t>
+      </w:r>
+    </w:p>
+    <w:p>
+      <w:pPr>
+        <w:ind w:firstLine="420"/>
+      </w:pPr>
+      <w:r>
+        <w:rPr>
+          <w:rFonts w:hint="eastAsia"/>
+        </w:rPr>
+        <w:t>输入：”情感分析示例：</w:t>
+      </w:r>
+    </w:p>
+    <w:p>
+      <w:pPr>
+        <w:ind w:firstLine="420"/>
+      </w:pPr>
+      <w:r>
+        <w:rPr>
+          <w:rFonts w:hint="eastAsia"/>
+        </w:rPr>
+        <w:t>好评：</w:t>
+      </w:r>
+      <w:r>
+        <w:rPr>
+          <w:rFonts w:hint="eastAsia"/>
+        </w:rPr>
+        <w:t>'</w:t>
+      </w:r>
+      <w:r>
+        <w:rPr>
+          <w:rFonts w:hint="eastAsia"/>
+        </w:rPr>
+        <w:t>手机拍照效果太棒了！</w:t>
+      </w:r>
+      <w:r>
+        <w:rPr>
+          <w:rFonts w:hint="eastAsia"/>
+        </w:rPr>
+        <w:t xml:space="preserve">' </w:t>
+      </w:r>
+      <w:r>
+        <w:rPr>
+          <w:rFonts w:hint="eastAsia"/>
+        </w:rPr>
+        <w:t>→</w:t>
+      </w:r>
+      <w:r>
+        <w:rPr>
+          <w:rFonts w:hint="eastAsia"/>
+        </w:rPr>
+        <w:t xml:space="preserve"> </w:t>
+      </w:r>
+      <w:r>
+        <w:rPr>
+          <w:rFonts w:hint="eastAsia"/>
+        </w:rPr>
+        <w:t>正面</w:t>
+      </w:r>
+    </w:p>
+    <w:p>
+      <w:pPr>
+        <w:ind w:firstLine="420"/>
+      </w:pPr>
+      <w:r>
+        <w:rPr>
+          <w:rFonts w:hint="eastAsia"/>
+        </w:rPr>
+        <w:t>差评：</w:t>
+      </w:r>
+      <w:r>
+        <w:rPr>
+          <w:rFonts w:hint="eastAsia"/>
+        </w:rPr>
+        <w:t>'</w:t>
+      </w:r>
+      <w:r>
+        <w:rPr>
+          <w:rFonts w:hint="eastAsia"/>
+        </w:rPr>
+        <w:t>电池一天就没电。</w:t>
+      </w:r>
+      <w:r>
+        <w:rPr>
+          <w:rFonts w:hint="eastAsia"/>
+        </w:rPr>
+        <w:t xml:space="preserve">' </w:t>
+      </w:r>
+      <w:r>
+        <w:rPr>
+          <w:rFonts w:hint="eastAsia"/>
+        </w:rPr>
+        <w:t>→</w:t>
+      </w:r>
+      <w:r>
+        <w:rPr>
+          <w:rFonts w:hint="eastAsia"/>
+        </w:rPr>
+        <w:t xml:space="preserve"> </w:t>
+      </w:r>
+      <w:r>
+        <w:rPr>
+          <w:rFonts w:hint="eastAsia"/>
+        </w:rPr>
+        <w:t>负面</w:t>
+      </w:r>
+    </w:p>
+    <w:p>
+      <w:pPr>
+        <w:ind w:firstLine="420"/>
+      </w:pPr>
+      <w:r>
+        <w:rPr>
+          <w:rFonts w:hint="eastAsia"/>
+        </w:rPr>
+        <w:t>请分析：</w:t>
+      </w:r>
+      <w:r>
+        <w:rPr>
+          <w:rFonts w:hint="eastAsia"/>
+        </w:rPr>
+        <w:t>'</w:t>
+      </w:r>
+      <w:r>
+        <w:rPr>
+          <w:rFonts w:hint="eastAsia"/>
+        </w:rPr>
+        <w:t>系统流畅但屏幕太小。</w:t>
+      </w:r>
+      <w:r>
+        <w:rPr>
+          <w:rFonts w:hint="eastAsia"/>
+        </w:rPr>
+        <w:t xml:space="preserve">' </w:t>
+      </w:r>
+      <w:r>
+        <w:rPr>
+          <w:rFonts w:hint="eastAsia"/>
+        </w:rPr>
+        <w:t>→</w:t>
+      </w:r>
+      <w:r>
+        <w:rPr>
+          <w:rFonts w:hint="eastAsia"/>
+        </w:rPr>
+        <w:t xml:space="preserve"> </w:t>
+      </w:r>
+      <w:r>
+        <w:rPr>
+          <w:rFonts w:hint="eastAsia"/>
+        </w:rPr>
+        <w:t>“</w:t>
+      </w:r>
+    </w:p>
+    <w:p>
+      <w:pPr>
+        <w:ind w:firstLine="420"/>
+      </w:pPr>
+      <w:r>
+        <w:rPr>
+          <w:rFonts w:hint="eastAsia"/>
+        </w:rPr>
+        <w:t>输出：”中性“</w:t>
+      </w:r>
+      <w:r>
+        <w:rPr>
+          <w:rFonts w:hint="eastAsia"/>
+        </w:rPr>
+        <w:t xml:space="preserve">  # </w:t>
+      </w:r>
+      <w:r>
+        <w:rPr>
+          <w:rFonts w:hint="eastAsia"/>
+        </w:rPr>
+        <w:t>模型从示例推断</w:t>
+      </w:r>
+    </w:p>
+    <w:p>
+      <w:pPr>
+        <w:pStyle w:val="3"/>
+      </w:pPr>
+      <w:r>
+        <w:rPr>
+          <w:rFonts w:hint="eastAsia"/>
+        </w:rPr>
+        <w:t>人类反馈强化学习</w:t>
+      </w:r>
+      <w:r>
+        <w:rPr>
+          <w:rFonts w:hint="eastAsia"/>
+        </w:rPr>
+        <w:t>(Reinforcement Learning from Human Feedback, RLHF)</w:t>
+      </w:r>
+    </w:p>
+    <w:p>
+      <w:pPr>
+        <w:pStyle w:val="3"/>
+      </w:pPr>
+      <w:r>
+        <w:rPr>
+          <w:rFonts w:hint="eastAsia"/>
+        </w:rPr>
+        <w:t>参数高效微调</w:t>
+      </w:r>
+      <w:r>
+        <w:rPr>
+          <w:rFonts w:hint="eastAsia"/>
+        </w:rPr>
+        <w:t xml:space="preserve"> (Parameter-Efficient Fine-Tuning, PEFT)</w:t>
+      </w:r>
+    </w:p>
+    <w:p>
+      <w:pPr>
+        <w:pStyle w:val="3"/>
+      </w:pPr>
+      <w:r>
+        <w:rPr>
+          <w:rFonts w:hint="eastAsia"/>
+        </w:rPr>
         <w:t>涌现能力（</w:t>
       </w:r>
       <w:r>
@@ -12760,7 +15452,21 @@
         <w:rPr>
           <w:rFonts w:hint="eastAsia"/>
         </w:rPr>
-        <w:t>个，总共有多少？一步步思考。“</w:t>
+        <w:t>个，总共有多少？</w:t>
+      </w:r>
+      <w:proofErr w:type="gramStart"/>
+      <w:r>
+        <w:rPr>
+          <w:rFonts w:hint="eastAsia"/>
+        </w:rPr>
+        <w:t>一</w:t>
+      </w:r>
+      <w:proofErr w:type="gramEnd"/>
+      <w:r>
+        <w:rPr>
+          <w:rFonts w:hint="eastAsia"/>
+        </w:rPr>
+        <w:t>步步思考。“</w:t>
       </w:r>
       <w:r>
         <w:rPr>
@@ -12816,51 +15522,87 @@
         <w:t>个“</w:t>
       </w:r>
     </w:p>
-    <w:p/>
-    <w:p>
-      <w:pPr>
-        <w:pStyle w:val="3"/>
-      </w:pPr>
-      <w:r>
-        <w:rPr>
-          <w:rFonts w:hint="eastAsia"/>
-        </w:rPr>
-        <w:t>上下文学习（</w:t>
-      </w:r>
-      <w:r>
-        <w:rPr>
-          <w:rFonts w:hint="eastAsia"/>
-        </w:rPr>
-        <w:t>In-Context Learning</w:t>
-      </w:r>
-      <w:r>
-        <w:rPr>
-          <w:rFonts w:hint="eastAsia"/>
-        </w:rPr>
-        <w:t>）</w:t>
-      </w:r>
-    </w:p>
-    <w:p>
-      <w:pPr>
-        <w:ind w:firstLine="420"/>
-      </w:pPr>
-      <w:r>
-        <w:rPr>
-          <w:rFonts w:hint="eastAsia"/>
-        </w:rPr>
-        <w:t>机制：通过提示（</w:t>
-      </w:r>
-      <w:r>
-        <w:rPr>
-          <w:rFonts w:hint="eastAsia"/>
-        </w:rPr>
-        <w:t>Prompt</w:t>
-      </w:r>
-      <w:r>
-        <w:rPr>
-          <w:rFonts w:hint="eastAsia"/>
-        </w:rPr>
-        <w:t>）中的示例激活泛化能力</w:t>
+    <w:p>
+      <w:pPr>
+        <w:rPr>
+          <w:rFonts w:hint="eastAsia"/>
+        </w:rPr>
+      </w:pPr>
+    </w:p>
+    <w:p>
+      <w:pPr>
+        <w:pStyle w:val="2"/>
+      </w:pPr>
+      <w:r>
+        <w:rPr>
+          <w:rFonts w:hint="eastAsia"/>
+        </w:rPr>
+        <w:t>推理过程：概率驱动的文本生成</w:t>
+      </w:r>
+    </w:p>
+    <w:p>
+      <w:pPr>
+        <w:ind w:firstLine="420"/>
+      </w:pPr>
+      <w:r>
+        <w:rPr>
+          <w:rFonts w:hint="eastAsia"/>
+        </w:rPr>
+        <w:t>1</w:t>
+      </w:r>
+      <w:r>
+        <w:rPr>
+          <w:rFonts w:hint="eastAsia"/>
+        </w:rPr>
+        <w:t>、输入编码：文本</w:t>
+      </w:r>
+      <w:r>
+        <w:rPr>
+          <w:rFonts w:hint="eastAsia"/>
+        </w:rPr>
+        <w:t xml:space="preserve"> </w:t>
+      </w:r>
+      <w:r>
+        <w:rPr>
+          <w:rFonts w:hint="eastAsia"/>
+        </w:rPr>
+        <w:t>→</w:t>
+      </w:r>
+      <w:r>
+        <w:rPr>
+          <w:rFonts w:hint="eastAsia"/>
+        </w:rPr>
+        <w:t xml:space="preserve"> Token ID</w:t>
+      </w:r>
+      <w:r>
+        <w:rPr>
+          <w:rFonts w:hint="eastAsia"/>
+        </w:rPr>
+        <w:t>序列</w:t>
+      </w:r>
+      <w:r>
+        <w:rPr>
+          <w:rFonts w:hint="eastAsia"/>
+        </w:rPr>
+        <w:t xml:space="preserve"> </w:t>
+      </w:r>
+      <w:r>
+        <w:rPr>
+          <w:rFonts w:hint="eastAsia"/>
+        </w:rPr>
+        <w:t>→</w:t>
+      </w:r>
+      <w:r>
+        <w:rPr>
+          <w:rFonts w:hint="eastAsia"/>
+        </w:rPr>
+        <w:t xml:space="preserve"> </w:t>
+      </w:r>
+      <w:r>
+        <w:rPr>
+          <w:rFonts w:hint="eastAsia"/>
+        </w:rPr>
+        <w:t>向量嵌入</w:t>
       </w:r>
       <w:r>
         <w:rPr>
@@ -12877,7 +15619,25 @@
         <w:rPr>
           <w:rFonts w:hint="eastAsia"/>
         </w:rPr>
-        <w:t>示例：</w:t>
+        <w:t>2</w:t>
+      </w:r>
+      <w:r>
+        <w:rPr>
+          <w:rFonts w:hint="eastAsia"/>
+        </w:rPr>
+        <w:t>、多层</w:t>
+      </w:r>
+      <w:r>
+        <w:rPr>
+          <w:rFonts w:hint="eastAsia"/>
+        </w:rPr>
+        <w:t>Transformer</w:t>
+      </w:r>
+      <w:r>
+        <w:rPr>
+          <w:rFonts w:hint="eastAsia"/>
+        </w:rPr>
+        <w:t>处理：</w:t>
       </w:r>
       <w:r>
         <w:rPr>
@@ -12894,247 +15654,13 @@
         <w:rPr>
           <w:rFonts w:hint="eastAsia"/>
         </w:rPr>
-        <w:t>输入：”情感分析示例：</w:t>
-      </w:r>
-    </w:p>
-    <w:p>
-      <w:pPr>
-        <w:ind w:firstLine="420"/>
-      </w:pPr>
-      <w:r>
-        <w:rPr>
-          <w:rFonts w:hint="eastAsia"/>
-        </w:rPr>
-        <w:t>好评：</w:t>
-      </w:r>
-      <w:r>
-        <w:rPr>
-          <w:rFonts w:hint="eastAsia"/>
-        </w:rPr>
-        <w:t>'</w:t>
-      </w:r>
-      <w:r>
-        <w:rPr>
-          <w:rFonts w:hint="eastAsia"/>
-        </w:rPr>
-        <w:t>手机拍照效果太棒了！</w:t>
-      </w:r>
-      <w:r>
-        <w:rPr>
-          <w:rFonts w:hint="eastAsia"/>
-        </w:rPr>
-        <w:t xml:space="preserve">' </w:t>
-      </w:r>
-      <w:r>
-        <w:rPr>
-          <w:rFonts w:hint="eastAsia"/>
-        </w:rPr>
-        <w:t>→</w:t>
-      </w:r>
-      <w:r>
-        <w:rPr>
-          <w:rFonts w:hint="eastAsia"/>
-        </w:rPr>
-        <w:t xml:space="preserve"> </w:t>
-      </w:r>
-      <w:r>
-        <w:rPr>
-          <w:rFonts w:hint="eastAsia"/>
-        </w:rPr>
-        <w:t>正面</w:t>
-      </w:r>
-    </w:p>
-    <w:p>
-      <w:pPr>
-        <w:ind w:firstLine="420"/>
-      </w:pPr>
-      <w:r>
-        <w:rPr>
-          <w:rFonts w:hint="eastAsia"/>
-        </w:rPr>
-        <w:t>差评：</w:t>
-      </w:r>
-      <w:r>
-        <w:rPr>
-          <w:rFonts w:hint="eastAsia"/>
-        </w:rPr>
-        <w:t>'</w:t>
-      </w:r>
-      <w:r>
-        <w:rPr>
-          <w:rFonts w:hint="eastAsia"/>
-        </w:rPr>
-        <w:t>电池一天就没电。</w:t>
-      </w:r>
-      <w:r>
-        <w:rPr>
-          <w:rFonts w:hint="eastAsia"/>
-        </w:rPr>
-        <w:t xml:space="preserve">' </w:t>
-      </w:r>
-      <w:r>
-        <w:rPr>
-          <w:rFonts w:hint="eastAsia"/>
-        </w:rPr>
-        <w:t>→</w:t>
-      </w:r>
-      <w:r>
-        <w:rPr>
-          <w:rFonts w:hint="eastAsia"/>
-        </w:rPr>
-        <w:t xml:space="preserve"> </w:t>
-      </w:r>
-      <w:r>
-        <w:rPr>
-          <w:rFonts w:hint="eastAsia"/>
-        </w:rPr>
-        <w:t>负面</w:t>
-      </w:r>
-    </w:p>
-    <w:p>
-      <w:pPr>
-        <w:ind w:firstLine="420"/>
-      </w:pPr>
-      <w:r>
-        <w:rPr>
-          <w:rFonts w:hint="eastAsia"/>
-        </w:rPr>
-        <w:t>请分析：</w:t>
-      </w:r>
-      <w:r>
-        <w:rPr>
-          <w:rFonts w:hint="eastAsia"/>
-        </w:rPr>
-        <w:t>'</w:t>
-      </w:r>
-      <w:r>
-        <w:rPr>
-          <w:rFonts w:hint="eastAsia"/>
-        </w:rPr>
-        <w:t>系统流畅但屏幕太小。</w:t>
-      </w:r>
-      <w:r>
-        <w:rPr>
-          <w:rFonts w:hint="eastAsia"/>
-        </w:rPr>
-        <w:t xml:space="preserve">' </w:t>
-      </w:r>
-      <w:r>
-        <w:rPr>
-          <w:rFonts w:hint="eastAsia"/>
-        </w:rPr>
-        <w:t>→</w:t>
-      </w:r>
-      <w:r>
-        <w:rPr>
-          <w:rFonts w:hint="eastAsia"/>
-        </w:rPr>
-        <w:t xml:space="preserve"> </w:t>
-      </w:r>
-      <w:r>
-        <w:rPr>
-          <w:rFonts w:hint="eastAsia"/>
-        </w:rPr>
-        <w:t>“</w:t>
-      </w:r>
-    </w:p>
-    <w:p>
-      <w:pPr>
-        <w:ind w:firstLine="420"/>
-      </w:pPr>
-      <w:r>
-        <w:rPr>
-          <w:rFonts w:hint="eastAsia"/>
-        </w:rPr>
-        <w:t>输出：”中性“</w:t>
-      </w:r>
-      <w:r>
-        <w:rPr>
-          <w:rFonts w:hint="eastAsia"/>
-        </w:rPr>
-        <w:t xml:space="preserve">  # </w:t>
-      </w:r>
-      <w:r>
-        <w:rPr>
-          <w:rFonts w:hint="eastAsia"/>
-        </w:rPr>
-        <w:t>模型从示例推断</w:t>
-      </w:r>
-    </w:p>
-    <w:p>
-      <w:pPr>
-        <w:pStyle w:val="2"/>
-      </w:pPr>
-      <w:r>
-        <w:rPr>
-          <w:rFonts w:hint="eastAsia"/>
-        </w:rPr>
-        <w:t>推理过程：概率驱动的文本生成</w:t>
-      </w:r>
-    </w:p>
-    <w:p>
-      <w:pPr>
-        <w:ind w:firstLine="420"/>
-      </w:pPr>
-      <w:r>
-        <w:rPr>
-          <w:rFonts w:hint="eastAsia"/>
-        </w:rPr>
-        <w:t>1</w:t>
-      </w:r>
-      <w:r>
-        <w:rPr>
-          <w:rFonts w:hint="eastAsia"/>
-        </w:rPr>
-        <w:t>、输入编码：文本</w:t>
-      </w:r>
-      <w:r>
-        <w:rPr>
-          <w:rFonts w:hint="eastAsia"/>
-        </w:rPr>
-        <w:t xml:space="preserve"> </w:t>
-      </w:r>
-      <w:r>
-        <w:rPr>
-          <w:rFonts w:hint="eastAsia"/>
-        </w:rPr>
-        <w:t>→</w:t>
-      </w:r>
-      <w:r>
-        <w:rPr>
-          <w:rFonts w:hint="eastAsia"/>
-        </w:rPr>
-        <w:t xml:space="preserve"> Token ID</w:t>
-      </w:r>
-      <w:r>
-        <w:rPr>
-          <w:rFonts w:hint="eastAsia"/>
-        </w:rPr>
-        <w:t>序列</w:t>
-      </w:r>
-      <w:r>
-        <w:rPr>
-          <w:rFonts w:hint="eastAsia"/>
-        </w:rPr>
-        <w:t xml:space="preserve"> </w:t>
-      </w:r>
-      <w:r>
-        <w:rPr>
-          <w:rFonts w:hint="eastAsia"/>
-        </w:rPr>
-        <w:t>→</w:t>
-      </w:r>
-      <w:r>
-        <w:rPr>
-          <w:rFonts w:hint="eastAsia"/>
-        </w:rPr>
-        <w:t xml:space="preserve"> </w:t>
-      </w:r>
-      <w:r>
-        <w:rPr>
-          <w:rFonts w:hint="eastAsia"/>
-        </w:rPr>
-        <w:t>向量嵌入</w:t>
+        <w:t xml:space="preserve">- </w:t>
+      </w:r>
+      <w:r>
+        <w:rPr>
+          <w:rFonts w:hint="eastAsia"/>
+        </w:rPr>
+        <w:t>每层通过自注意力计算词元关联性</w:t>
       </w:r>
       <w:r>
         <w:rPr>
@@ -13151,25 +15677,13 @@
         <w:rPr>
           <w:rFonts w:hint="eastAsia"/>
         </w:rPr>
-        <w:t>2</w:t>
-      </w:r>
-      <w:r>
-        <w:rPr>
-          <w:rFonts w:hint="eastAsia"/>
-        </w:rPr>
-        <w:t>、多层</w:t>
-      </w:r>
-      <w:r>
-        <w:rPr>
-          <w:rFonts w:hint="eastAsia"/>
-        </w:rPr>
-        <w:t>Transformer</w:t>
-      </w:r>
-      <w:r>
-        <w:rPr>
-          <w:rFonts w:hint="eastAsia"/>
-        </w:rPr>
-        <w:t>处理：</w:t>
+        <w:t xml:space="preserve">- </w:t>
+      </w:r>
+      <w:r>
+        <w:rPr>
+          <w:rFonts w:hint="eastAsia"/>
+        </w:rPr>
+        <w:t>前馈网络提炼特征</w:t>
       </w:r>
       <w:r>
         <w:rPr>
@@ -13186,13 +15700,36 @@
         <w:rPr>
           <w:rFonts w:hint="eastAsia"/>
         </w:rPr>
+        <w:t>3</w:t>
+      </w:r>
+      <w:r>
+        <w:rPr>
+          <w:rFonts w:hint="eastAsia"/>
+        </w:rPr>
+        <w:t>、输出采样：</w:t>
+      </w:r>
+      <w:r>
+        <w:rPr>
+          <w:rFonts w:hint="eastAsia"/>
+        </w:rPr>
+        <w:t xml:space="preserve">  </w:t>
+      </w:r>
+    </w:p>
+    <w:p>
+      <w:pPr>
+        <w:ind w:firstLine="420"/>
+      </w:pPr>
+      <w:r>
+        <w:rPr>
+          <w:rFonts w:hint="eastAsia"/>
+        </w:rPr>
         <w:t xml:space="preserve">- </w:t>
       </w:r>
       <w:r>
         <w:rPr>
           <w:rFonts w:hint="eastAsia"/>
         </w:rPr>
-        <w:t>每层通过自注意力计算词元关联性</w:t>
+        <w:t>贪婪采样：直接选择概率最高词（输出确定但缺乏创意）</w:t>
       </w:r>
       <w:r>
         <w:rPr>
@@ -13215,7 +15752,7 @@
         <w:rPr>
           <w:rFonts w:hint="eastAsia"/>
         </w:rPr>
-        <w:t>前馈网络提炼特征</w:t>
+        <w:t>温度采样：调节概率分布平滑度（高温↑→多样性↑，低温↓→准确性↑）</w:t>
       </w:r>
       <w:r>
         <w:rPr>
@@ -13232,13 +15769,26 @@
         <w:rPr>
           <w:rFonts w:hint="eastAsia"/>
         </w:rPr>
-        <w:t>3</w:t>
-      </w:r>
-      <w:r>
-        <w:rPr>
-          <w:rFonts w:hint="eastAsia"/>
-        </w:rPr>
-        <w:t>、输出采样：</w:t>
+        <w:lastRenderedPageBreak/>
+        <w:t>- Top-p</w:t>
+      </w:r>
+      <w:r>
+        <w:rPr>
+          <w:rFonts w:hint="eastAsia"/>
+        </w:rPr>
+        <w:t>采样：仅从累积概率</w:t>
+      </w:r>
+      <w:r>
+        <w:rPr>
+          <w:rFonts w:hint="eastAsia"/>
+        </w:rPr>
+        <w:t>&gt;p</w:t>
+      </w:r>
+      <w:r>
+        <w:rPr>
+          <w:rFonts w:hint="eastAsia"/>
+        </w:rPr>
+        <w:t>的候选词中随机选择（平衡创意与合理性）</w:t>
       </w:r>
       <w:r>
         <w:rPr>
@@ -13251,17 +15801,16 @@
       <w:pPr>
         <w:ind w:firstLine="420"/>
       </w:pPr>
-      <w:r>
-        <w:rPr>
-          <w:rFonts w:hint="eastAsia"/>
-        </w:rPr>
-        <w:t xml:space="preserve">- </w:t>
-      </w:r>
-      <w:r>
-        <w:rPr>
-          <w:rFonts w:hint="eastAsia"/>
-        </w:rPr>
-        <w:t>贪婪采样：直接选择概率最高词（输出确定但缺乏创意）</w:t>
+    </w:p>
+    <w:p>
+      <w:pPr>
+        <w:ind w:firstLine="420"/>
+      </w:pPr>
+      <w:r>
+        <w:rPr>
+          <w:rFonts w:hint="eastAsia"/>
+        </w:rPr>
+        <w:t>形象比喻：大模型如同一个“超级文本压缩器”</w:t>
       </w:r>
       <w:r>
         <w:rPr>
@@ -13278,87 +15827,6 @@
         <w:rPr>
           <w:rFonts w:hint="eastAsia"/>
         </w:rPr>
-        <w:t xml:space="preserve">- </w:t>
-      </w:r>
-      <w:r>
-        <w:rPr>
-          <w:rFonts w:hint="eastAsia"/>
-        </w:rPr>
-        <w:t>温度采样：调节概率分布平滑度（高温↑→多样性↑，低温↓→准确性↑）</w:t>
-      </w:r>
-      <w:r>
-        <w:rPr>
-          <w:rFonts w:hint="eastAsia"/>
-        </w:rPr>
-        <w:t xml:space="preserve">  </w:t>
-      </w:r>
-    </w:p>
-    <w:p>
-      <w:pPr>
-        <w:ind w:firstLine="420"/>
-      </w:pPr>
-      <w:r>
-        <w:rPr>
-          <w:rFonts w:hint="eastAsia"/>
-        </w:rPr>
-        <w:t>- Top-p</w:t>
-      </w:r>
-      <w:r>
-        <w:rPr>
-          <w:rFonts w:hint="eastAsia"/>
-        </w:rPr>
-        <w:t>采样：仅从累积概率</w:t>
-      </w:r>
-      <w:r>
-        <w:rPr>
-          <w:rFonts w:hint="eastAsia"/>
-        </w:rPr>
-        <w:t>&gt;p</w:t>
-      </w:r>
-      <w:r>
-        <w:rPr>
-          <w:rFonts w:hint="eastAsia"/>
-        </w:rPr>
-        <w:t>的候选词中随机选择（平衡创意与合理性）</w:t>
-      </w:r>
-      <w:r>
-        <w:rPr>
-          <w:rFonts w:hint="eastAsia"/>
-        </w:rPr>
-        <w:t xml:space="preserve">  </w:t>
-      </w:r>
-    </w:p>
-    <w:p>
-      <w:pPr>
-        <w:ind w:firstLine="420"/>
-      </w:pPr>
-    </w:p>
-    <w:p>
-      <w:pPr>
-        <w:ind w:firstLine="420"/>
-      </w:pPr>
-      <w:r>
-        <w:rPr>
-          <w:rFonts w:hint="eastAsia"/>
-        </w:rPr>
-        <w:t>形象比喻：大模型如同一个“超级文本压缩器”</w:t>
-      </w:r>
-      <w:r>
-        <w:rPr>
-          <w:rFonts w:hint="eastAsia"/>
-        </w:rPr>
-        <w:t xml:space="preserve">  </w:t>
-      </w:r>
-    </w:p>
-    <w:p>
-      <w:pPr>
-        <w:ind w:firstLine="420"/>
-      </w:pPr>
-      <w:r>
-        <w:rPr>
-          <w:rFonts w:hint="eastAsia"/>
-        </w:rPr>
-        <w:lastRenderedPageBreak/>
         <w:t xml:space="preserve">- </w:t>
       </w:r>
       <w:r>
@@ -13433,7 +15901,7 @@
                     <pic:cNvPicPr/>
                   </pic:nvPicPr>
                   <pic:blipFill>
-                    <a:blip r:embed="rId26"/>
+                    <a:blip r:embed="rId27"/>
                     <a:stretch>
                       <a:fillRect/>
                     </a:stretch>
@@ -13554,13 +16022,7 @@
         <w:t>等工具为何“既像天才又像胡话专家”——它的所有输出本质是概率最优解，而非真正的认知。</w:t>
       </w:r>
     </w:p>
-    <w:p>
-      <w:pPr>
-        <w:rPr>
-          <w:rFonts w:hint="eastAsia"/>
-        </w:rPr>
-      </w:pPr>
-    </w:p>
+    <w:p/>
     <w:sectPr>
       <w:pgSz w:w="11906" w:h="16838"/>
       <w:pgMar w:top="1440" w:right="1800" w:bottom="1440" w:left="1800" w:header="851" w:footer="992" w:gutter="0"/>
